--- a/docs/JARVIS_Master_Architecture_Roadmap_v3_1.docx
+++ b/docs/JARVIS_Master_Architecture_Roadmap_v3_1.docx
@@ -51,23 +51,7 @@
         <w:jc w:val="center"/>
       </w:pPr>
       <w:r>
-        <w:t xml:space="preserve">Owner: Prince </w:t>
-      </w:r>
-      <w:proofErr w:type="gramStart"/>
-      <w:r>
-        <w:t>Anozie  ·</w:t>
-      </w:r>
-      <w:proofErr w:type="gramEnd"/>
-      <w:r>
-        <w:t xml:space="preserve">  Version: </w:t>
-      </w:r>
-      <w:proofErr w:type="gramStart"/>
-      <w:r>
-        <w:t>3.1  ·</w:t>
-      </w:r>
-      <w:proofErr w:type="gramEnd"/>
-      <w:r>
-        <w:t xml:space="preserve">  Date: 14 May 2026</w:t>
+        <w:t>Owner: Prince Anozie  ·  Version: 3.1  ·  Date: 14 May 2026</w:t>
       </w:r>
     </w:p>
     <w:tbl>
@@ -284,23 +268,7 @@
         <w:spacing w:after="80"/>
       </w:pPr>
       <w:r>
-        <w:t>Vision tools named: YOLOv8n for object detection, Tesseract/</w:t>
-      </w:r>
-      <w:proofErr w:type="spellStart"/>
-      <w:r>
-        <w:t>PaddleOCR</w:t>
-      </w:r>
-      <w:proofErr w:type="spellEnd"/>
-      <w:r>
-        <w:t xml:space="preserve"> for OCR, </w:t>
-      </w:r>
-      <w:proofErr w:type="spellStart"/>
-      <w:r>
-        <w:t>MediaPipe</w:t>
-      </w:r>
-      <w:proofErr w:type="spellEnd"/>
-      <w:r>
-        <w:t xml:space="preserve"> for pose/gesture (Section 13).</w:t>
+        <w:t>Vision tools named: YOLOv8n for object detection, Tesseract/PaddleOCR for OCR, MediaPipe for pose/gesture (Section 13).</w:t>
       </w:r>
     </w:p>
     <w:p>
@@ -313,17 +281,7 @@
         <w:spacing w:after="80"/>
       </w:pPr>
       <w:r>
-        <w:t xml:space="preserve">Model registry schema shown concretely with example </w:t>
-      </w:r>
-      <w:proofErr w:type="spellStart"/>
-      <w:proofErr w:type="gramStart"/>
-      <w:r>
-        <w:t>registry.yaml</w:t>
-      </w:r>
-      <w:proofErr w:type="spellEnd"/>
-      <w:proofErr w:type="gramEnd"/>
-      <w:r>
-        <w:t xml:space="preserve"> (Section 5).</w:t>
+        <w:t>Model registry schema shown concretely with example registry.yaml (Section 5).</w:t>
       </w:r>
     </w:p>
     <w:p>
@@ -783,15 +741,7 @@
           </w:tcPr>
           <w:p>
             <w:r>
-              <w:t xml:space="preserve">Push-to-talk first, </w:t>
-            </w:r>
-            <w:proofErr w:type="spellStart"/>
-            <w:r>
-              <w:t>realtime</w:t>
-            </w:r>
-            <w:proofErr w:type="spellEnd"/>
-            <w:r>
-              <w:t xml:space="preserve"> voice later</w:t>
+              <w:t>Push-to-talk first, realtime voice later</w:t>
             </w:r>
           </w:p>
         </w:tc>
@@ -1211,15 +1161,7 @@
         <w:spacing w:after="80"/>
       </w:pPr>
       <w:r>
-        <w:t xml:space="preserve">Observable to </w:t>
-      </w:r>
-      <w:proofErr w:type="gramStart"/>
-      <w:r>
-        <w:t>ourselves</w:t>
-      </w:r>
-      <w:proofErr w:type="gramEnd"/>
-      <w:r>
-        <w:t>: Jarvis can audit itself, replay its own decisions, and compare its own outputs. These are not future features — they are part of the core architecture.</w:t>
+        <w:t>Observable to ourselves: Jarvis can audit itself, replay its own decisions, and compare its own outputs. These are not future features — they are part of the core architecture.</w:t>
       </w:r>
     </w:p>
     <w:p>
@@ -2651,15 +2593,7 @@
         <w:spacing w:after="120"/>
       </w:pPr>
       <w:r>
-        <w:t xml:space="preserve">Cheapest capable is not cheapest at any quality. Each task class has a quality bar set by frontier model output. The router only stays local if the local model meets that bar. </w:t>
-      </w:r>
-      <w:proofErr w:type="gramStart"/>
-      <w:r>
-        <w:t>Otherwise</w:t>
-      </w:r>
-      <w:proofErr w:type="gramEnd"/>
-      <w:r>
-        <w:t xml:space="preserve"> it escalates.</w:t>
+        <w:t>Cheapest capable is not cheapest at any quality. Each task class has a quality bar set by frontier model output. The router only stays local if the local model meets that bar. Otherwise it escalates.</w:t>
       </w:r>
     </w:p>
     <w:p>
@@ -2706,15 +2640,7 @@
         <w:spacing w:after="80"/>
       </w:pPr>
       <w:r>
-        <w:t xml:space="preserve">User rating feedback: thumbs-down or low rating on a </w:t>
-      </w:r>
-      <w:proofErr w:type="gramStart"/>
-      <w:r>
-        <w:t>local response marks</w:t>
-      </w:r>
-      <w:proofErr w:type="gramEnd"/>
-      <w:r>
-        <w:t xml:space="preserve"> that task class for escalation next time.</w:t>
+        <w:t>User rating feedback: thumbs-down or low rating on a local response marks that task class for escalation next time.</w:t>
       </w:r>
     </w:p>
     <w:p>
@@ -3538,20 +3464,8 @@
           <w:sz w:val="18"/>
           <w:szCs w:val="18"/>
         </w:rPr>
-        <w:t xml:space="preserve"># </w:t>
-      </w:r>
-      <w:proofErr w:type="spellStart"/>
-      <w:proofErr w:type="gramStart"/>
-      <w:r>
-        <w:rPr>
-          <w:rFonts w:ascii="Consolas" w:eastAsia="Consolas" w:hAnsi="Consolas" w:cs="Consolas"/>
-          <w:sz w:val="18"/>
-          <w:szCs w:val="18"/>
-        </w:rPr>
-        <w:t>registry.yaml</w:t>
-      </w:r>
-      <w:proofErr w:type="spellEnd"/>
-      <w:proofErr w:type="gramEnd"/>
+        <w:t># registry.yaml</w:t>
+      </w:r>
     </w:p>
     <w:p>
       <w:pPr>
@@ -3592,49 +3506,21 @@
           <w:sz w:val="18"/>
           <w:szCs w:val="18"/>
         </w:rPr>
-        <w:t xml:space="preserve">    provider: </w:t>
-      </w:r>
-      <w:proofErr w:type="spellStart"/>
+        <w:t xml:space="preserve">    provider: ollama</w:t>
+      </w:r>
+    </w:p>
+    <w:p>
+      <w:pPr>
+        <w:shd w:val="clear" w:color="auto" w:fill="F2F2F2"/>
+        <w:spacing w:after="120"/>
+      </w:pPr>
       <w:r>
         <w:rPr>
           <w:rFonts w:ascii="Consolas" w:eastAsia="Consolas" w:hAnsi="Consolas" w:cs="Consolas"/>
           <w:sz w:val="18"/>
           <w:szCs w:val="18"/>
         </w:rPr>
-        <w:t>ollama</w:t>
-      </w:r>
-      <w:proofErr w:type="spellEnd"/>
-    </w:p>
-    <w:p>
-      <w:pPr>
-        <w:shd w:val="clear" w:color="auto" w:fill="F2F2F2"/>
-        <w:spacing w:after="120"/>
-      </w:pPr>
-      <w:r>
-        <w:rPr>
-          <w:rFonts w:ascii="Consolas" w:eastAsia="Consolas" w:hAnsi="Consolas" w:cs="Consolas"/>
-          <w:sz w:val="18"/>
-          <w:szCs w:val="18"/>
-        </w:rPr>
-        <w:t xml:space="preserve">    </w:t>
-      </w:r>
-      <w:proofErr w:type="spellStart"/>
-      <w:r>
-        <w:rPr>
-          <w:rFonts w:ascii="Consolas" w:eastAsia="Consolas" w:hAnsi="Consolas" w:cs="Consolas"/>
-          <w:sz w:val="18"/>
-          <w:szCs w:val="18"/>
-        </w:rPr>
-        <w:t>model_name</w:t>
-      </w:r>
-      <w:proofErr w:type="spellEnd"/>
-      <w:r>
-        <w:rPr>
-          <w:rFonts w:ascii="Consolas" w:eastAsia="Consolas" w:hAnsi="Consolas" w:cs="Consolas"/>
-          <w:sz w:val="18"/>
-          <w:szCs w:val="18"/>
-        </w:rPr>
-        <w:t>: llama3.2:3b</w:t>
+        <w:t xml:space="preserve">    model_name: llama3.2:3b</w:t>
       </w:r>
     </w:p>
     <w:p>
@@ -3690,57 +3576,21 @@
           <w:sz w:val="18"/>
           <w:szCs w:val="18"/>
         </w:rPr>
-        <w:t xml:space="preserve">    </w:t>
-      </w:r>
-      <w:proofErr w:type="spellStart"/>
+        <w:t xml:space="preserve">    avg_latency_ms: 600</w:t>
+      </w:r>
+    </w:p>
+    <w:p>
+      <w:pPr>
+        <w:shd w:val="clear" w:color="auto" w:fill="F2F2F2"/>
+        <w:spacing w:after="120"/>
+      </w:pPr>
       <w:r>
         <w:rPr>
           <w:rFonts w:ascii="Consolas" w:eastAsia="Consolas" w:hAnsi="Consolas" w:cs="Consolas"/>
           <w:sz w:val="18"/>
           <w:szCs w:val="18"/>
         </w:rPr>
-        <w:t>avg_latency_ms</w:t>
-      </w:r>
-      <w:proofErr w:type="spellEnd"/>
-      <w:r>
-        <w:rPr>
-          <w:rFonts w:ascii="Consolas" w:eastAsia="Consolas" w:hAnsi="Consolas" w:cs="Consolas"/>
-          <w:sz w:val="18"/>
-          <w:szCs w:val="18"/>
-        </w:rPr>
-        <w:t>: 600</w:t>
-      </w:r>
-    </w:p>
-    <w:p>
-      <w:pPr>
-        <w:shd w:val="clear" w:color="auto" w:fill="F2F2F2"/>
-        <w:spacing w:after="120"/>
-      </w:pPr>
-      <w:r>
-        <w:rPr>
-          <w:rFonts w:ascii="Consolas" w:eastAsia="Consolas" w:hAnsi="Consolas" w:cs="Consolas"/>
-          <w:sz w:val="18"/>
-          <w:szCs w:val="18"/>
-        </w:rPr>
-        <w:t xml:space="preserve">    </w:t>
-      </w:r>
-      <w:proofErr w:type="spellStart"/>
-      <w:r>
-        <w:rPr>
-          <w:rFonts w:ascii="Consolas" w:eastAsia="Consolas" w:hAnsi="Consolas" w:cs="Consolas"/>
-          <w:sz w:val="18"/>
-          <w:szCs w:val="18"/>
-        </w:rPr>
-        <w:t>context_window</w:t>
-      </w:r>
-      <w:proofErr w:type="spellEnd"/>
-      <w:r>
-        <w:rPr>
-          <w:rFonts w:ascii="Consolas" w:eastAsia="Consolas" w:hAnsi="Consolas" w:cs="Consolas"/>
-          <w:sz w:val="18"/>
-          <w:szCs w:val="18"/>
-        </w:rPr>
-        <w:t>: 8192</w:t>
+        <w:t xml:space="preserve">    context_window: 8192</w:t>
       </w:r>
     </w:p>
     <w:p>
@@ -3816,25 +3666,7 @@
           <w:sz w:val="18"/>
           <w:szCs w:val="18"/>
         </w:rPr>
-        <w:t xml:space="preserve">    </w:t>
-      </w:r>
-      <w:proofErr w:type="spellStart"/>
-      <w:r>
-        <w:rPr>
-          <w:rFonts w:ascii="Consolas" w:eastAsia="Consolas" w:hAnsi="Consolas" w:cs="Consolas"/>
-          <w:sz w:val="18"/>
-          <w:szCs w:val="18"/>
-        </w:rPr>
-        <w:t>model_name</w:t>
-      </w:r>
-      <w:proofErr w:type="spellEnd"/>
-      <w:r>
-        <w:rPr>
-          <w:rFonts w:ascii="Consolas" w:eastAsia="Consolas" w:hAnsi="Consolas" w:cs="Consolas"/>
-          <w:sz w:val="18"/>
-          <w:szCs w:val="18"/>
-        </w:rPr>
-        <w:t>: claude-haiku-4-5-20251001</w:t>
+        <w:t xml:space="preserve">    model_name: claude-haiku-4-5-20251001</w:t>
       </w:r>
     </w:p>
     <w:p>
@@ -3890,57 +3722,21 @@
           <w:sz w:val="18"/>
           <w:szCs w:val="18"/>
         </w:rPr>
-        <w:t xml:space="preserve">    </w:t>
-      </w:r>
-      <w:proofErr w:type="spellStart"/>
+        <w:t xml:space="preserve">    avg_latency_ms: 1400</w:t>
+      </w:r>
+    </w:p>
+    <w:p>
+      <w:pPr>
+        <w:shd w:val="clear" w:color="auto" w:fill="F2F2F2"/>
+        <w:spacing w:after="120"/>
+      </w:pPr>
       <w:r>
         <w:rPr>
           <w:rFonts w:ascii="Consolas" w:eastAsia="Consolas" w:hAnsi="Consolas" w:cs="Consolas"/>
           <w:sz w:val="18"/>
           <w:szCs w:val="18"/>
         </w:rPr>
-        <w:t>avg_latency_ms</w:t>
-      </w:r>
-      <w:proofErr w:type="spellEnd"/>
-      <w:r>
-        <w:rPr>
-          <w:rFonts w:ascii="Consolas" w:eastAsia="Consolas" w:hAnsi="Consolas" w:cs="Consolas"/>
-          <w:sz w:val="18"/>
-          <w:szCs w:val="18"/>
-        </w:rPr>
-        <w:t>: 1400</w:t>
-      </w:r>
-    </w:p>
-    <w:p>
-      <w:pPr>
-        <w:shd w:val="clear" w:color="auto" w:fill="F2F2F2"/>
-        <w:spacing w:after="120"/>
-      </w:pPr>
-      <w:r>
-        <w:rPr>
-          <w:rFonts w:ascii="Consolas" w:eastAsia="Consolas" w:hAnsi="Consolas" w:cs="Consolas"/>
-          <w:sz w:val="18"/>
-          <w:szCs w:val="18"/>
-        </w:rPr>
-        <w:t xml:space="preserve">    </w:t>
-      </w:r>
-      <w:proofErr w:type="spellStart"/>
-      <w:r>
-        <w:rPr>
-          <w:rFonts w:ascii="Consolas" w:eastAsia="Consolas" w:hAnsi="Consolas" w:cs="Consolas"/>
-          <w:sz w:val="18"/>
-          <w:szCs w:val="18"/>
-        </w:rPr>
-        <w:t>context_window</w:t>
-      </w:r>
-      <w:proofErr w:type="spellEnd"/>
-      <w:r>
-        <w:rPr>
-          <w:rFonts w:ascii="Consolas" w:eastAsia="Consolas" w:hAnsi="Consolas" w:cs="Consolas"/>
-          <w:sz w:val="18"/>
-          <w:szCs w:val="18"/>
-        </w:rPr>
-        <w:t>: 200000</w:t>
+        <w:t xml:space="preserve">    context_window: 200000</w:t>
       </w:r>
     </w:p>
     <w:p>
@@ -4016,25 +3812,7 @@
           <w:sz w:val="18"/>
           <w:szCs w:val="18"/>
         </w:rPr>
-        <w:t xml:space="preserve">    </w:t>
-      </w:r>
-      <w:proofErr w:type="spellStart"/>
-      <w:r>
-        <w:rPr>
-          <w:rFonts w:ascii="Consolas" w:eastAsia="Consolas" w:hAnsi="Consolas" w:cs="Consolas"/>
-          <w:sz w:val="18"/>
-          <w:szCs w:val="18"/>
-        </w:rPr>
-        <w:t>model_name</w:t>
-      </w:r>
-      <w:proofErr w:type="spellEnd"/>
-      <w:r>
-        <w:rPr>
-          <w:rFonts w:ascii="Consolas" w:eastAsia="Consolas" w:hAnsi="Consolas" w:cs="Consolas"/>
-          <w:sz w:val="18"/>
-          <w:szCs w:val="18"/>
-        </w:rPr>
-        <w:t>: claude-opus-4-7</w:t>
+        <w:t xml:space="preserve">    model_name: claude-opus-4-7</w:t>
       </w:r>
     </w:p>
     <w:p>
@@ -4091,57 +3869,21 @@
           <w:sz w:val="18"/>
           <w:szCs w:val="18"/>
         </w:rPr>
-        <w:t xml:space="preserve">    </w:t>
-      </w:r>
-      <w:proofErr w:type="spellStart"/>
+        <w:t xml:space="preserve">    avg_latency_ms: 3200</w:t>
+      </w:r>
+    </w:p>
+    <w:p>
+      <w:pPr>
+        <w:shd w:val="clear" w:color="auto" w:fill="F2F2F2"/>
+        <w:spacing w:after="120"/>
+      </w:pPr>
       <w:r>
         <w:rPr>
           <w:rFonts w:ascii="Consolas" w:eastAsia="Consolas" w:hAnsi="Consolas" w:cs="Consolas"/>
           <w:sz w:val="18"/>
           <w:szCs w:val="18"/>
         </w:rPr>
-        <w:t>avg_latency_ms</w:t>
-      </w:r>
-      <w:proofErr w:type="spellEnd"/>
-      <w:r>
-        <w:rPr>
-          <w:rFonts w:ascii="Consolas" w:eastAsia="Consolas" w:hAnsi="Consolas" w:cs="Consolas"/>
-          <w:sz w:val="18"/>
-          <w:szCs w:val="18"/>
-        </w:rPr>
-        <w:t>: 3200</w:t>
-      </w:r>
-    </w:p>
-    <w:p>
-      <w:pPr>
-        <w:shd w:val="clear" w:color="auto" w:fill="F2F2F2"/>
-        <w:spacing w:after="120"/>
-      </w:pPr>
-      <w:r>
-        <w:rPr>
-          <w:rFonts w:ascii="Consolas" w:eastAsia="Consolas" w:hAnsi="Consolas" w:cs="Consolas"/>
-          <w:sz w:val="18"/>
-          <w:szCs w:val="18"/>
-        </w:rPr>
-        <w:t xml:space="preserve">    </w:t>
-      </w:r>
-      <w:proofErr w:type="spellStart"/>
-      <w:r>
-        <w:rPr>
-          <w:rFonts w:ascii="Consolas" w:eastAsia="Consolas" w:hAnsi="Consolas" w:cs="Consolas"/>
-          <w:sz w:val="18"/>
-          <w:szCs w:val="18"/>
-        </w:rPr>
-        <w:t>context_window</w:t>
-      </w:r>
-      <w:proofErr w:type="spellEnd"/>
-      <w:r>
-        <w:rPr>
-          <w:rFonts w:ascii="Consolas" w:eastAsia="Consolas" w:hAnsi="Consolas" w:cs="Consolas"/>
-          <w:sz w:val="18"/>
-          <w:szCs w:val="18"/>
-        </w:rPr>
-        <w:t>: 200000</w:t>
+        <w:t xml:space="preserve">    context_window: 200000</w:t>
       </w:r>
     </w:p>
     <w:p>
@@ -4382,13 +4124,8 @@
             </w:tcMar>
           </w:tcPr>
           <w:p>
-            <w:proofErr w:type="spellStart"/>
-            <w:r>
-              <w:t>Ollama</w:t>
-            </w:r>
-            <w:proofErr w:type="spellEnd"/>
-            <w:r>
-              <w:t xml:space="preserve"> local models</w:t>
+            <w:r>
+              <w:t>Ollama local models</w:t>
             </w:r>
           </w:p>
         </w:tc>
@@ -4592,15 +4329,7 @@
           </w:tcPr>
           <w:p>
             <w:r>
-              <w:t>Gemini/</w:t>
-            </w:r>
-            <w:proofErr w:type="spellStart"/>
-            <w:r>
-              <w:t>NotebookLM</w:t>
-            </w:r>
-            <w:proofErr w:type="spellEnd"/>
-            <w:r>
-              <w:t xml:space="preserve"> optional</w:t>
+              <w:t>Gemini/NotebookLM optional</w:t>
             </w:r>
           </w:p>
         </w:tc>
@@ -4682,15 +4411,7 @@
           </w:p>
           <w:p>
             <w:r>
-              <w:t xml:space="preserve">Jarvis must select the cheapest capable route, not the developer's preferred model. Every model call </w:t>
-            </w:r>
-            <w:proofErr w:type="gramStart"/>
-            <w:r>
-              <w:t>records:</w:t>
-            </w:r>
-            <w:proofErr w:type="gramEnd"/>
-            <w:r>
-              <w:t xml:space="preserve"> task type, selected model, reason, estimated cost, latency, success/failure, and user rating if available.</w:t>
+              <w:t>Jarvis must select the cheapest capable route, not the developer's preferred model. Every model call records: task type, selected model, reason, estimated cost, latency, success/failure, and user rating if available.</w:t>
             </w:r>
           </w:p>
         </w:tc>
@@ -5535,23 +5256,7 @@
         <w:spacing w:after="80"/>
       </w:pPr>
       <w:r>
-        <w:t xml:space="preserve">Tokens are buffered into sentence chunks (split </w:t>
-      </w:r>
-      <w:proofErr w:type="gramStart"/>
-      <w:r>
-        <w:t>on .</w:t>
-      </w:r>
-      <w:proofErr w:type="gramEnd"/>
-      <w:r>
-        <w:t xml:space="preserve"> </w:t>
-      </w:r>
-      <w:proofErr w:type="gramStart"/>
-      <w:r>
-        <w:t>! ?</w:t>
-      </w:r>
-      <w:proofErr w:type="gramEnd"/>
-      <w:r>
-        <w:t xml:space="preserve"> followed by space).</w:t>
+        <w:t>Tokens are buffered into sentence chunks (split on . ! ? followed by space).</w:t>
       </w:r>
     </w:p>
     <w:p>
@@ -5805,15 +5510,7 @@
           </w:tcPr>
           <w:p>
             <w:r>
-              <w:t>SQLite (</w:t>
-            </w:r>
-            <w:proofErr w:type="spellStart"/>
-            <w:r>
-              <w:t>jarvis.db</w:t>
-            </w:r>
-            <w:proofErr w:type="spellEnd"/>
-            <w:r>
-              <w:t>)</w:t>
+              <w:t>SQLite (jarvis.db)</w:t>
             </w:r>
           </w:p>
         </w:tc>
@@ -5835,15 +5532,7 @@
           </w:tcPr>
           <w:p>
             <w:r>
-              <w:t xml:space="preserve">Structured, </w:t>
-            </w:r>
-            <w:proofErr w:type="spellStart"/>
-            <w:r>
-              <w:t>queryable</w:t>
-            </w:r>
-            <w:proofErr w:type="spellEnd"/>
-            <w:r>
-              <w:t>, survives restart</w:t>
+              <w:t>Structured, queryable, survives restart</w:t>
             </w:r>
           </w:p>
         </w:tc>
@@ -5912,15 +5601,7 @@
           </w:tcPr>
           <w:p>
             <w:r>
-              <w:t xml:space="preserve">Append-heavy, </w:t>
-            </w:r>
-            <w:proofErr w:type="spellStart"/>
-            <w:r>
-              <w:t>queryable</w:t>
-            </w:r>
-            <w:proofErr w:type="spellEnd"/>
-            <w:r>
-              <w:t xml:space="preserve"> for self-audit</w:t>
+              <w:t>Append-heavy, queryable for self-audit</w:t>
             </w:r>
           </w:p>
         </w:tc>
@@ -6034,15 +5715,7 @@
           </w:tcPr>
           <w:p>
             <w:r>
-              <w:t xml:space="preserve">In-memory </w:t>
-            </w:r>
-            <w:proofErr w:type="spellStart"/>
-            <w:r>
-              <w:t>dict</w:t>
-            </w:r>
-            <w:proofErr w:type="spellEnd"/>
-            <w:r>
-              <w:t>, optional Redis later</w:t>
+              <w:t>In-memory dict, optional Redis later</w:t>
             </w:r>
           </w:p>
         </w:tc>
@@ -6064,15 +5737,7 @@
           </w:tcPr>
           <w:p>
             <w:r>
-              <w:t xml:space="preserve">Fast access, </w:t>
-            </w:r>
-            <w:proofErr w:type="spellStart"/>
-            <w:r>
-              <w:t>recreatable</w:t>
-            </w:r>
-            <w:proofErr w:type="spellEnd"/>
-            <w:r>
-              <w:t xml:space="preserve"> on restart</w:t>
+              <w:t>Fast access, recreatable on restart</w:t>
             </w:r>
           </w:p>
         </w:tc>
@@ -6186,13 +5851,8 @@
           </w:tcPr>
           <w:p>
             <w:r>
-              <w:t xml:space="preserve">Local Chroma or </w:t>
-            </w:r>
-            <w:proofErr w:type="spellStart"/>
-            <w:r>
-              <w:t>LanceDB</w:t>
-            </w:r>
-            <w:proofErr w:type="spellEnd"/>
+              <w:t>Local Chroma or LanceDB</w:t>
+            </w:r>
           </w:p>
         </w:tc>
         <w:tc>
@@ -6258,13 +5918,8 @@
             </w:tcMar>
           </w:tcPr>
           <w:p>
-            <w:proofErr w:type="gramStart"/>
-            <w:r>
-              <w:t>.env</w:t>
-            </w:r>
-            <w:proofErr w:type="gramEnd"/>
-            <w:r>
-              <w:t xml:space="preserve"> + YAML files in config/</w:t>
+            <w:r>
+              <w:t>.env + YAML files in config/</w:t>
             </w:r>
           </w:p>
         </w:tc>
@@ -6373,23 +6028,13 @@
         <w:shd w:val="clear" w:color="auto" w:fill="F2F2F2"/>
         <w:spacing w:after="120"/>
       </w:pPr>
-      <w:proofErr w:type="spellStart"/>
       <w:r>
         <w:rPr>
           <w:rFonts w:ascii="Consolas" w:eastAsia="Consolas" w:hAnsi="Consolas" w:cs="Consolas"/>
           <w:sz w:val="18"/>
           <w:szCs w:val="18"/>
         </w:rPr>
-        <w:t>jarvis</w:t>
-      </w:r>
-      <w:proofErr w:type="spellEnd"/>
-      <w:r>
-        <w:rPr>
-          <w:rFonts w:ascii="Consolas" w:eastAsia="Consolas" w:hAnsi="Consolas" w:cs="Consolas"/>
-          <w:sz w:val="18"/>
-          <w:szCs w:val="18"/>
-        </w:rPr>
-        <w:t>/</w:t>
+        <w:t>jarvis/</w:t>
       </w:r>
     </w:p>
     <w:p>
@@ -6431,43 +6076,7 @@
           <w:sz w:val="18"/>
           <w:szCs w:val="18"/>
         </w:rPr>
-        <w:t xml:space="preserve">    </w:t>
-      </w:r>
-      <w:proofErr w:type="spellStart"/>
-      <w:r>
-        <w:rPr>
-          <w:rFonts w:ascii="Consolas" w:eastAsia="Consolas" w:hAnsi="Consolas" w:cs="Consolas"/>
-          <w:sz w:val="18"/>
-          <w:szCs w:val="18"/>
-        </w:rPr>
-        <w:t>api</w:t>
-      </w:r>
-      <w:proofErr w:type="spellEnd"/>
-      <w:r>
-        <w:rPr>
-          <w:rFonts w:ascii="Consolas" w:eastAsia="Consolas" w:hAnsi="Consolas" w:cs="Consolas"/>
-          <w:sz w:val="18"/>
-          <w:szCs w:val="18"/>
-        </w:rPr>
-        <w:t xml:space="preserve">/                     # </w:t>
-      </w:r>
-      <w:proofErr w:type="spellStart"/>
-      <w:r>
-        <w:rPr>
-          <w:rFonts w:ascii="Consolas" w:eastAsia="Consolas" w:hAnsi="Consolas" w:cs="Consolas"/>
-          <w:sz w:val="18"/>
-          <w:szCs w:val="18"/>
-        </w:rPr>
-        <w:t>FastAPI</w:t>
-      </w:r>
-      <w:proofErr w:type="spellEnd"/>
-      <w:r>
-        <w:rPr>
-          <w:rFonts w:ascii="Consolas" w:eastAsia="Consolas" w:hAnsi="Consolas" w:cs="Consolas"/>
-          <w:sz w:val="18"/>
-          <w:szCs w:val="18"/>
-        </w:rPr>
-        <w:t xml:space="preserve"> local server</w:t>
+        <w:t xml:space="preserve">    api/                     # FastAPI local server</w:t>
       </w:r>
     </w:p>
     <w:p>
@@ -6621,57 +6230,21 @@
           <w:sz w:val="18"/>
           <w:szCs w:val="18"/>
         </w:rPr>
-        <w:t xml:space="preserve">    </w:t>
-      </w:r>
-      <w:proofErr w:type="spellStart"/>
+        <w:t xml:space="preserve">    cost_guard/              # hard caps, budget enforcement</w:t>
+      </w:r>
+    </w:p>
+    <w:p>
+      <w:pPr>
+        <w:shd w:val="clear" w:color="auto" w:fill="F2F2F2"/>
+        <w:spacing w:after="120"/>
+      </w:pPr>
       <w:r>
         <w:rPr>
           <w:rFonts w:ascii="Consolas" w:eastAsia="Consolas" w:hAnsi="Consolas" w:cs="Consolas"/>
           <w:sz w:val="18"/>
           <w:szCs w:val="18"/>
         </w:rPr>
-        <w:t>cost_guard</w:t>
-      </w:r>
-      <w:proofErr w:type="spellEnd"/>
-      <w:r>
-        <w:rPr>
-          <w:rFonts w:ascii="Consolas" w:eastAsia="Consolas" w:hAnsi="Consolas" w:cs="Consolas"/>
-          <w:sz w:val="18"/>
-          <w:szCs w:val="18"/>
-        </w:rPr>
-        <w:t>/              # hard caps, budget enforcement</w:t>
-      </w:r>
-    </w:p>
-    <w:p>
-      <w:pPr>
-        <w:shd w:val="clear" w:color="auto" w:fill="F2F2F2"/>
-        <w:spacing w:after="120"/>
-      </w:pPr>
-      <w:r>
-        <w:rPr>
-          <w:rFonts w:ascii="Consolas" w:eastAsia="Consolas" w:hAnsi="Consolas" w:cs="Consolas"/>
-          <w:sz w:val="18"/>
-          <w:szCs w:val="18"/>
-        </w:rPr>
-        <w:t xml:space="preserve">    scheduler/               # </w:t>
-      </w:r>
-      <w:proofErr w:type="spellStart"/>
-      <w:r>
-        <w:rPr>
-          <w:rFonts w:ascii="Consolas" w:eastAsia="Consolas" w:hAnsi="Consolas" w:cs="Consolas"/>
-          <w:sz w:val="18"/>
-          <w:szCs w:val="18"/>
-        </w:rPr>
-        <w:t>cron</w:t>
-      </w:r>
-      <w:proofErr w:type="spellEnd"/>
-      <w:r>
-        <w:rPr>
-          <w:rFonts w:ascii="Consolas" w:eastAsia="Consolas" w:hAnsi="Consolas" w:cs="Consolas"/>
-          <w:sz w:val="18"/>
-          <w:szCs w:val="18"/>
-        </w:rPr>
-        <w:t>-like scheduled routines</w:t>
+        <w:t xml:space="preserve">    scheduler/               # cron-like scheduled routines</w:t>
       </w:r>
     </w:p>
     <w:p>
@@ -6699,25 +6272,7 @@
           <w:sz w:val="18"/>
           <w:szCs w:val="18"/>
         </w:rPr>
-        <w:t xml:space="preserve">    </w:t>
-      </w:r>
-      <w:proofErr w:type="spellStart"/>
-      <w:r>
-        <w:rPr>
-          <w:rFonts w:ascii="Consolas" w:eastAsia="Consolas" w:hAnsi="Consolas" w:cs="Consolas"/>
-          <w:sz w:val="18"/>
-          <w:szCs w:val="18"/>
-        </w:rPr>
-        <w:t>example_plugin</w:t>
-      </w:r>
-      <w:proofErr w:type="spellEnd"/>
-      <w:r>
-        <w:rPr>
-          <w:rFonts w:ascii="Consolas" w:eastAsia="Consolas" w:hAnsi="Consolas" w:cs="Consolas"/>
-          <w:sz w:val="18"/>
-          <w:szCs w:val="18"/>
-        </w:rPr>
-        <w:t>/          # template showing the plugin contract</w:t>
+        <w:t xml:space="preserve">    example_plugin/          # template showing the plugin contract</w:t>
       </w:r>
     </w:p>
     <w:p>
@@ -6745,25 +6300,35 @@
           <w:sz w:val="18"/>
           <w:szCs w:val="18"/>
         </w:rPr>
-        <w:t xml:space="preserve">    </w:t>
-      </w:r>
-      <w:proofErr w:type="spellStart"/>
+        <w:t xml:space="preserve">    os_tools/                # files, folders, apps</w:t>
+      </w:r>
+    </w:p>
+    <w:p>
+      <w:pPr>
+        <w:shd w:val="clear" w:color="auto" w:fill="F2F2F2"/>
+        <w:spacing w:after="120"/>
+      </w:pPr>
       <w:r>
         <w:rPr>
           <w:rFonts w:ascii="Consolas" w:eastAsia="Consolas" w:hAnsi="Consolas" w:cs="Consolas"/>
           <w:sz w:val="18"/>
           <w:szCs w:val="18"/>
         </w:rPr>
-        <w:t>os_tools</w:t>
-      </w:r>
-      <w:proofErr w:type="spellEnd"/>
+        <w:t xml:space="preserve">    document_tools/          # PDF, DOCX, TXT extraction</w:t>
+      </w:r>
+    </w:p>
+    <w:p>
+      <w:pPr>
+        <w:shd w:val="clear" w:color="auto" w:fill="F2F2F2"/>
+        <w:spacing w:after="120"/>
+      </w:pPr>
       <w:r>
         <w:rPr>
           <w:rFonts w:ascii="Consolas" w:eastAsia="Consolas" w:hAnsi="Consolas" w:cs="Consolas"/>
           <w:sz w:val="18"/>
           <w:szCs w:val="18"/>
         </w:rPr>
-        <w:t>/                # files, folders, apps</w:t>
+        <w:t xml:space="preserve">    project_tools/           # repo read, test runner, patching</w:t>
       </w:r>
     </w:p>
     <w:p>
@@ -6777,125 +6342,7 @@
           <w:sz w:val="18"/>
           <w:szCs w:val="18"/>
         </w:rPr>
-        <w:t xml:space="preserve">    </w:t>
-      </w:r>
-      <w:proofErr w:type="spellStart"/>
-      <w:r>
-        <w:rPr>
-          <w:rFonts w:ascii="Consolas" w:eastAsia="Consolas" w:hAnsi="Consolas" w:cs="Consolas"/>
-          <w:sz w:val="18"/>
-          <w:szCs w:val="18"/>
-        </w:rPr>
-        <w:t>document_tools</w:t>
-      </w:r>
-      <w:proofErr w:type="spellEnd"/>
-      <w:r>
-        <w:rPr>
-          <w:rFonts w:ascii="Consolas" w:eastAsia="Consolas" w:hAnsi="Consolas" w:cs="Consolas"/>
-          <w:sz w:val="18"/>
-          <w:szCs w:val="18"/>
-        </w:rPr>
-        <w:t>/          # PDF, DOCX, TXT extraction</w:t>
-      </w:r>
-    </w:p>
-    <w:p>
-      <w:pPr>
-        <w:shd w:val="clear" w:color="auto" w:fill="F2F2F2"/>
-        <w:spacing w:after="120"/>
-      </w:pPr>
-      <w:r>
-        <w:rPr>
-          <w:rFonts w:ascii="Consolas" w:eastAsia="Consolas" w:hAnsi="Consolas" w:cs="Consolas"/>
-          <w:sz w:val="18"/>
-          <w:szCs w:val="18"/>
-        </w:rPr>
-        <w:t xml:space="preserve">    </w:t>
-      </w:r>
-      <w:proofErr w:type="spellStart"/>
-      <w:r>
-        <w:rPr>
-          <w:rFonts w:ascii="Consolas" w:eastAsia="Consolas" w:hAnsi="Consolas" w:cs="Consolas"/>
-          <w:sz w:val="18"/>
-          <w:szCs w:val="18"/>
-        </w:rPr>
-        <w:t>project_tools</w:t>
-      </w:r>
-      <w:proofErr w:type="spellEnd"/>
-      <w:r>
-        <w:rPr>
-          <w:rFonts w:ascii="Consolas" w:eastAsia="Consolas" w:hAnsi="Consolas" w:cs="Consolas"/>
-          <w:sz w:val="18"/>
-          <w:szCs w:val="18"/>
-        </w:rPr>
-        <w:t>/           # repo read, test runner, patching</w:t>
-      </w:r>
-    </w:p>
-    <w:p>
-      <w:pPr>
-        <w:shd w:val="clear" w:color="auto" w:fill="F2F2F2"/>
-        <w:spacing w:after="120"/>
-      </w:pPr>
-      <w:r>
-        <w:rPr>
-          <w:rFonts w:ascii="Consolas" w:eastAsia="Consolas" w:hAnsi="Consolas" w:cs="Consolas"/>
-          <w:sz w:val="18"/>
-          <w:szCs w:val="18"/>
-        </w:rPr>
-        <w:t xml:space="preserve">    </w:t>
-      </w:r>
-      <w:proofErr w:type="spellStart"/>
-      <w:r>
-        <w:rPr>
-          <w:rFonts w:ascii="Consolas" w:eastAsia="Consolas" w:hAnsi="Consolas" w:cs="Consolas"/>
-          <w:sz w:val="18"/>
-          <w:szCs w:val="18"/>
-        </w:rPr>
-        <w:t>room_tools</w:t>
-      </w:r>
-      <w:proofErr w:type="spellEnd"/>
-      <w:r>
-        <w:rPr>
-          <w:rFonts w:ascii="Consolas" w:eastAsia="Consolas" w:hAnsi="Consolas" w:cs="Consolas"/>
-          <w:sz w:val="18"/>
-          <w:szCs w:val="18"/>
-        </w:rPr>
-        <w:t xml:space="preserve">/              # Hue, Tapo, </w:t>
-      </w:r>
-      <w:proofErr w:type="spellStart"/>
-      <w:r>
-        <w:rPr>
-          <w:rFonts w:ascii="Consolas" w:eastAsia="Consolas" w:hAnsi="Consolas" w:cs="Consolas"/>
-          <w:sz w:val="18"/>
-          <w:szCs w:val="18"/>
-        </w:rPr>
-        <w:t>Nanoleaf</w:t>
-      </w:r>
-      <w:proofErr w:type="spellEnd"/>
-      <w:r>
-        <w:rPr>
-          <w:rFonts w:ascii="Consolas" w:eastAsia="Consolas" w:hAnsi="Consolas" w:cs="Consolas"/>
-          <w:sz w:val="18"/>
-          <w:szCs w:val="18"/>
-        </w:rPr>
-        <w:t xml:space="preserve">, </w:t>
-      </w:r>
-      <w:proofErr w:type="spellStart"/>
-      <w:r>
-        <w:rPr>
-          <w:rFonts w:ascii="Consolas" w:eastAsia="Consolas" w:hAnsi="Consolas" w:cs="Consolas"/>
-          <w:sz w:val="18"/>
-          <w:szCs w:val="18"/>
-        </w:rPr>
-        <w:t>FancyLED</w:t>
-      </w:r>
-      <w:proofErr w:type="spellEnd"/>
-      <w:r>
-        <w:rPr>
-          <w:rFonts w:ascii="Consolas" w:eastAsia="Consolas" w:hAnsi="Consolas" w:cs="Consolas"/>
-          <w:sz w:val="18"/>
-          <w:szCs w:val="18"/>
-        </w:rPr>
-        <w:t>, HA</w:t>
+        <w:t xml:space="preserve">    room_tools/              # Hue, Tapo, Nanoleaf, FancyLED, HA</w:t>
       </w:r>
     </w:p>
     <w:p>
@@ -6924,43 +6371,7 @@
           <w:sz w:val="18"/>
           <w:szCs w:val="18"/>
         </w:rPr>
-        <w:t xml:space="preserve">    </w:t>
-      </w:r>
-      <w:proofErr w:type="spellStart"/>
-      <w:r>
-        <w:rPr>
-          <w:rFonts w:ascii="Consolas" w:eastAsia="Consolas" w:hAnsi="Consolas" w:cs="Consolas"/>
-          <w:sz w:val="18"/>
-          <w:szCs w:val="18"/>
-        </w:rPr>
-        <w:t>vision_tools</w:t>
-      </w:r>
-      <w:proofErr w:type="spellEnd"/>
-      <w:r>
-        <w:rPr>
-          <w:rFonts w:ascii="Consolas" w:eastAsia="Consolas" w:hAnsi="Consolas" w:cs="Consolas"/>
-          <w:sz w:val="18"/>
-          <w:szCs w:val="18"/>
-        </w:rPr>
-        <w:t xml:space="preserve">/            # YOLOv8n, </w:t>
-      </w:r>
-      <w:proofErr w:type="spellStart"/>
-      <w:r>
-        <w:rPr>
-          <w:rFonts w:ascii="Consolas" w:eastAsia="Consolas" w:hAnsi="Consolas" w:cs="Consolas"/>
-          <w:sz w:val="18"/>
-          <w:szCs w:val="18"/>
-        </w:rPr>
-        <w:t>MediaPipe</w:t>
-      </w:r>
-      <w:proofErr w:type="spellEnd"/>
-      <w:r>
-        <w:rPr>
-          <w:rFonts w:ascii="Consolas" w:eastAsia="Consolas" w:hAnsi="Consolas" w:cs="Consolas"/>
-          <w:sz w:val="18"/>
-          <w:szCs w:val="18"/>
-        </w:rPr>
-        <w:t>, OCR</w:t>
+        <w:t xml:space="preserve">    vision_tools/            # YOLOv8n, MediaPipe, OCR</w:t>
       </w:r>
     </w:p>
     <w:p>
@@ -6988,25 +6399,7 @@
           <w:sz w:val="18"/>
           <w:szCs w:val="18"/>
         </w:rPr>
-        <w:t xml:space="preserve">    </w:t>
-      </w:r>
-      <w:proofErr w:type="spellStart"/>
-      <w:r>
-        <w:rPr>
-          <w:rFonts w:ascii="Consolas" w:eastAsia="Consolas" w:hAnsi="Consolas" w:cs="Consolas"/>
-          <w:sz w:val="18"/>
-          <w:szCs w:val="18"/>
-        </w:rPr>
-        <w:t>browser_tools</w:t>
-      </w:r>
-      <w:proofErr w:type="spellEnd"/>
-      <w:r>
-        <w:rPr>
-          <w:rFonts w:ascii="Consolas" w:eastAsia="Consolas" w:hAnsi="Consolas" w:cs="Consolas"/>
-          <w:sz w:val="18"/>
-          <w:szCs w:val="18"/>
-        </w:rPr>
-        <w:t>/           # web search and browser control later</w:t>
+        <w:t xml:space="preserve">    browser_tools/           # web search and browser control later</w:t>
       </w:r>
     </w:p>
     <w:p>
@@ -7048,27 +6441,7 @@
           <w:sz w:val="18"/>
           <w:szCs w:val="18"/>
         </w:rPr>
-        <w:t xml:space="preserve">    </w:t>
-      </w:r>
-      <w:proofErr w:type="spellStart"/>
-      <w:proofErr w:type="gramStart"/>
-      <w:r>
-        <w:rPr>
-          <w:rFonts w:ascii="Consolas" w:eastAsia="Consolas" w:hAnsi="Consolas" w:cs="Consolas"/>
-          <w:sz w:val="18"/>
-          <w:szCs w:val="18"/>
-        </w:rPr>
-        <w:t>registry.yaml</w:t>
-      </w:r>
-      <w:proofErr w:type="spellEnd"/>
-      <w:proofErr w:type="gramEnd"/>
-      <w:r>
-        <w:rPr>
-          <w:rFonts w:ascii="Consolas" w:eastAsia="Consolas" w:hAnsi="Consolas" w:cs="Consolas"/>
-          <w:sz w:val="18"/>
-          <w:szCs w:val="18"/>
-        </w:rPr>
-        <w:t xml:space="preserve">            # capability registry — source of truth</w:t>
+        <w:t xml:space="preserve">    registry.yaml            # capability registry — source of truth</w:t>
       </w:r>
     </w:p>
     <w:p>
@@ -7180,20 +6553,22 @@
           <w:sz w:val="18"/>
           <w:szCs w:val="18"/>
         </w:rPr>
-        <w:t xml:space="preserve">    </w:t>
-      </w:r>
-      <w:proofErr w:type="spellStart"/>
-      <w:proofErr w:type="gramStart"/>
+        <w:t xml:space="preserve">    dev.yaml</w:t>
+      </w:r>
+    </w:p>
+    <w:p>
+      <w:pPr>
+        <w:shd w:val="clear" w:color="auto" w:fill="F2F2F2"/>
+        <w:spacing w:after="120"/>
+      </w:pPr>
       <w:r>
         <w:rPr>
           <w:rFonts w:ascii="Consolas" w:eastAsia="Consolas" w:hAnsi="Consolas" w:cs="Consolas"/>
           <w:sz w:val="18"/>
           <w:szCs w:val="18"/>
         </w:rPr>
-        <w:t>dev.yaml</w:t>
-      </w:r>
-      <w:proofErr w:type="spellEnd"/>
-      <w:proofErr w:type="gramEnd"/>
+        <w:t xml:space="preserve">    prod.yaml</w:t>
+      </w:r>
     </w:p>
     <w:p>
       <w:pPr>
@@ -7206,53 +6581,7 @@
           <w:sz w:val="18"/>
           <w:szCs w:val="18"/>
         </w:rPr>
-        <w:t xml:space="preserve">    </w:t>
-      </w:r>
-      <w:proofErr w:type="spellStart"/>
-      <w:proofErr w:type="gramStart"/>
-      <w:r>
-        <w:rPr>
-          <w:rFonts w:ascii="Consolas" w:eastAsia="Consolas" w:hAnsi="Consolas" w:cs="Consolas"/>
-          <w:sz w:val="18"/>
-          <w:szCs w:val="18"/>
-        </w:rPr>
-        <w:t>prod.yaml</w:t>
-      </w:r>
-      <w:proofErr w:type="spellEnd"/>
-      <w:proofErr w:type="gramEnd"/>
-    </w:p>
-    <w:p>
-      <w:pPr>
-        <w:shd w:val="clear" w:color="auto" w:fill="F2F2F2"/>
-        <w:spacing w:after="120"/>
-      </w:pPr>
-      <w:r>
-        <w:rPr>
-          <w:rFonts w:ascii="Consolas" w:eastAsia="Consolas" w:hAnsi="Consolas" w:cs="Consolas"/>
-          <w:sz w:val="18"/>
-          <w:szCs w:val="18"/>
-        </w:rPr>
-        <w:t xml:space="preserve">    </w:t>
-      </w:r>
-      <w:proofErr w:type="spellStart"/>
-      <w:proofErr w:type="gramStart"/>
-      <w:r>
-        <w:rPr>
-          <w:rFonts w:ascii="Consolas" w:eastAsia="Consolas" w:hAnsi="Consolas" w:cs="Consolas"/>
-          <w:sz w:val="18"/>
-          <w:szCs w:val="18"/>
-        </w:rPr>
-        <w:t>routines.yaml</w:t>
-      </w:r>
-      <w:proofErr w:type="spellEnd"/>
-      <w:proofErr w:type="gramEnd"/>
-      <w:r>
-        <w:rPr>
-          <w:rFonts w:ascii="Consolas" w:eastAsia="Consolas" w:hAnsi="Consolas" w:cs="Consolas"/>
-          <w:sz w:val="18"/>
-          <w:szCs w:val="18"/>
-        </w:rPr>
-        <w:t xml:space="preserve">            # scheduled routine definitions</w:t>
+        <w:t xml:space="preserve">    routines.yaml            # scheduled routine definitions</w:t>
       </w:r>
     </w:p>
     <w:p>
@@ -7364,25 +6693,7 @@
           <w:sz w:val="18"/>
           <w:szCs w:val="18"/>
         </w:rPr>
-        <w:t xml:space="preserve">    </w:t>
-      </w:r>
-      <w:proofErr w:type="spellStart"/>
-      <w:r>
-        <w:rPr>
-          <w:rFonts w:ascii="Consolas" w:eastAsia="Consolas" w:hAnsi="Consolas" w:cs="Consolas"/>
-          <w:sz w:val="18"/>
-          <w:szCs w:val="18"/>
-        </w:rPr>
-        <w:t>build_log</w:t>
-      </w:r>
-      <w:proofErr w:type="spellEnd"/>
-      <w:r>
-        <w:rPr>
-          <w:rFonts w:ascii="Consolas" w:eastAsia="Consolas" w:hAnsi="Consolas" w:cs="Consolas"/>
-          <w:sz w:val="18"/>
-          <w:szCs w:val="18"/>
-        </w:rPr>
-        <w:t>/               # auto-generated build log entries</w:t>
+        <w:t xml:space="preserve">    build_log/               # auto-generated build log entries</w:t>
       </w:r>
     </w:p>
     <w:p>
@@ -7480,110 +6791,36 @@
           <w:sz w:val="18"/>
           <w:szCs w:val="18"/>
         </w:rPr>
-        <w:t xml:space="preserve">  data/                      # </w:t>
-      </w:r>
-      <w:proofErr w:type="spellStart"/>
+        <w:t xml:space="preserve">  data/                      # gitignored — db, logs, vector store</w:t>
+      </w:r>
+    </w:p>
+    <w:p>
+      <w:pPr>
+        <w:shd w:val="clear" w:color="auto" w:fill="F2F2F2"/>
+        <w:spacing w:after="120"/>
+      </w:pPr>
       <w:r>
         <w:rPr>
           <w:rFonts w:ascii="Consolas" w:eastAsia="Consolas" w:hAnsi="Consolas" w:cs="Consolas"/>
           <w:sz w:val="18"/>
           <w:szCs w:val="18"/>
         </w:rPr>
-        <w:t>gitignored</w:t>
-      </w:r>
-      <w:proofErr w:type="spellEnd"/>
+        <w:t xml:space="preserve">  .env.example</w:t>
+      </w:r>
+    </w:p>
+    <w:p>
+      <w:pPr>
+        <w:shd w:val="clear" w:color="auto" w:fill="F2F2F2"/>
+        <w:spacing w:after="120"/>
+      </w:pPr>
       <w:r>
         <w:rPr>
           <w:rFonts w:ascii="Consolas" w:eastAsia="Consolas" w:hAnsi="Consolas" w:cs="Consolas"/>
           <w:sz w:val="18"/>
           <w:szCs w:val="18"/>
         </w:rPr>
-        <w:t xml:space="preserve"> — </w:t>
-      </w:r>
-      <w:proofErr w:type="spellStart"/>
-      <w:r>
-        <w:rPr>
-          <w:rFonts w:ascii="Consolas" w:eastAsia="Consolas" w:hAnsi="Consolas" w:cs="Consolas"/>
-          <w:sz w:val="18"/>
-          <w:szCs w:val="18"/>
-        </w:rPr>
-        <w:t>db</w:t>
-      </w:r>
-      <w:proofErr w:type="spellEnd"/>
-      <w:r>
-        <w:rPr>
-          <w:rFonts w:ascii="Consolas" w:eastAsia="Consolas" w:hAnsi="Consolas" w:cs="Consolas"/>
-          <w:sz w:val="18"/>
-          <w:szCs w:val="18"/>
-        </w:rPr>
-        <w:t>, logs, vector store</w:t>
-      </w:r>
-    </w:p>
-    <w:p>
-      <w:pPr>
-        <w:shd w:val="clear" w:color="auto" w:fill="F2F2F2"/>
-        <w:spacing w:after="120"/>
-      </w:pPr>
-      <w:r>
-        <w:rPr>
-          <w:rFonts w:ascii="Consolas" w:eastAsia="Consolas" w:hAnsi="Consolas" w:cs="Consolas"/>
-          <w:sz w:val="18"/>
-          <w:szCs w:val="18"/>
-        </w:rPr>
-        <w:t xml:space="preserve">  </w:t>
-      </w:r>
-      <w:proofErr w:type="gramStart"/>
-      <w:r>
-        <w:rPr>
-          <w:rFonts w:ascii="Consolas" w:eastAsia="Consolas" w:hAnsi="Consolas" w:cs="Consolas"/>
-          <w:sz w:val="18"/>
-          <w:szCs w:val="18"/>
-        </w:rPr>
-        <w:t>.</w:t>
-      </w:r>
-      <w:proofErr w:type="spellStart"/>
-      <w:r>
-        <w:rPr>
-          <w:rFonts w:ascii="Consolas" w:eastAsia="Consolas" w:hAnsi="Consolas" w:cs="Consolas"/>
-          <w:sz w:val="18"/>
-          <w:szCs w:val="18"/>
-        </w:rPr>
-        <w:t>env</w:t>
-      </w:r>
-      <w:proofErr w:type="gramEnd"/>
-      <w:r>
-        <w:rPr>
-          <w:rFonts w:ascii="Consolas" w:eastAsia="Consolas" w:hAnsi="Consolas" w:cs="Consolas"/>
-          <w:sz w:val="18"/>
-          <w:szCs w:val="18"/>
-        </w:rPr>
-        <w:t>.example</w:t>
-      </w:r>
-      <w:proofErr w:type="spellEnd"/>
-    </w:p>
-    <w:p>
-      <w:pPr>
-        <w:shd w:val="clear" w:color="auto" w:fill="F2F2F2"/>
-        <w:spacing w:after="120"/>
-      </w:pPr>
-      <w:r>
-        <w:rPr>
-          <w:rFonts w:ascii="Consolas" w:eastAsia="Consolas" w:hAnsi="Consolas" w:cs="Consolas"/>
-          <w:sz w:val="18"/>
-          <w:szCs w:val="18"/>
-        </w:rPr>
-        <w:t xml:space="preserve">  docker-</w:t>
-      </w:r>
-      <w:proofErr w:type="spellStart"/>
-      <w:r>
-        <w:rPr>
-          <w:rFonts w:ascii="Consolas" w:eastAsia="Consolas" w:hAnsi="Consolas" w:cs="Consolas"/>
-          <w:sz w:val="18"/>
-          <w:szCs w:val="18"/>
-        </w:rPr>
-        <w:t>compose.yml</w:t>
-      </w:r>
-      <w:proofErr w:type="spellEnd"/>
+        <w:t xml:space="preserve">  docker-compose.yml</w:t>
+      </w:r>
     </w:p>
     <w:p>
       <w:pPr>
@@ -7757,15 +6994,7 @@
           </w:tcPr>
           <w:p>
             <w:r>
-              <w:t>Repo, Python env</w:t>
-            </w:r>
-            <w:proofErr w:type="gramStart"/>
-            <w:r>
-              <w:t>, .env</w:t>
-            </w:r>
-            <w:proofErr w:type="gramEnd"/>
-            <w:r>
-              <w:t xml:space="preserve"> handling, logging skeleton, cost cap module with hard daily/weekly/monthly limits, README, ADRs, test framework, prompt versioning, calibration suite skeleton, Stuck Log template, three-tier backup discipline, Docker dev environment</w:t>
+              <w:t>Repo, Python env, .env handling, logging skeleton, cost cap module with hard daily/weekly/monthly limits, README, ADRs, test framework, prompt versioning, calibration suite skeleton, Stuck Log template, three-tier backup discipline, Docker dev environment</w:t>
             </w:r>
           </w:p>
         </w:tc>
@@ -7901,15 +7130,7 @@
           </w:tcPr>
           <w:p>
             <w:r>
-              <w:t xml:space="preserve">Common interface for OpenAI, Anthropic, </w:t>
-            </w:r>
-            <w:proofErr w:type="spellStart"/>
-            <w:r>
-              <w:t>Ollama</w:t>
-            </w:r>
-            <w:proofErr w:type="spellEnd"/>
-            <w:r>
-              <w:t>. Swap providers without touching app code.</w:t>
+              <w:t>Common interface for OpenAI, Anthropic, Ollama. Swap providers without touching app code.</w:t>
             </w:r>
           </w:p>
         </w:tc>
@@ -7976,13 +7197,8 @@
             </w:tcMar>
           </w:tcPr>
           <w:p>
-            <w:proofErr w:type="spellStart"/>
-            <w:r>
-              <w:t>Registry.yaml</w:t>
-            </w:r>
-            <w:proofErr w:type="spellEnd"/>
-            <w:r>
-              <w:t xml:space="preserve"> schema, loader, capability lookup. No router yet.</w:t>
+            <w:r>
+              <w:t>Registry.yaml schema, loader, capability lookup. No router yet.</w:t>
             </w:r>
           </w:p>
         </w:tc>
@@ -8344,15 +7560,7 @@
           </w:tcPr>
           <w:p>
             <w:r>
-              <w:t xml:space="preserve">Jarvis helps build </w:t>
-            </w:r>
-            <w:proofErr w:type="spellStart"/>
-            <w:r>
-              <w:t>TripSplit</w:t>
-            </w:r>
-            <w:proofErr w:type="spellEnd"/>
-            <w:r>
-              <w:t>, itself, others. New capabilities require zero core changes.</w:t>
+              <w:t>Jarvis helps build TripSplit, itself, others. New capabilities require zero core changes.</w:t>
             </w:r>
           </w:p>
         </w:tc>
@@ -8398,31 +7606,7 @@
           </w:tcPr>
           <w:p>
             <w:r>
-              <w:t xml:space="preserve">Hue, </w:t>
-            </w:r>
-            <w:proofErr w:type="spellStart"/>
-            <w:r>
-              <w:t>FancyLED</w:t>
-            </w:r>
-            <w:proofErr w:type="spellEnd"/>
-            <w:r>
-              <w:t xml:space="preserve">, </w:t>
-            </w:r>
-            <w:proofErr w:type="spellStart"/>
-            <w:r>
-              <w:t>Nanoleaf</w:t>
-            </w:r>
-            <w:proofErr w:type="spellEnd"/>
-            <w:r>
-              <w:t xml:space="preserve">, Tapo, </w:t>
-            </w:r>
-            <w:proofErr w:type="spellStart"/>
-            <w:r>
-              <w:t>Aqara</w:t>
-            </w:r>
-            <w:proofErr w:type="spellEnd"/>
-            <w:r>
-              <w:t>/HA. Room states with lighting feedback. Mock-first: each device class has a mock variant for testing without hardware.</w:t>
+              <w:t>Hue, FancyLED, Nanoleaf, Tapo, Aqara/HA. Room states with lighting feedback. Mock-first: each device class has a mock variant for testing without hardware.</w:t>
             </w:r>
           </w:p>
         </w:tc>
@@ -8491,15 +7675,7 @@
           </w:tcPr>
           <w:p>
             <w:r>
-              <w:t xml:space="preserve">YOLOv8n + </w:t>
-            </w:r>
-            <w:proofErr w:type="spellStart"/>
-            <w:r>
-              <w:t>MediaPipe</w:t>
-            </w:r>
-            <w:proofErr w:type="spellEnd"/>
-            <w:r>
-              <w:t xml:space="preserve"> + Tesseract local, cloud vision fallback for hard cases. Failure Replay capability (Jarvis can replay decision trees from telemetry).</w:t>
+              <w:t>YOLOv8n + MediaPipe + Tesseract local, cloud vision fallback for hard cases. Failure Replay capability (Jarvis can replay decision trees from telemetry).</w:t>
             </w:r>
           </w:p>
         </w:tc>
@@ -8567,15 +7743,7 @@
           </w:tcPr>
           <w:p>
             <w:r>
-              <w:t>End-of-day review, mistakes, cost report, project progress, next actions. Scheduled Routines (</w:t>
-            </w:r>
-            <w:proofErr w:type="spellStart"/>
-            <w:r>
-              <w:t>cron</w:t>
-            </w:r>
-            <w:proofErr w:type="spellEnd"/>
-            <w:r>
-              <w:t>-like). Comparison Mode (run same query through multiple models, compare).</w:t>
+              <w:t>End-of-day review, mistakes, cost report, project progress, next actions. Scheduled Routines (cron-like). Comparison Mode (run same query through multiple models, compare).</w:t>
             </w:r>
           </w:p>
         </w:tc>
@@ -8643,15 +7811,7 @@
           </w:tcPr>
           <w:p>
             <w:r>
-              <w:t>Dashboard, HUD, room state visualisation, activity feed, model cost monitor, approval panel. Interview Mode (</w:t>
-            </w:r>
-            <w:proofErr w:type="gramStart"/>
-            <w:r>
-              <w:t>3-5 minute</w:t>
-            </w:r>
-            <w:proofErr w:type="gramEnd"/>
-            <w:r>
-              <w:t xml:space="preserve"> scripted demo flow).</w:t>
+              <w:t>Dashboard, HUD, room state visualisation, activity feed, model cost monitor, approval panel. Interview Mode (3-5 minute scripted demo flow).</w:t>
             </w:r>
           </w:p>
         </w:tc>
@@ -8673,15 +7833,7 @@
           </w:tcPr>
           <w:p>
             <w:r>
-              <w:t xml:space="preserve">Polished without sacrificing reliability; </w:t>
-            </w:r>
-            <w:proofErr w:type="spellStart"/>
-            <w:r>
-              <w:t>demoable</w:t>
-            </w:r>
-            <w:proofErr w:type="spellEnd"/>
-            <w:r>
-              <w:t xml:space="preserve"> in any interview</w:t>
+              <w:t>Polished without sacrificing reliability; demoable in any interview</w:t>
             </w:r>
           </w:p>
         </w:tc>
@@ -8700,7 +7852,13 @@
         <w:spacing w:after="120"/>
       </w:pPr>
       <w:r>
-        <w:t>The room is an event-driven system. Sensors and commands produce events; Jarvis maps events to scenes and actions. v3 adds failure mode handling per device class.</w:t>
+        <w:t>The r</w:t>
+      </w:r>
+      <w:r>
+        <w:t>d</w:t>
+      </w:r>
+      <w:r>
+        <w:t>oom is an event-driven system. Sensors and commands produce events; Jarvis maps events to scenes and actions. v3 adds failure mode handling per device class.</w:t>
       </w:r>
     </w:p>
     <w:tbl>
@@ -8919,13 +8077,8 @@
             </w:tcMar>
           </w:tcPr>
           <w:p>
-            <w:proofErr w:type="spellStart"/>
-            <w:r>
-              <w:t>FancyLED</w:t>
-            </w:r>
-            <w:proofErr w:type="spellEnd"/>
-            <w:r>
-              <w:t xml:space="preserve"> HDMI sync system</w:t>
+            <w:r>
+              <w:t>FancyLED HDMI sync system</w:t>
             </w:r>
           </w:p>
         </w:tc>
@@ -8992,13 +8145,8 @@
             </w:tcMar>
           </w:tcPr>
           <w:p>
-            <w:proofErr w:type="spellStart"/>
-            <w:r>
-              <w:t>Nanoleaf</w:t>
-            </w:r>
-            <w:proofErr w:type="spellEnd"/>
-            <w:r>
-              <w:t xml:space="preserve"> panels/lines/shapes</w:t>
+            <w:r>
+              <w:t>Nanoleaf panels/lines/shapes</w:t>
             </w:r>
           </w:p>
         </w:tc>
@@ -9133,21 +8281,8 @@
             </w:tcMar>
           </w:tcPr>
           <w:p>
-            <w:proofErr w:type="spellStart"/>
-            <w:r>
-              <w:t>Aqara</w:t>
-            </w:r>
-            <w:proofErr w:type="spellEnd"/>
-            <w:r>
-              <w:t xml:space="preserve"> FP2 or similar </w:t>
-            </w:r>
-            <w:proofErr w:type="spellStart"/>
-            <w:r>
-              <w:t>mmWave</w:t>
-            </w:r>
-            <w:proofErr w:type="spellEnd"/>
-            <w:r>
-              <w:t xml:space="preserve"> sensor</w:t>
+            <w:r>
+              <w:t>Aqara FP2 or similar mmWave sensor</w:t>
             </w:r>
           </w:p>
         </w:tc>
@@ -9586,13 +8721,8 @@
             </w:tcMar>
           </w:tcPr>
           <w:p>
-            <w:proofErr w:type="spellStart"/>
-            <w:r>
-              <w:t>FancyLED</w:t>
-            </w:r>
-            <w:proofErr w:type="spellEnd"/>
-            <w:r>
-              <w:t xml:space="preserve"> sync + low ambient Hue</w:t>
+            <w:r>
+              <w:t>FancyLED sync + low ambient Hue</w:t>
             </w:r>
           </w:p>
         </w:tc>
@@ -10204,13 +9334,8 @@
             </w:tcMar>
           </w:tcPr>
           <w:p>
-            <w:proofErr w:type="spellStart"/>
-            <w:r>
-              <w:t>Aqara</w:t>
-            </w:r>
-            <w:proofErr w:type="spellEnd"/>
-            <w:r>
-              <w:t xml:space="preserve"> false-positive (false presence)</w:t>
+            <w:r>
+              <w:t>Aqara false-positive (false presence)</w:t>
             </w:r>
           </w:p>
         </w:tc>
@@ -10277,13 +9402,8 @@
             </w:tcMar>
           </w:tcPr>
           <w:p>
-            <w:proofErr w:type="spellStart"/>
-            <w:r>
-              <w:t>Aqara</w:t>
-            </w:r>
-            <w:proofErr w:type="spellEnd"/>
-            <w:r>
-              <w:t xml:space="preserve"> false-negative (presence missed)</w:t>
+            <w:r>
+              <w:t>Aqara false-negative (presence missed)</w:t>
             </w:r>
           </w:p>
         </w:tc>
@@ -10418,13 +9538,8 @@
             </w:tcMar>
           </w:tcPr>
           <w:p>
-            <w:proofErr w:type="spellStart"/>
-            <w:r>
-              <w:t>FancyLED</w:t>
-            </w:r>
-            <w:proofErr w:type="spellEnd"/>
-            <w:r>
-              <w:t xml:space="preserve"> disconnect</w:t>
+            <w:r>
+              <w:t>FancyLED disconnect</w:t>
             </w:r>
           </w:p>
         </w:tc>
@@ -10691,15 +9806,7 @@
         <w:spacing w:after="120"/>
       </w:pPr>
       <w:r>
-        <w:t>Every hardware-dependent tool has a mock implementation in tools/</w:t>
-      </w:r>
-      <w:proofErr w:type="spellStart"/>
-      <w:r>
-        <w:t>room_tools</w:t>
-      </w:r>
-      <w:proofErr w:type="spellEnd"/>
-      <w:r>
-        <w:t>/mocks/. Mocks return predictable, schema-correct responses without touching real devices. Benefits:</w:t>
+        <w:t>Every hardware-dependent tool has a mock implementation in tools/room_tools/mocks/. Mocks return predictable, schema-correct responses without touching real devices. Benefits:</w:t>
       </w:r>
     </w:p>
     <w:p>
@@ -10760,17 +9867,7 @@
         <w:spacing w:after="120"/>
       </w:pPr>
       <w:r>
-        <w:t xml:space="preserve">The mock variant is the default in dev environment. Real hardware activates via config flag in </w:t>
-      </w:r>
-      <w:proofErr w:type="spellStart"/>
-      <w:proofErr w:type="gramStart"/>
-      <w:r>
-        <w:t>prod.yaml</w:t>
-      </w:r>
-      <w:proofErr w:type="spellEnd"/>
-      <w:proofErr w:type="gramEnd"/>
-      <w:r>
-        <w:t>. This pattern is also applied to vision tools (mock camera streams) and any future hardware integrations.</w:t>
+        <w:t>The mock variant is the default in dev environment. Real hardware activates via config flag in prod.yaml. This pattern is also applied to vision tools (mock camera streams) and any future hardware integrations.</w:t>
       </w:r>
     </w:p>
     <w:p>
@@ -11056,13 +10153,8 @@
           </w:tcPr>
           <w:p>
             <w:r>
-              <w:t xml:space="preserve">Tesseract or </w:t>
-            </w:r>
-            <w:proofErr w:type="spellStart"/>
-            <w:r>
-              <w:t>PaddleOCR</w:t>
-            </w:r>
-            <w:proofErr w:type="spellEnd"/>
+              <w:t>Tesseract or PaddleOCR</w:t>
+            </w:r>
           </w:p>
         </w:tc>
         <w:tc>
@@ -11150,21 +10242,8 @@
             </w:tcMar>
           </w:tcPr>
           <w:p>
-            <w:proofErr w:type="spellStart"/>
-            <w:r>
-              <w:t>PaddleOCR</w:t>
-            </w:r>
-            <w:proofErr w:type="spellEnd"/>
-            <w:r>
-              <w:t xml:space="preserve"> or </w:t>
-            </w:r>
-            <w:proofErr w:type="spellStart"/>
-            <w:r>
-              <w:t>TrOCR</w:t>
-            </w:r>
-            <w:proofErr w:type="spellEnd"/>
-            <w:r>
-              <w:t xml:space="preserve"> small</w:t>
+            <w:r>
+              <w:t>PaddleOCR or TrOCR small</w:t>
             </w:r>
           </w:p>
         </w:tc>
@@ -11253,11 +10332,9 @@
             </w:tcMar>
           </w:tcPr>
           <w:p>
-            <w:proofErr w:type="spellStart"/>
             <w:r>
               <w:t>MediaPipe</w:t>
             </w:r>
-            <w:proofErr w:type="spellEnd"/>
           </w:p>
         </w:tc>
         <w:tc>
@@ -12464,13 +11541,8 @@
           </w:tcPr>
           <w:p>
             <w:r>
-              <w:t>Local Chroma/</w:t>
-            </w:r>
-            <w:proofErr w:type="spellStart"/>
-            <w:r>
-              <w:t>LanceDB</w:t>
-            </w:r>
-            <w:proofErr w:type="spellEnd"/>
+              <w:t>Local Chroma/LanceDB</w:t>
+            </w:r>
           </w:p>
         </w:tc>
         <w:tc>
@@ -12879,15 +11951,7 @@
       </w:pPr>
       <w:r>
         <w:lastRenderedPageBreak/>
-        <w:t xml:space="preserve">Every model call </w:t>
-      </w:r>
-      <w:proofErr w:type="gramStart"/>
-      <w:r>
-        <w:t>logs</w:t>
-      </w:r>
-      <w:proofErr w:type="gramEnd"/>
-      <w:r>
-        <w:t xml:space="preserve"> estimated cost so waste is findable.</w:t>
+        <w:t>Every model call logs estimated cost so waste is findable.</w:t>
       </w:r>
     </w:p>
     <w:p>
@@ -13433,43 +12497,63 @@
           <w:sz w:val="18"/>
           <w:szCs w:val="18"/>
         </w:rPr>
-        <w:t xml:space="preserve">  </w:t>
-      </w:r>
-      <w:proofErr w:type="spellStart"/>
+        <w:t xml:space="preserve">  ts              TEXT    NOT NULL,         -- ISO 8601</w:t>
+      </w:r>
+    </w:p>
+    <w:p>
+      <w:pPr>
+        <w:shd w:val="clear" w:color="auto" w:fill="F2F2F2"/>
+        <w:spacing w:after="120"/>
+      </w:pPr>
       <w:r>
         <w:rPr>
           <w:rFonts w:ascii="Consolas" w:eastAsia="Consolas" w:hAnsi="Consolas" w:cs="Consolas"/>
           <w:sz w:val="18"/>
           <w:szCs w:val="18"/>
         </w:rPr>
-        <w:t>ts</w:t>
-      </w:r>
-      <w:proofErr w:type="spellEnd"/>
+        <w:t xml:space="preserve">  session_id      TEXT    NOT NULL,</w:t>
+      </w:r>
+    </w:p>
+    <w:p>
+      <w:pPr>
+        <w:shd w:val="clear" w:color="auto" w:fill="F2F2F2"/>
+        <w:spacing w:after="120"/>
+      </w:pPr>
       <w:r>
         <w:rPr>
           <w:rFonts w:ascii="Consolas" w:eastAsia="Consolas" w:hAnsi="Consolas" w:cs="Consolas"/>
           <w:sz w:val="18"/>
           <w:szCs w:val="18"/>
         </w:rPr>
-        <w:t xml:space="preserve">              TEXT    NOT </w:t>
-      </w:r>
-      <w:proofErr w:type="gramStart"/>
+        <w:t xml:space="preserve">  event_type      TEXT    NOT NULL,         -- intent, safety, route, tool, model, error</w:t>
+      </w:r>
+    </w:p>
+    <w:p>
+      <w:pPr>
+        <w:shd w:val="clear" w:color="auto" w:fill="F2F2F2"/>
+        <w:spacing w:after="120"/>
+      </w:pPr>
       <w:r>
         <w:rPr>
           <w:rFonts w:ascii="Consolas" w:eastAsia="Consolas" w:hAnsi="Consolas" w:cs="Consolas"/>
           <w:sz w:val="18"/>
           <w:szCs w:val="18"/>
         </w:rPr>
-        <w:t xml:space="preserve">NULL,   </w:t>
-      </w:r>
-      <w:proofErr w:type="gramEnd"/>
+        <w:t xml:space="preserve">  intent          TEXT,                     -- DETERMINISTIC_COMMAND etc</w:t>
+      </w:r>
+    </w:p>
+    <w:p>
+      <w:pPr>
+        <w:shd w:val="clear" w:color="auto" w:fill="F2F2F2"/>
+        <w:spacing w:after="120"/>
+      </w:pPr>
       <w:r>
         <w:rPr>
           <w:rFonts w:ascii="Consolas" w:eastAsia="Consolas" w:hAnsi="Consolas" w:cs="Consolas"/>
           <w:sz w:val="18"/>
           <w:szCs w:val="18"/>
         </w:rPr>
-        <w:t xml:space="preserve">      -- ISO 8601</w:t>
+        <w:t xml:space="preserve">  safety_tag      TEXT,                     -- ALLOW, CONFIRM_ONCE, CONFIRM_ALWAYS, BLOCK</w:t>
       </w:r>
     </w:p>
     <w:p>
@@ -13483,25 +12567,35 @@
           <w:sz w:val="18"/>
           <w:szCs w:val="18"/>
         </w:rPr>
-        <w:t xml:space="preserve">  </w:t>
-      </w:r>
-      <w:proofErr w:type="spellStart"/>
+        <w:t xml:space="preserve">  tier            TEXT,                     -- T0..T4</w:t>
+      </w:r>
+    </w:p>
+    <w:p>
+      <w:pPr>
+        <w:shd w:val="clear" w:color="auto" w:fill="F2F2F2"/>
+        <w:spacing w:after="120"/>
+      </w:pPr>
       <w:r>
         <w:rPr>
           <w:rFonts w:ascii="Consolas" w:eastAsia="Consolas" w:hAnsi="Consolas" w:cs="Consolas"/>
           <w:sz w:val="18"/>
           <w:szCs w:val="18"/>
         </w:rPr>
-        <w:t>session_id</w:t>
-      </w:r>
-      <w:proofErr w:type="spellEnd"/>
+        <w:t xml:space="preserve">  model_id        TEXT,                     -- from registry.yaml</w:t>
+      </w:r>
+    </w:p>
+    <w:p>
+      <w:pPr>
+        <w:shd w:val="clear" w:color="auto" w:fill="F2F2F2"/>
+        <w:spacing w:after="120"/>
+      </w:pPr>
       <w:r>
         <w:rPr>
           <w:rFonts w:ascii="Consolas" w:eastAsia="Consolas" w:hAnsi="Consolas" w:cs="Consolas"/>
           <w:sz w:val="18"/>
           <w:szCs w:val="18"/>
         </w:rPr>
-        <w:t xml:space="preserve">      TEXT    NOT NULL,</w:t>
+        <w:t xml:space="preserve">  tool_name       TEXT,</w:t>
       </w:r>
     </w:p>
     <w:p>
@@ -13515,43 +12609,63 @@
           <w:sz w:val="18"/>
           <w:szCs w:val="18"/>
         </w:rPr>
-        <w:t xml:space="preserve">  </w:t>
-      </w:r>
-      <w:proofErr w:type="spellStart"/>
+        <w:t xml:space="preserve">  input_tokens    INTEGER,</w:t>
+      </w:r>
+    </w:p>
+    <w:p>
+      <w:pPr>
+        <w:shd w:val="clear" w:color="auto" w:fill="F2F2F2"/>
+        <w:spacing w:after="120"/>
+      </w:pPr>
       <w:r>
         <w:rPr>
           <w:rFonts w:ascii="Consolas" w:eastAsia="Consolas" w:hAnsi="Consolas" w:cs="Consolas"/>
           <w:sz w:val="18"/>
           <w:szCs w:val="18"/>
         </w:rPr>
-        <w:t>event_type</w:t>
-      </w:r>
-      <w:proofErr w:type="spellEnd"/>
+        <w:t xml:space="preserve">  output_tokens   INTEGER,</w:t>
+      </w:r>
+    </w:p>
+    <w:p>
+      <w:pPr>
+        <w:shd w:val="clear" w:color="auto" w:fill="F2F2F2"/>
+        <w:spacing w:after="120"/>
+      </w:pPr>
       <w:r>
         <w:rPr>
           <w:rFonts w:ascii="Consolas" w:eastAsia="Consolas" w:hAnsi="Consolas" w:cs="Consolas"/>
           <w:sz w:val="18"/>
           <w:szCs w:val="18"/>
         </w:rPr>
-        <w:t xml:space="preserve">      TEXT    NOT </w:t>
-      </w:r>
-      <w:proofErr w:type="gramStart"/>
+        <w:t xml:space="preserve">  cost_usd        REAL,</w:t>
+      </w:r>
+    </w:p>
+    <w:p>
+      <w:pPr>
+        <w:shd w:val="clear" w:color="auto" w:fill="F2F2F2"/>
+        <w:spacing w:after="120"/>
+      </w:pPr>
       <w:r>
         <w:rPr>
           <w:rFonts w:ascii="Consolas" w:eastAsia="Consolas" w:hAnsi="Consolas" w:cs="Consolas"/>
           <w:sz w:val="18"/>
           <w:szCs w:val="18"/>
         </w:rPr>
-        <w:t xml:space="preserve">NULL,   </w:t>
-      </w:r>
-      <w:proofErr w:type="gramEnd"/>
+        <w:t xml:space="preserve">  latency_ms      INTEGER,</w:t>
+      </w:r>
+    </w:p>
+    <w:p>
+      <w:pPr>
+        <w:shd w:val="clear" w:color="auto" w:fill="F2F2F2"/>
+        <w:spacing w:after="120"/>
+      </w:pPr>
       <w:r>
         <w:rPr>
           <w:rFonts w:ascii="Consolas" w:eastAsia="Consolas" w:hAnsi="Consolas" w:cs="Consolas"/>
           <w:sz w:val="18"/>
           <w:szCs w:val="18"/>
         </w:rPr>
-        <w:t xml:space="preserve">      -- intent, safety, route, tool, model, error</w:t>
+        <w:t xml:space="preserve">  success         INTEGER,                  -- 0 or 1</w:t>
       </w:r>
     </w:p>
     <w:p>
@@ -13565,479 +12679,21 @@
           <w:sz w:val="18"/>
           <w:szCs w:val="18"/>
         </w:rPr>
-        <w:t xml:space="preserve">  intent          </w:t>
-      </w:r>
-      <w:proofErr w:type="gramStart"/>
+        <w:t xml:space="preserve">  error_class     TEXT,                     -- nullable</w:t>
+      </w:r>
+    </w:p>
+    <w:p>
+      <w:pPr>
+        <w:shd w:val="clear" w:color="auto" w:fill="F2F2F2"/>
+        <w:spacing w:after="120"/>
+      </w:pPr>
       <w:r>
         <w:rPr>
           <w:rFonts w:ascii="Consolas" w:eastAsia="Consolas" w:hAnsi="Consolas" w:cs="Consolas"/>
           <w:sz w:val="18"/>
           <w:szCs w:val="18"/>
         </w:rPr>
-        <w:t xml:space="preserve">TEXT,   </w:t>
-      </w:r>
-      <w:proofErr w:type="gramEnd"/>
-      <w:r>
-        <w:rPr>
-          <w:rFonts w:ascii="Consolas" w:eastAsia="Consolas" w:hAnsi="Consolas" w:cs="Consolas"/>
-          <w:sz w:val="18"/>
-          <w:szCs w:val="18"/>
-        </w:rPr>
-        <w:t xml:space="preserve">                  -- DETERMINISTIC_COMMAND etc</w:t>
-      </w:r>
-    </w:p>
-    <w:p>
-      <w:pPr>
-        <w:shd w:val="clear" w:color="auto" w:fill="F2F2F2"/>
-        <w:spacing w:after="120"/>
-      </w:pPr>
-      <w:r>
-        <w:rPr>
-          <w:rFonts w:ascii="Consolas" w:eastAsia="Consolas" w:hAnsi="Consolas" w:cs="Consolas"/>
-          <w:sz w:val="18"/>
-          <w:szCs w:val="18"/>
-        </w:rPr>
-        <w:t xml:space="preserve">  </w:t>
-      </w:r>
-      <w:proofErr w:type="spellStart"/>
-      <w:r>
-        <w:rPr>
-          <w:rFonts w:ascii="Consolas" w:eastAsia="Consolas" w:hAnsi="Consolas" w:cs="Consolas"/>
-          <w:sz w:val="18"/>
-          <w:szCs w:val="18"/>
-        </w:rPr>
-        <w:t>safety_tag</w:t>
-      </w:r>
-      <w:proofErr w:type="spellEnd"/>
-      <w:r>
-        <w:rPr>
-          <w:rFonts w:ascii="Consolas" w:eastAsia="Consolas" w:hAnsi="Consolas" w:cs="Consolas"/>
-          <w:sz w:val="18"/>
-          <w:szCs w:val="18"/>
-        </w:rPr>
-        <w:t xml:space="preserve">      </w:t>
-      </w:r>
-      <w:proofErr w:type="gramStart"/>
-      <w:r>
-        <w:rPr>
-          <w:rFonts w:ascii="Consolas" w:eastAsia="Consolas" w:hAnsi="Consolas" w:cs="Consolas"/>
-          <w:sz w:val="18"/>
-          <w:szCs w:val="18"/>
-        </w:rPr>
-        <w:t xml:space="preserve">TEXT,   </w:t>
-      </w:r>
-      <w:proofErr w:type="gramEnd"/>
-      <w:r>
-        <w:rPr>
-          <w:rFonts w:ascii="Consolas" w:eastAsia="Consolas" w:hAnsi="Consolas" w:cs="Consolas"/>
-          <w:sz w:val="18"/>
-          <w:szCs w:val="18"/>
-        </w:rPr>
-        <w:t xml:space="preserve">                  -- ALLOW, CONFIRM_ONCE, CONFIRM_ALWAYS, BLOCK</w:t>
-      </w:r>
-    </w:p>
-    <w:p>
-      <w:pPr>
-        <w:shd w:val="clear" w:color="auto" w:fill="F2F2F2"/>
-        <w:spacing w:after="120"/>
-      </w:pPr>
-      <w:r>
-        <w:rPr>
-          <w:rFonts w:ascii="Consolas" w:eastAsia="Consolas" w:hAnsi="Consolas" w:cs="Consolas"/>
-          <w:sz w:val="18"/>
-          <w:szCs w:val="18"/>
-        </w:rPr>
-        <w:t xml:space="preserve">  tier            </w:t>
-      </w:r>
-      <w:proofErr w:type="gramStart"/>
-      <w:r>
-        <w:rPr>
-          <w:rFonts w:ascii="Consolas" w:eastAsia="Consolas" w:hAnsi="Consolas" w:cs="Consolas"/>
-          <w:sz w:val="18"/>
-          <w:szCs w:val="18"/>
-        </w:rPr>
-        <w:t xml:space="preserve">TEXT,   </w:t>
-      </w:r>
-      <w:proofErr w:type="gramEnd"/>
-      <w:r>
-        <w:rPr>
-          <w:rFonts w:ascii="Consolas" w:eastAsia="Consolas" w:hAnsi="Consolas" w:cs="Consolas"/>
-          <w:sz w:val="18"/>
-          <w:szCs w:val="18"/>
-        </w:rPr>
-        <w:t xml:space="preserve">                  -- T</w:t>
-      </w:r>
-      <w:proofErr w:type="gramStart"/>
-      <w:r>
-        <w:rPr>
-          <w:rFonts w:ascii="Consolas" w:eastAsia="Consolas" w:hAnsi="Consolas" w:cs="Consolas"/>
-          <w:sz w:val="18"/>
-          <w:szCs w:val="18"/>
-        </w:rPr>
-        <w:t>0..</w:t>
-      </w:r>
-      <w:proofErr w:type="gramEnd"/>
-      <w:r>
-        <w:rPr>
-          <w:rFonts w:ascii="Consolas" w:eastAsia="Consolas" w:hAnsi="Consolas" w:cs="Consolas"/>
-          <w:sz w:val="18"/>
-          <w:szCs w:val="18"/>
-        </w:rPr>
-        <w:t>T4</w:t>
-      </w:r>
-    </w:p>
-    <w:p>
-      <w:pPr>
-        <w:shd w:val="clear" w:color="auto" w:fill="F2F2F2"/>
-        <w:spacing w:after="120"/>
-      </w:pPr>
-      <w:r>
-        <w:rPr>
-          <w:rFonts w:ascii="Consolas" w:eastAsia="Consolas" w:hAnsi="Consolas" w:cs="Consolas"/>
-          <w:sz w:val="18"/>
-          <w:szCs w:val="18"/>
-        </w:rPr>
-        <w:t xml:space="preserve">  </w:t>
-      </w:r>
-      <w:proofErr w:type="spellStart"/>
-      <w:r>
-        <w:rPr>
-          <w:rFonts w:ascii="Consolas" w:eastAsia="Consolas" w:hAnsi="Consolas" w:cs="Consolas"/>
-          <w:sz w:val="18"/>
-          <w:szCs w:val="18"/>
-        </w:rPr>
-        <w:t>model_id</w:t>
-      </w:r>
-      <w:proofErr w:type="spellEnd"/>
-      <w:r>
-        <w:rPr>
-          <w:rFonts w:ascii="Consolas" w:eastAsia="Consolas" w:hAnsi="Consolas" w:cs="Consolas"/>
-          <w:sz w:val="18"/>
-          <w:szCs w:val="18"/>
-        </w:rPr>
-        <w:t xml:space="preserve">        </w:t>
-      </w:r>
-      <w:proofErr w:type="gramStart"/>
-      <w:r>
-        <w:rPr>
-          <w:rFonts w:ascii="Consolas" w:eastAsia="Consolas" w:hAnsi="Consolas" w:cs="Consolas"/>
-          <w:sz w:val="18"/>
-          <w:szCs w:val="18"/>
-        </w:rPr>
-        <w:t xml:space="preserve">TEXT,   </w:t>
-      </w:r>
-      <w:proofErr w:type="gramEnd"/>
-      <w:r>
-        <w:rPr>
-          <w:rFonts w:ascii="Consolas" w:eastAsia="Consolas" w:hAnsi="Consolas" w:cs="Consolas"/>
-          <w:sz w:val="18"/>
-          <w:szCs w:val="18"/>
-        </w:rPr>
-        <w:t xml:space="preserve">                  -- from </w:t>
-      </w:r>
-      <w:proofErr w:type="spellStart"/>
-      <w:proofErr w:type="gramStart"/>
-      <w:r>
-        <w:rPr>
-          <w:rFonts w:ascii="Consolas" w:eastAsia="Consolas" w:hAnsi="Consolas" w:cs="Consolas"/>
-          <w:sz w:val="18"/>
-          <w:szCs w:val="18"/>
-        </w:rPr>
-        <w:t>registry.yaml</w:t>
-      </w:r>
-      <w:proofErr w:type="spellEnd"/>
-      <w:proofErr w:type="gramEnd"/>
-    </w:p>
-    <w:p>
-      <w:pPr>
-        <w:shd w:val="clear" w:color="auto" w:fill="F2F2F2"/>
-        <w:spacing w:after="120"/>
-      </w:pPr>
-      <w:r>
-        <w:rPr>
-          <w:rFonts w:ascii="Consolas" w:eastAsia="Consolas" w:hAnsi="Consolas" w:cs="Consolas"/>
-          <w:sz w:val="18"/>
-          <w:szCs w:val="18"/>
-        </w:rPr>
-        <w:t xml:space="preserve">  </w:t>
-      </w:r>
-      <w:proofErr w:type="spellStart"/>
-      <w:r>
-        <w:rPr>
-          <w:rFonts w:ascii="Consolas" w:eastAsia="Consolas" w:hAnsi="Consolas" w:cs="Consolas"/>
-          <w:sz w:val="18"/>
-          <w:szCs w:val="18"/>
-        </w:rPr>
-        <w:t>tool_name</w:t>
-      </w:r>
-      <w:proofErr w:type="spellEnd"/>
-      <w:r>
-        <w:rPr>
-          <w:rFonts w:ascii="Consolas" w:eastAsia="Consolas" w:hAnsi="Consolas" w:cs="Consolas"/>
-          <w:sz w:val="18"/>
-          <w:szCs w:val="18"/>
-        </w:rPr>
-        <w:t xml:space="preserve">       TEXT,</w:t>
-      </w:r>
-    </w:p>
-    <w:p>
-      <w:pPr>
-        <w:shd w:val="clear" w:color="auto" w:fill="F2F2F2"/>
-        <w:spacing w:after="120"/>
-      </w:pPr>
-      <w:r>
-        <w:rPr>
-          <w:rFonts w:ascii="Consolas" w:eastAsia="Consolas" w:hAnsi="Consolas" w:cs="Consolas"/>
-          <w:sz w:val="18"/>
-          <w:szCs w:val="18"/>
-        </w:rPr>
-        <w:t xml:space="preserve">  </w:t>
-      </w:r>
-      <w:proofErr w:type="spellStart"/>
-      <w:r>
-        <w:rPr>
-          <w:rFonts w:ascii="Consolas" w:eastAsia="Consolas" w:hAnsi="Consolas" w:cs="Consolas"/>
-          <w:sz w:val="18"/>
-          <w:szCs w:val="18"/>
-        </w:rPr>
-        <w:t>input_tokens</w:t>
-      </w:r>
-      <w:proofErr w:type="spellEnd"/>
-      <w:r>
-        <w:rPr>
-          <w:rFonts w:ascii="Consolas" w:eastAsia="Consolas" w:hAnsi="Consolas" w:cs="Consolas"/>
-          <w:sz w:val="18"/>
-          <w:szCs w:val="18"/>
-        </w:rPr>
-        <w:t xml:space="preserve">    INTEGER,</w:t>
-      </w:r>
-    </w:p>
-    <w:p>
-      <w:pPr>
-        <w:shd w:val="clear" w:color="auto" w:fill="F2F2F2"/>
-        <w:spacing w:after="120"/>
-      </w:pPr>
-      <w:r>
-        <w:rPr>
-          <w:rFonts w:ascii="Consolas" w:eastAsia="Consolas" w:hAnsi="Consolas" w:cs="Consolas"/>
-          <w:sz w:val="18"/>
-          <w:szCs w:val="18"/>
-        </w:rPr>
-        <w:t xml:space="preserve">  </w:t>
-      </w:r>
-      <w:proofErr w:type="spellStart"/>
-      <w:r>
-        <w:rPr>
-          <w:rFonts w:ascii="Consolas" w:eastAsia="Consolas" w:hAnsi="Consolas" w:cs="Consolas"/>
-          <w:sz w:val="18"/>
-          <w:szCs w:val="18"/>
-        </w:rPr>
-        <w:t>output_tokens</w:t>
-      </w:r>
-      <w:proofErr w:type="spellEnd"/>
-      <w:r>
-        <w:rPr>
-          <w:rFonts w:ascii="Consolas" w:eastAsia="Consolas" w:hAnsi="Consolas" w:cs="Consolas"/>
-          <w:sz w:val="18"/>
-          <w:szCs w:val="18"/>
-        </w:rPr>
-        <w:t xml:space="preserve">   INTEGER,</w:t>
-      </w:r>
-    </w:p>
-    <w:p>
-      <w:pPr>
-        <w:shd w:val="clear" w:color="auto" w:fill="F2F2F2"/>
-        <w:spacing w:after="120"/>
-      </w:pPr>
-      <w:r>
-        <w:rPr>
-          <w:rFonts w:ascii="Consolas" w:eastAsia="Consolas" w:hAnsi="Consolas" w:cs="Consolas"/>
-          <w:sz w:val="18"/>
-          <w:szCs w:val="18"/>
-        </w:rPr>
-        <w:t xml:space="preserve">  </w:t>
-      </w:r>
-      <w:proofErr w:type="spellStart"/>
-      <w:r>
-        <w:rPr>
-          <w:rFonts w:ascii="Consolas" w:eastAsia="Consolas" w:hAnsi="Consolas" w:cs="Consolas"/>
-          <w:sz w:val="18"/>
-          <w:szCs w:val="18"/>
-        </w:rPr>
-        <w:t>cost_usd</w:t>
-      </w:r>
-      <w:proofErr w:type="spellEnd"/>
-      <w:r>
-        <w:rPr>
-          <w:rFonts w:ascii="Consolas" w:eastAsia="Consolas" w:hAnsi="Consolas" w:cs="Consolas"/>
-          <w:sz w:val="18"/>
-          <w:szCs w:val="18"/>
-        </w:rPr>
-        <w:t xml:space="preserve">        REAL,</w:t>
-      </w:r>
-    </w:p>
-    <w:p>
-      <w:pPr>
-        <w:shd w:val="clear" w:color="auto" w:fill="F2F2F2"/>
-        <w:spacing w:after="120"/>
-      </w:pPr>
-      <w:r>
-        <w:rPr>
-          <w:rFonts w:ascii="Consolas" w:eastAsia="Consolas" w:hAnsi="Consolas" w:cs="Consolas"/>
-          <w:sz w:val="18"/>
-          <w:szCs w:val="18"/>
-        </w:rPr>
-        <w:t xml:space="preserve">  </w:t>
-      </w:r>
-      <w:proofErr w:type="spellStart"/>
-      <w:r>
-        <w:rPr>
-          <w:rFonts w:ascii="Consolas" w:eastAsia="Consolas" w:hAnsi="Consolas" w:cs="Consolas"/>
-          <w:sz w:val="18"/>
-          <w:szCs w:val="18"/>
-        </w:rPr>
-        <w:t>latency_ms</w:t>
-      </w:r>
-      <w:proofErr w:type="spellEnd"/>
-      <w:r>
-        <w:rPr>
-          <w:rFonts w:ascii="Consolas" w:eastAsia="Consolas" w:hAnsi="Consolas" w:cs="Consolas"/>
-          <w:sz w:val="18"/>
-          <w:szCs w:val="18"/>
-        </w:rPr>
-        <w:t xml:space="preserve">      INTEGER,</w:t>
-      </w:r>
-    </w:p>
-    <w:p>
-      <w:pPr>
-        <w:shd w:val="clear" w:color="auto" w:fill="F2F2F2"/>
-        <w:spacing w:after="120"/>
-      </w:pPr>
-      <w:r>
-        <w:rPr>
-          <w:rFonts w:ascii="Consolas" w:eastAsia="Consolas" w:hAnsi="Consolas" w:cs="Consolas"/>
-          <w:sz w:val="18"/>
-          <w:szCs w:val="18"/>
-        </w:rPr>
-        <w:t xml:space="preserve">  success         </w:t>
-      </w:r>
-      <w:proofErr w:type="gramStart"/>
-      <w:r>
-        <w:rPr>
-          <w:rFonts w:ascii="Consolas" w:eastAsia="Consolas" w:hAnsi="Consolas" w:cs="Consolas"/>
-          <w:sz w:val="18"/>
-          <w:szCs w:val="18"/>
-        </w:rPr>
-        <w:t xml:space="preserve">INTEGER,   </w:t>
-      </w:r>
-      <w:proofErr w:type="gramEnd"/>
-      <w:r>
-        <w:rPr>
-          <w:rFonts w:ascii="Consolas" w:eastAsia="Consolas" w:hAnsi="Consolas" w:cs="Consolas"/>
-          <w:sz w:val="18"/>
-          <w:szCs w:val="18"/>
-        </w:rPr>
-        <w:t xml:space="preserve">               -- 0 or 1</w:t>
-      </w:r>
-    </w:p>
-    <w:p>
-      <w:pPr>
-        <w:shd w:val="clear" w:color="auto" w:fill="F2F2F2"/>
-        <w:spacing w:after="120"/>
-      </w:pPr>
-      <w:r>
-        <w:rPr>
-          <w:rFonts w:ascii="Consolas" w:eastAsia="Consolas" w:hAnsi="Consolas" w:cs="Consolas"/>
-          <w:sz w:val="18"/>
-          <w:szCs w:val="18"/>
-        </w:rPr>
-        <w:t xml:space="preserve">  </w:t>
-      </w:r>
-      <w:proofErr w:type="spellStart"/>
-      <w:r>
-        <w:rPr>
-          <w:rFonts w:ascii="Consolas" w:eastAsia="Consolas" w:hAnsi="Consolas" w:cs="Consolas"/>
-          <w:sz w:val="18"/>
-          <w:szCs w:val="18"/>
-        </w:rPr>
-        <w:t>error_class</w:t>
-      </w:r>
-      <w:proofErr w:type="spellEnd"/>
-      <w:r>
-        <w:rPr>
-          <w:rFonts w:ascii="Consolas" w:eastAsia="Consolas" w:hAnsi="Consolas" w:cs="Consolas"/>
-          <w:sz w:val="18"/>
-          <w:szCs w:val="18"/>
-        </w:rPr>
-        <w:t xml:space="preserve">     </w:t>
-      </w:r>
-      <w:proofErr w:type="gramStart"/>
-      <w:r>
-        <w:rPr>
-          <w:rFonts w:ascii="Consolas" w:eastAsia="Consolas" w:hAnsi="Consolas" w:cs="Consolas"/>
-          <w:sz w:val="18"/>
-          <w:szCs w:val="18"/>
-        </w:rPr>
-        <w:t xml:space="preserve">TEXT,   </w:t>
-      </w:r>
-      <w:proofErr w:type="gramEnd"/>
-      <w:r>
-        <w:rPr>
-          <w:rFonts w:ascii="Consolas" w:eastAsia="Consolas" w:hAnsi="Consolas" w:cs="Consolas"/>
-          <w:sz w:val="18"/>
-          <w:szCs w:val="18"/>
-        </w:rPr>
-        <w:t xml:space="preserve">                  -- nullable</w:t>
-      </w:r>
-    </w:p>
-    <w:p>
-      <w:pPr>
-        <w:shd w:val="clear" w:color="auto" w:fill="F2F2F2"/>
-        <w:spacing w:after="120"/>
-      </w:pPr>
-      <w:r>
-        <w:rPr>
-          <w:rFonts w:ascii="Consolas" w:eastAsia="Consolas" w:hAnsi="Consolas" w:cs="Consolas"/>
-          <w:sz w:val="18"/>
-          <w:szCs w:val="18"/>
-        </w:rPr>
-        <w:t xml:space="preserve">  </w:t>
-      </w:r>
-      <w:proofErr w:type="spellStart"/>
-      <w:r>
-        <w:rPr>
-          <w:rFonts w:ascii="Consolas" w:eastAsia="Consolas" w:hAnsi="Consolas" w:cs="Consolas"/>
-          <w:sz w:val="18"/>
-          <w:szCs w:val="18"/>
-        </w:rPr>
-        <w:t>user_rating</w:t>
-      </w:r>
-      <w:proofErr w:type="spellEnd"/>
-      <w:r>
-        <w:rPr>
-          <w:rFonts w:ascii="Consolas" w:eastAsia="Consolas" w:hAnsi="Consolas" w:cs="Consolas"/>
-          <w:sz w:val="18"/>
-          <w:szCs w:val="18"/>
-        </w:rPr>
-        <w:t xml:space="preserve">     </w:t>
-      </w:r>
-      <w:proofErr w:type="gramStart"/>
-      <w:r>
-        <w:rPr>
-          <w:rFonts w:ascii="Consolas" w:eastAsia="Consolas" w:hAnsi="Consolas" w:cs="Consolas"/>
-          <w:sz w:val="18"/>
-          <w:szCs w:val="18"/>
-        </w:rPr>
-        <w:t xml:space="preserve">INTEGER,   </w:t>
-      </w:r>
-      <w:proofErr w:type="gramEnd"/>
-      <w:r>
-        <w:rPr>
-          <w:rFonts w:ascii="Consolas" w:eastAsia="Consolas" w:hAnsi="Consolas" w:cs="Consolas"/>
-          <w:sz w:val="18"/>
-          <w:szCs w:val="18"/>
-        </w:rPr>
-        <w:t xml:space="preserve">               -- nullable 1-5</w:t>
+        <w:t xml:space="preserve">  user_rating     INTEGER,                  -- nullable 1-5</w:t>
       </w:r>
     </w:p>
     <w:p>
@@ -14103,17 +12759,7 @@
         <w:spacing w:after="80"/>
       </w:pPr>
       <w:r>
-        <w:t xml:space="preserve">Provider connectivity for each entry in </w:t>
-      </w:r>
-      <w:proofErr w:type="spellStart"/>
-      <w:proofErr w:type="gramStart"/>
-      <w:r>
-        <w:t>registry.yaml</w:t>
-      </w:r>
-      <w:proofErr w:type="spellEnd"/>
-      <w:proofErr w:type="gramEnd"/>
-      <w:r>
-        <w:t>.</w:t>
+        <w:t>Provider connectivity for each entry in registry.yaml.</w:t>
       </w:r>
     </w:p>
     <w:p>
@@ -14662,13 +13308,8 @@
             </w:tcMar>
           </w:tcPr>
           <w:p>
-            <w:proofErr w:type="spellStart"/>
-            <w:r>
-              <w:t>Cost</w:t>
-            </w:r>
-            <w:proofErr w:type="spellEnd"/>
-            <w:r>
-              <w:t xml:space="preserve"> guard</w:t>
+            <w:r>
+              <w:t>Cost guard</w:t>
             </w:r>
           </w:p>
         </w:tc>
@@ -14802,23 +13443,7 @@
         <w:spacing w:after="120"/>
       </w:pPr>
       <w:r>
-        <w:t xml:space="preserve">Prompts are code. Every prompt file </w:t>
-      </w:r>
-      <w:proofErr w:type="gramStart"/>
-      <w:r>
-        <w:t>lives</w:t>
-      </w:r>
-      <w:proofErr w:type="gramEnd"/>
-      <w:r>
-        <w:t xml:space="preserve"> under prompts/ in git. Changes go through commits with feat/prompt or fix/prompt prefix. When Jarvis's behaviour regresses, rollback is a git revert. Every model call logs the prompt file </w:t>
-      </w:r>
-      <w:proofErr w:type="gramStart"/>
-      <w:r>
-        <w:t>hash</w:t>
-      </w:r>
-      <w:proofErr w:type="gramEnd"/>
-      <w:r>
-        <w:t xml:space="preserve"> so behaviour is reproducible.</w:t>
+        <w:t>Prompts are code. Every prompt file lives under prompts/ in git. Changes go through commits with feat/prompt or fix/prompt prefix. When Jarvis's behaviour regresses, rollback is a git revert. Every model call logs the prompt file hash so behaviour is reproducible.</w:t>
       </w:r>
     </w:p>
     <w:p>
@@ -14907,15 +13532,7 @@
         <w:spacing w:after="120"/>
       </w:pPr>
       <w:r>
-        <w:t>Stuck Logs accumulate in docs/</w:t>
-      </w:r>
-      <w:proofErr w:type="spellStart"/>
-      <w:r>
-        <w:t>stuck_log</w:t>
-      </w:r>
-      <w:proofErr w:type="spellEnd"/>
-      <w:r>
-        <w:t>/. They become genuine interview material — 'tell me about a hard problem you faced' has a corpus to draw from.</w:t>
+        <w:t>Stuck Logs accumulate in docs/stuck_log/. They become genuine interview material — 'tell me about a hard problem you faced' has a corpus to draw from.</w:t>
       </w:r>
     </w:p>
     <w:p>
@@ -14931,15 +13548,7 @@
         <w:spacing w:after="120"/>
       </w:pPr>
       <w:r>
-        <w:t>Jarvis logs its own development. Every meaningful commit auto-generates an Obsidian journal entry (obsidian/</w:t>
-      </w:r>
-      <w:proofErr w:type="spellStart"/>
-      <w:r>
-        <w:t>build_log</w:t>
-      </w:r>
-      <w:proofErr w:type="spellEnd"/>
-      <w:r>
-        <w:t>/) from the commit message + diff summary. Weekly digests compile into a public-facing build log. Solves the 'no demonstrable artifact' problem automatically — recruiters can scroll a real, dated log of progress.</w:t>
+        <w:t>Jarvis logs its own development. Every meaningful commit auto-generates an Obsidian journal entry (obsidian/build_log/) from the commit message + diff summary. Weekly digests compile into a public-facing build log. Solves the 'no demonstrable artifact' problem automatically — recruiters can scroll a real, dated log of progress.</w:t>
       </w:r>
     </w:p>
     <w:p>
@@ -14947,13 +13556,8 @@
         <w:pStyle w:val="Heading1"/>
       </w:pPr>
       <w:r>
-        <w:t xml:space="preserve">19. Explicit </w:t>
-      </w:r>
-      <w:proofErr w:type="gramStart"/>
-      <w:r>
-        <w:t>Non-Goals</w:t>
-      </w:r>
-      <w:proofErr w:type="gramEnd"/>
+        <w:t>19. Explicit Non-Goals</w:t>
+      </w:r>
     </w:p>
     <w:p>
       <w:pPr>
@@ -15051,15 +13655,7 @@
         <w:spacing w:after="80"/>
       </w:pPr>
       <w:r>
-        <w:t xml:space="preserve">Not </w:t>
-      </w:r>
-      <w:proofErr w:type="gramStart"/>
-      <w:r>
-        <w:t>always-listening</w:t>
-      </w:r>
-      <w:proofErr w:type="gramEnd"/>
-      <w:r>
-        <w:t xml:space="preserve"> before Phase 4 explicitly enables it with budget proven safe.</w:t>
+        <w:t>Not always-listening before Phase 4 explicitly enables it with budget proven safe.</w:t>
       </w:r>
     </w:p>
     <w:p>
@@ -15398,13 +13994,8 @@
             </w:tcMar>
           </w:tcPr>
           <w:p>
-            <w:proofErr w:type="gramStart"/>
-            <w:r>
-              <w:t>Plus</w:t>
-            </w:r>
-            <w:proofErr w:type="gramEnd"/>
-            <w:r>
-              <w:t xml:space="preserve"> language servers</w:t>
+            <w:r>
+              <w:t>Plus language servers</w:t>
             </w:r>
           </w:p>
         </w:tc>
@@ -15632,15 +14223,7 @@
           </w:tcPr>
           <w:p>
             <w:r>
-              <w:t>Local 3B model loaded (</w:t>
-            </w:r>
-            <w:proofErr w:type="spellStart"/>
-            <w:r>
-              <w:t>Ollama</w:t>
-            </w:r>
-            <w:proofErr w:type="spellEnd"/>
-            <w:r>
-              <w:t>)</w:t>
+              <w:t>Local 3B model loaded (Ollama)</w:t>
             </w:r>
           </w:p>
         </w:tc>
@@ -16079,15 +14662,7 @@
           </w:tcPr>
           <w:p>
             <w:r>
-              <w:t>core/</w:t>
-            </w:r>
-            <w:proofErr w:type="spellStart"/>
-            <w:r>
-              <w:t>cost_guard</w:t>
-            </w:r>
-            <w:proofErr w:type="spellEnd"/>
-            <w:r>
-              <w:t>/</w:t>
+              <w:t>core/cost_guard/</w:t>
             </w:r>
           </w:p>
         </w:tc>
@@ -16177,15 +14752,7 @@
           </w:tcPr>
           <w:p>
             <w:r>
-              <w:t>obsidian/</w:t>
-            </w:r>
-            <w:proofErr w:type="spellStart"/>
-            <w:r>
-              <w:t>build_log</w:t>
-            </w:r>
-            <w:proofErr w:type="spellEnd"/>
-            <w:r>
-              <w:t>/</w:t>
+              <w:t>obsidian/build_log/</w:t>
             </w:r>
           </w:p>
         </w:tc>
@@ -16343,15 +14910,7 @@
           </w:tcPr>
           <w:p>
             <w:r>
-              <w:t xml:space="preserve">Real-time web view of API </w:t>
-            </w:r>
-            <w:proofErr w:type="gramStart"/>
-            <w:r>
-              <w:t>spend</w:t>
-            </w:r>
-            <w:proofErr w:type="gramEnd"/>
-            <w:r>
-              <w:t xml:space="preserve"> by day/week/model/task</w:t>
+              <w:t>Real-time web view of API spend by day/week/model/task</w:t>
             </w:r>
           </w:p>
         </w:tc>
@@ -16914,13 +15473,8 @@
           </w:tcPr>
           <w:p>
             <w:r>
-              <w:t>core/scheduler/, config/</w:t>
-            </w:r>
-            <w:proofErr w:type="spellStart"/>
-            <w:r>
-              <w:t>routines.yaml</w:t>
-            </w:r>
-            <w:proofErr w:type="spellEnd"/>
+              <w:t>core/scheduler/, config/routines.yaml</w:t>
+            </w:r>
           </w:p>
         </w:tc>
         <w:tc>
@@ -17651,15 +16205,7 @@
           </w:tcPr>
           <w:p>
             <w:r>
-              <w:t xml:space="preserve">Phase 1B: provider wrappers (OpenAI, Anthropic, </w:t>
-            </w:r>
-            <w:proofErr w:type="spellStart"/>
-            <w:r>
-              <w:t>Ollama</w:t>
-            </w:r>
-            <w:proofErr w:type="spellEnd"/>
-            <w:r>
-              <w:t>)</w:t>
+              <w:t>Phase 1B: provider wrappers (OpenAI, Anthropic, Ollama)</w:t>
             </w:r>
           </w:p>
         </w:tc>
@@ -17727,17 +16273,7 @@
           </w:tcPr>
           <w:p>
             <w:r>
-              <w:t xml:space="preserve">Phase 1C: </w:t>
-            </w:r>
-            <w:proofErr w:type="spellStart"/>
-            <w:proofErr w:type="gramStart"/>
-            <w:r>
-              <w:t>registry.yaml</w:t>
-            </w:r>
-            <w:proofErr w:type="spellEnd"/>
-            <w:proofErr w:type="gramEnd"/>
-            <w:r>
-              <w:t xml:space="preserve"> schema and loader, calibration suite skeleton</w:t>
+              <w:t>Phase 1C: registry.yaml schema and loader, calibration suite skeleton</w:t>
             </w:r>
           </w:p>
         </w:tc>
@@ -17873,15 +16409,7 @@
           </w:tcPr>
           <w:p>
             <w:r>
-              <w:t xml:space="preserve">Test suite skeleton with </w:t>
-            </w:r>
-            <w:proofErr w:type="spellStart"/>
-            <w:r>
-              <w:t>pytest</w:t>
-            </w:r>
-            <w:proofErr w:type="spellEnd"/>
-            <w:r>
-              <w:t xml:space="preserve"> + pre-commit hook (Phase 1B)</w:t>
+              <w:t>Test suite skeleton with pytest + pre-commit hook (Phase 1B)</w:t>
             </w:r>
           </w:p>
         </w:tc>
@@ -18289,15 +16817,7 @@
           </w:tcPr>
           <w:p>
             <w:r>
-              <w:t>Write definition-of-done for each parallel project (</w:t>
-            </w:r>
-            <w:proofErr w:type="spellStart"/>
-            <w:r>
-              <w:t>TripSplit</w:t>
-            </w:r>
-            <w:proofErr w:type="spellEnd"/>
-            <w:r>
-              <w:t>, fitness app)</w:t>
+              <w:t>Write definition-of-done for each parallel project (TripSplit, fitness app)</w:t>
             </w:r>
           </w:p>
         </w:tc>
@@ -18365,15 +16885,7 @@
           </w:tcPr>
           <w:p>
             <w:r>
-              <w:t>Benchmark local models once MacBook arrives (</w:t>
-            </w:r>
-            <w:proofErr w:type="spellStart"/>
-            <w:r>
-              <w:t>Ollama</w:t>
-            </w:r>
-            <w:proofErr w:type="spellEnd"/>
-            <w:r>
-              <w:t xml:space="preserve"> + Qwen3/Mistral/Gemma per task class)</w:t>
+              <w:t>Benchmark local models once MacBook arrives (Ollama + Qwen3/Mistral/Gemma per task class)</w:t>
             </w:r>
           </w:p>
         </w:tc>
@@ -18489,10 +17001,13 @@
           <w:sz w:val="18"/>
           <w:szCs w:val="18"/>
         </w:rPr>
-        <w:t xml:space="preserve">JARVIS Master Architecture &amp; Delivery Roadmap </w:t>
-      </w:r>
-      <w:proofErr w:type="gramStart"/>
-      <w:r>
+        <w:t>JARVIS Master Architecture &amp; Delivery Roadmap v3.1  |  Prince Anozie  |  14 May 2026</w:t>
+      </w:r>
+    </w:p>
+    <w:p>
+      <w:pPr>
+        <w:spacing w:before="360" w:after="80"/>
+        <w:jc w:val="center"/>
         <w:rPr>
           <w:i/>
           <w:iCs/>
@@ -18500,10 +17015,12 @@
           <w:sz w:val="18"/>
           <w:szCs w:val="18"/>
         </w:rPr>
-        <w:t>v3.1  |</w:t>
-      </w:r>
-      <w:proofErr w:type="gramEnd"/>
-      <w:r>
+      </w:pPr>
+    </w:p>
+    <w:p>
+      <w:pPr>
+        <w:spacing w:before="360" w:after="80"/>
+        <w:jc w:val="center"/>
         <w:rPr>
           <w:i/>
           <w:iCs/>
@@ -18511,55 +17028,6 @@
           <w:sz w:val="18"/>
           <w:szCs w:val="18"/>
         </w:rPr>
-        <w:t xml:space="preserve">  Prince </w:t>
-      </w:r>
-      <w:proofErr w:type="gramStart"/>
-      <w:r>
-        <w:rPr>
-          <w:i/>
-          <w:iCs/>
-          <w:color w:val="808080"/>
-          <w:sz w:val="18"/>
-          <w:szCs w:val="18"/>
-        </w:rPr>
-        <w:t>Anozie  |</w:t>
-      </w:r>
-      <w:proofErr w:type="gramEnd"/>
-      <w:r>
-        <w:rPr>
-          <w:i/>
-          <w:iCs/>
-          <w:color w:val="808080"/>
-          <w:sz w:val="18"/>
-          <w:szCs w:val="18"/>
-        </w:rPr>
-        <w:t xml:space="preserve">  14 May 2026</w:t>
-      </w:r>
-    </w:p>
-    <w:p>
-      <w:pPr>
-        <w:spacing w:before="360" w:after="80"/>
-        <w:jc w:val="center"/>
-        <w:rPr>
-          <w:i/>
-          <w:iCs/>
-          <w:color w:val="808080"/>
-          <w:sz w:val="18"/>
-          <w:szCs w:val="18"/>
-        </w:rPr>
-      </w:pPr>
-    </w:p>
-    <w:p>
-      <w:pPr>
-        <w:spacing w:before="360" w:after="80"/>
-        <w:jc w:val="center"/>
-        <w:rPr>
-          <w:i/>
-          <w:iCs/>
-          <w:color w:val="808080"/>
-          <w:sz w:val="18"/>
-          <w:szCs w:val="18"/>
-        </w:rPr>
       </w:pPr>
     </w:p>
     <w:p>
@@ -18632,15 +17100,7 @@
         <w:jc w:val="center"/>
       </w:pPr>
       <w:r>
-        <w:t xml:space="preserve">Whitelist on every dimension where "unbounded" means "dangerous". Tools, file paths for writes, terminal commands, network hosts. Blacklists are </w:t>
-      </w:r>
-      <w:proofErr w:type="spellStart"/>
-      <w:r>
-        <w:t>defense</w:t>
-      </w:r>
-      <w:proofErr w:type="spellEnd"/>
-      <w:r>
-        <w:t>-in-depth only.</w:t>
+        <w:t>Whitelist on every dimension where "unbounded" means "dangerous". Tools, file paths for writes, terminal commands, network hosts. Blacklists are defense-in-depth only.</w:t>
       </w:r>
     </w:p>
     <w:p>
@@ -18666,23 +17126,7 @@
         <w:jc w:val="center"/>
       </w:pPr>
       <w:r>
-        <w:t xml:space="preserve">Trust boundary is explicit and singular. Today: </w:t>
-      </w:r>
-      <w:proofErr w:type="gramStart"/>
-      <w:r>
-        <w:t>the</w:t>
-      </w:r>
-      <w:proofErr w:type="gramEnd"/>
-      <w:r>
-        <w:t xml:space="preserve"> Next route process. Tomorrow: </w:t>
-      </w:r>
-      <w:proofErr w:type="gramStart"/>
-      <w:r>
-        <w:t>the</w:t>
-      </w:r>
-      <w:proofErr w:type="gramEnd"/>
-      <w:r>
-        <w:t xml:space="preserve"> Electron main process. The transition must require zero changes to tool implementations.</w:t>
+        <w:t>Trust boundary is explicit and singular. Today: the Next route process. Tomorrow: the Electron main process. The transition must require zero changes to tool implementations.</w:t>
       </w:r>
     </w:p>
     <w:p>
@@ -18708,23 +17152,7 @@
         <w:jc w:val="center"/>
       </w:pPr>
       <w:r>
-        <w:t xml:space="preserve">Audit-first. A tool call </w:t>
-      </w:r>
-      <w:proofErr w:type="gramStart"/>
-      <w:r>
-        <w:t>is persisted</w:t>
-      </w:r>
-      <w:proofErr w:type="gramEnd"/>
-      <w:r>
-        <w:t xml:space="preserve"> to </w:t>
-      </w:r>
-      <w:proofErr w:type="spellStart"/>
-      <w:r>
-        <w:t>tool_calls</w:t>
-      </w:r>
-      <w:proofErr w:type="spellEnd"/>
-      <w:r>
-        <w:t> </w:t>
+        <w:t>Audit-first. A tool call is persisted to tool_calls </w:t>
       </w:r>
       <w:r>
         <w:rPr>
@@ -18781,15 +17209,7 @@
         <w:jc w:val="center"/>
       </w:pPr>
       <w:r>
-        <w:t>The model can propose any tool. The runner decides whether to run it. For tools whose </w:t>
-      </w:r>
-      <w:proofErr w:type="spellStart"/>
-      <w:r>
-        <w:t>requiredSafetyTag</w:t>
-      </w:r>
-      <w:proofErr w:type="spellEnd"/>
-      <w:r>
-        <w:t> is CONFIRM_ONCE or CONFIRM_ALWAYS, the user must be in the loop. Approval state captures "the user said yes" with enough scope that we don't re-prompt on every keystroke, and not so much scope that yes-once becomes yes-forever.</w:t>
+        <w:t>The model can propose any tool. The runner decides whether to run it. For tools whose requiredSafetyTag is CONFIRM_ONCE or CONFIRM_ALWAYS, the user must be in the loop. Approval state captures "the user said yes" with enough scope that we don't re-prompt on every keystroke, and not so much scope that yes-once becomes yes-forever.</w:t>
       </w:r>
     </w:p>
     <w:p>
@@ -18815,21 +17235,8 @@
         <w:spacing w:before="360" w:after="80"/>
         <w:jc w:val="center"/>
       </w:pPr>
-      <w:proofErr w:type="gramStart"/>
-      <w:r>
-        <w:t>PENDING(</w:t>
-      </w:r>
-      <w:proofErr w:type="spellStart"/>
-      <w:r>
-        <w:t>execId</w:t>
-      </w:r>
-      <w:proofErr w:type="spellEnd"/>
-      <w:r>
-        <w:t xml:space="preserve">)   </w:t>
-      </w:r>
-      <w:proofErr w:type="gramEnd"/>
-      <w:r>
-        <w:t xml:space="preserve">   — tool proposed, awaiting user</w:t>
+      <w:r>
+        <w:t>PENDING(execId)      — tool proposed, awaiting user</w:t>
       </w:r>
     </w:p>
     <w:p>
@@ -19028,39 +17435,7 @@
         <w:jc w:val="center"/>
       </w:pPr>
       <w:r>
-        <w:t>Approval is keyed on (</w:t>
-      </w:r>
-      <w:proofErr w:type="spellStart"/>
-      <w:r>
-        <w:t>session_id</w:t>
-      </w:r>
-      <w:proofErr w:type="spellEnd"/>
-      <w:r>
-        <w:t xml:space="preserve">, </w:t>
-      </w:r>
-      <w:proofErr w:type="spellStart"/>
-      <w:r>
-        <w:t>tool_id</w:t>
-      </w:r>
-      <w:proofErr w:type="spellEnd"/>
-      <w:r>
-        <w:t xml:space="preserve">, </w:t>
-      </w:r>
-      <w:proofErr w:type="spellStart"/>
-      <w:r>
-        <w:t>scope_hash</w:t>
-      </w:r>
-      <w:proofErr w:type="spellEnd"/>
-      <w:r>
-        <w:t>). The </w:t>
-      </w:r>
-      <w:proofErr w:type="spellStart"/>
-      <w:r>
-        <w:t>scope_hash</w:t>
-      </w:r>
-      <w:proofErr w:type="spellEnd"/>
-      <w:r>
-        <w:t> is computed by the tool itself from the </w:t>
+        <w:t>Approval is keyed on (session_id, tool_id, scope_hash). The scope_hash is computed by the tool itself from the </w:t>
       </w:r>
       <w:r>
         <w:rPr>
@@ -19082,45 +17457,9 @@
         <w:spacing w:before="360" w:after="80"/>
         <w:jc w:val="center"/>
       </w:pPr>
-      <w:proofErr w:type="spellStart"/>
-      <w:proofErr w:type="gramStart"/>
-      <w:r>
-        <w:t>fs.write</w:t>
-      </w:r>
-      <w:proofErr w:type="gramEnd"/>
-      <w:r>
-        <w:t>_</w:t>
-      </w:r>
-      <w:proofErr w:type="gramStart"/>
-      <w:r>
-        <w:t>file</w:t>
-      </w:r>
-      <w:proofErr w:type="spellEnd"/>
-      <w:r>
-        <w:t>({ path</w:t>
-      </w:r>
-      <w:proofErr w:type="gramEnd"/>
-      <w:r>
-        <w:t xml:space="preserve">: "notes/today.md", content: </w:t>
-      </w:r>
-      <w:proofErr w:type="gramStart"/>
-      <w:r>
-        <w:t>"..." }</w:t>
-      </w:r>
-      <w:proofErr w:type="gramEnd"/>
-      <w:r>
-        <w:t>) → scope = </w:t>
-      </w:r>
-      <w:proofErr w:type="spellStart"/>
-      <w:proofErr w:type="gramStart"/>
-      <w:r>
-        <w:t>path:notes</w:t>
-      </w:r>
-      <w:proofErr w:type="spellEnd"/>
-      <w:r>
-        <w:t>/today.md</w:t>
-      </w:r>
-      <w:proofErr w:type="gramEnd"/>
+      <w:r>
+        <w:t>fs.write_file({ path: "notes/today.md", content: "..." }) → scope = path:notes/today.md</w:t>
+      </w:r>
     </w:p>
     <w:p>
       <w:pPr>
@@ -19131,40 +17470,9 @@
         <w:spacing w:before="360" w:after="80"/>
         <w:jc w:val="center"/>
       </w:pPr>
-      <w:proofErr w:type="spellStart"/>
-      <w:proofErr w:type="gramStart"/>
-      <w:r>
-        <w:t>fs.delete</w:t>
-      </w:r>
-      <w:proofErr w:type="gramEnd"/>
-      <w:r>
-        <w:t>_</w:t>
-      </w:r>
-      <w:proofErr w:type="gramStart"/>
-      <w:r>
-        <w:t>file</w:t>
-      </w:r>
-      <w:proofErr w:type="spellEnd"/>
-      <w:r>
-        <w:t>({ path</w:t>
-      </w:r>
-      <w:proofErr w:type="gramEnd"/>
-      <w:r>
-        <w:t>: "junk.txt</w:t>
-      </w:r>
-      <w:proofErr w:type="gramStart"/>
-      <w:r>
-        <w:t>" }</w:t>
-      </w:r>
-      <w:proofErr w:type="gramEnd"/>
-      <w:r>
-        <w:t>) → scope = </w:t>
-      </w:r>
-      <w:proofErr w:type="gramStart"/>
-      <w:r>
-        <w:t>path:junk.txt</w:t>
-      </w:r>
-      <w:proofErr w:type="gramEnd"/>
+      <w:r>
+        <w:t>fs.delete_file({ path: "junk.txt" }) → scope = path:junk.txt</w:t>
+      </w:r>
     </w:p>
     <w:p>
       <w:pPr>
@@ -19175,105 +17483,26 @@
         <w:spacing w:before="360" w:after="80"/>
         <w:jc w:val="center"/>
       </w:pPr>
-      <w:proofErr w:type="spellStart"/>
-      <w:r>
-        <w:t>terminal.git_</w:t>
-      </w:r>
-      <w:proofErr w:type="gramStart"/>
-      <w:r>
-        <w:t>status</w:t>
-      </w:r>
-      <w:proofErr w:type="spellEnd"/>
-      <w:r>
-        <w:t>(</w:t>
-      </w:r>
-      <w:proofErr w:type="gramEnd"/>
-      <w:r>
-        <w:t xml:space="preserve">{}) → scope = none (no </w:t>
-      </w:r>
-      <w:proofErr w:type="spellStart"/>
-      <w:r>
-        <w:t>args</w:t>
-      </w:r>
-      <w:proofErr w:type="spellEnd"/>
-      <w:r>
-        <w:t xml:space="preserve"> matter)</w:t>
-      </w:r>
-    </w:p>
-    <w:p>
-      <w:pPr>
-        <w:spacing w:before="360" w:after="80"/>
-        <w:jc w:val="center"/>
-      </w:pPr>
-      <w:r>
-        <w:t>Tools declare a </w:t>
-      </w:r>
-      <w:proofErr w:type="spellStart"/>
-      <w:r>
-        <w:t>scopeOf</w:t>
-      </w:r>
-      <w:proofErr w:type="spellEnd"/>
-      <w:r>
-        <w:t>(input): string function as part of their spec. The runner refuses to register a tool with </w:t>
-      </w:r>
-      <w:proofErr w:type="spellStart"/>
-      <w:proofErr w:type="gramStart"/>
-      <w:r>
-        <w:t>requiredSafetyTag</w:t>
-      </w:r>
-      <w:proofErr w:type="spellEnd"/>
-      <w:r>
-        <w:t xml:space="preserve"> !</w:t>
-      </w:r>
-      <w:proofErr w:type="gramEnd"/>
-      <w:r>
-        <w:t>= ALLOW if </w:t>
-      </w:r>
-      <w:proofErr w:type="spellStart"/>
-      <w:r>
-        <w:t>scopeOf</w:t>
-      </w:r>
-      <w:proofErr w:type="spellEnd"/>
-      <w:r>
-        <w:t> is missing.</w:t>
-      </w:r>
-    </w:p>
-    <w:p>
-      <w:pPr>
-        <w:spacing w:before="360" w:after="80"/>
-        <w:jc w:val="center"/>
-      </w:pPr>
-      <w:r>
-        <w:t>Why not approve "the whole tool": approving </w:t>
-      </w:r>
-      <w:proofErr w:type="spellStart"/>
-      <w:proofErr w:type="gramStart"/>
-      <w:r>
-        <w:t>fs.write</w:t>
-      </w:r>
-      <w:proofErr w:type="gramEnd"/>
-      <w:r>
-        <w:t>_file</w:t>
-      </w:r>
-      <w:proofErr w:type="spellEnd"/>
-      <w:r>
-        <w:t xml:space="preserve"> once should not let the model then </w:t>
-      </w:r>
-      <w:proofErr w:type="gramStart"/>
-      <w:r>
-        <w:t>overwrite .</w:t>
-      </w:r>
-      <w:proofErr w:type="spellStart"/>
-      <w:r>
-        <w:t>env</w:t>
-      </w:r>
-      <w:proofErr w:type="gramEnd"/>
-      <w:r>
-        <w:t>.local</w:t>
-      </w:r>
-      <w:proofErr w:type="spellEnd"/>
-      <w:r>
-        <w:t> on the next call. Scope-per-call protects against scope creep.</w:t>
+      <w:r>
+        <w:t>terminal.git_status({}) → scope = none (no args matter)</w:t>
+      </w:r>
+    </w:p>
+    <w:p>
+      <w:pPr>
+        <w:spacing w:before="360" w:after="80"/>
+        <w:jc w:val="center"/>
+      </w:pPr>
+      <w:r>
+        <w:t>Tools declare a scopeOf(input): string function as part of their spec. The runner refuses to register a tool with requiredSafetyTag != ALLOW if scopeOf is missing.</w:t>
+      </w:r>
+    </w:p>
+    <w:p>
+      <w:pPr>
+        <w:spacing w:before="360" w:after="80"/>
+        <w:jc w:val="center"/>
+      </w:pPr>
+      <w:r>
+        <w:t>Why not approve "the whole tool": approving fs.write_file once should not let the model then overwrite .env.local on the next call. Scope-per-call protects against scope creep.</w:t>
       </w:r>
     </w:p>
     <w:p>
@@ -19319,125 +17548,61 @@
         <w:jc w:val="center"/>
       </w:pPr>
       <w:r>
-        <w:t xml:space="preserve">  </w:t>
-      </w:r>
-      <w:proofErr w:type="spellStart"/>
-      <w:r>
-        <w:t>session_id</w:t>
-      </w:r>
-      <w:proofErr w:type="spellEnd"/>
-      <w:r>
-        <w:t xml:space="preserve">    TEXT NOT NULL,</w:t>
-      </w:r>
-    </w:p>
-    <w:p>
-      <w:pPr>
-        <w:spacing w:before="360" w:after="80"/>
-        <w:jc w:val="center"/>
-      </w:pPr>
-      <w:r>
-        <w:t xml:space="preserve">  </w:t>
-      </w:r>
-      <w:proofErr w:type="spellStart"/>
-      <w:r>
-        <w:t>tool_id</w:t>
-      </w:r>
-      <w:proofErr w:type="spellEnd"/>
-      <w:r>
-        <w:t xml:space="preserve">       TEXT NOT NULL,</w:t>
-      </w:r>
-    </w:p>
-    <w:p>
-      <w:pPr>
-        <w:spacing w:before="360" w:after="80"/>
-        <w:jc w:val="center"/>
-      </w:pPr>
-      <w:r>
-        <w:t xml:space="preserve">  </w:t>
-      </w:r>
-      <w:proofErr w:type="spellStart"/>
-      <w:r>
-        <w:t>scope_hash</w:t>
-      </w:r>
-      <w:proofErr w:type="spellEnd"/>
-      <w:r>
-        <w:t xml:space="preserve">    TEXT NOT NULL,</w:t>
-      </w:r>
-    </w:p>
-    <w:p>
-      <w:pPr>
-        <w:spacing w:before="360" w:after="80"/>
-        <w:jc w:val="center"/>
-      </w:pPr>
-      <w:r>
-        <w:t xml:space="preserve">  decision      TEXT NOT </w:t>
-      </w:r>
-      <w:proofErr w:type="gramStart"/>
-      <w:r>
-        <w:t xml:space="preserve">NULL,   </w:t>
-      </w:r>
-      <w:proofErr w:type="gramEnd"/>
-      <w:r>
-        <w:t xml:space="preserve">     -- APPROVED_ONCE | APPROVED_SESSION | DENIED</w:t>
-      </w:r>
-    </w:p>
-    <w:p>
-      <w:pPr>
-        <w:spacing w:before="360" w:after="80"/>
-        <w:jc w:val="center"/>
-      </w:pPr>
-      <w:r>
-        <w:t xml:space="preserve">  </w:t>
-      </w:r>
-      <w:proofErr w:type="spellStart"/>
-      <w:r>
-        <w:t>decided_at</w:t>
-      </w:r>
-      <w:proofErr w:type="spellEnd"/>
-      <w:r>
-        <w:t xml:space="preserve">    INTEGER NOT NULL,</w:t>
-      </w:r>
-    </w:p>
-    <w:p>
-      <w:pPr>
-        <w:spacing w:before="360" w:after="80"/>
-        <w:jc w:val="center"/>
-      </w:pPr>
-      <w:r>
-        <w:t xml:space="preserve">  </w:t>
-      </w:r>
-      <w:proofErr w:type="spellStart"/>
-      <w:r>
-        <w:t>expires_at</w:t>
-      </w:r>
-      <w:proofErr w:type="spellEnd"/>
-      <w:r>
-        <w:t xml:space="preserve">    </w:t>
-      </w:r>
-      <w:proofErr w:type="gramStart"/>
-      <w:r>
-        <w:t xml:space="preserve">INTEGER,   </w:t>
-      </w:r>
-      <w:proofErr w:type="gramEnd"/>
-      <w:r>
-        <w:t xml:space="preserve">           -- NULL = no expiry (APPROVED_ONCE consumed immediately)</w:t>
-      </w:r>
-    </w:p>
-    <w:p>
-      <w:pPr>
-        <w:spacing w:before="360" w:after="80"/>
-        <w:jc w:val="center"/>
-      </w:pPr>
-      <w:r>
-        <w:t xml:space="preserve">  </w:t>
-      </w:r>
-      <w:proofErr w:type="spellStart"/>
-      <w:r>
-        <w:t>consumed_at</w:t>
-      </w:r>
-      <w:proofErr w:type="spellEnd"/>
-      <w:r>
-        <w:t xml:space="preserve">   INTEGER               -- APPROVED_ONCE marked consumed after a successful run</w:t>
+        <w:t xml:space="preserve">  session_id    TEXT NOT NULL,</w:t>
+      </w:r>
+    </w:p>
+    <w:p>
+      <w:pPr>
+        <w:spacing w:before="360" w:after="80"/>
+        <w:jc w:val="center"/>
+      </w:pPr>
+      <w:r>
+        <w:t xml:space="preserve">  tool_id       TEXT NOT NULL,</w:t>
+      </w:r>
+    </w:p>
+    <w:p>
+      <w:pPr>
+        <w:spacing w:before="360" w:after="80"/>
+        <w:jc w:val="center"/>
+      </w:pPr>
+      <w:r>
+        <w:t xml:space="preserve">  scope_hash    TEXT NOT NULL,</w:t>
+      </w:r>
+    </w:p>
+    <w:p>
+      <w:pPr>
+        <w:spacing w:before="360" w:after="80"/>
+        <w:jc w:val="center"/>
+      </w:pPr>
+      <w:r>
+        <w:t xml:space="preserve">  decision      TEXT NOT NULL,        -- APPROVED_ONCE | APPROVED_SESSION | DENIED</w:t>
+      </w:r>
+    </w:p>
+    <w:p>
+      <w:pPr>
+        <w:spacing w:before="360" w:after="80"/>
+        <w:jc w:val="center"/>
+      </w:pPr>
+      <w:r>
+        <w:t xml:space="preserve">  decided_at    INTEGER NOT NULL,</w:t>
+      </w:r>
+    </w:p>
+    <w:p>
+      <w:pPr>
+        <w:spacing w:before="360" w:after="80"/>
+        <w:jc w:val="center"/>
+      </w:pPr>
+      <w:r>
+        <w:t xml:space="preserve">  expires_at    INTEGER,              -- NULL = no expiry (APPROVED_ONCE consumed immediately)</w:t>
+      </w:r>
+    </w:p>
+    <w:p>
+      <w:pPr>
+        <w:spacing w:before="360" w:after="80"/>
+        <w:jc w:val="center"/>
+      </w:pPr>
+      <w:r>
+        <w:t xml:space="preserve">  consumed_at   INTEGER               -- APPROVED_ONCE marked consumed after a successful run</w:t>
       </w:r>
     </w:p>
     <w:p>
@@ -19455,44 +17620,7 @@
         <w:jc w:val="center"/>
       </w:pPr>
       <w:r>
-        <w:t xml:space="preserve">CREATE INDEX </w:t>
-      </w:r>
-      <w:proofErr w:type="spellStart"/>
-      <w:r>
-        <w:t>idx_approvals_lookup</w:t>
-      </w:r>
-      <w:proofErr w:type="spellEnd"/>
-      <w:r>
-        <w:t xml:space="preserve"> ON </w:t>
-      </w:r>
-      <w:proofErr w:type="gramStart"/>
-      <w:r>
-        <w:t>approvals(</w:t>
-      </w:r>
-      <w:proofErr w:type="spellStart"/>
-      <w:proofErr w:type="gramEnd"/>
-      <w:r>
-        <w:t>session_id</w:t>
-      </w:r>
-      <w:proofErr w:type="spellEnd"/>
-      <w:r>
-        <w:t xml:space="preserve">, </w:t>
-      </w:r>
-      <w:proofErr w:type="spellStart"/>
-      <w:r>
-        <w:t>tool_id</w:t>
-      </w:r>
-      <w:proofErr w:type="spellEnd"/>
-      <w:r>
-        <w:t xml:space="preserve">, </w:t>
-      </w:r>
-      <w:proofErr w:type="spellStart"/>
-      <w:r>
-        <w:t>scope_hash</w:t>
-      </w:r>
-      <w:proofErr w:type="spellEnd"/>
-      <w:r>
-        <w:t>, decision);</w:t>
+        <w:t>CREATE INDEX idx_approvals_lookup ON approvals(session_id, tool_id, scope_hash, decision);</w:t>
       </w:r>
     </w:p>
     <w:p>
@@ -19510,13 +17638,8 @@
         <w:jc w:val="center"/>
       </w:pPr>
       <w:r>
-        <w:t xml:space="preserve">SELECT decision, </w:t>
-      </w:r>
-      <w:proofErr w:type="spellStart"/>
-      <w:r>
-        <w:t>expires_at</w:t>
-      </w:r>
-      <w:proofErr w:type="spellEnd"/>
+        <w:t>SELECT decision, expires_at</w:t>
+      </w:r>
     </w:p>
     <w:p>
       <w:pPr>
@@ -19533,119 +17656,34 @@
         <w:jc w:val="center"/>
       </w:pPr>
       <w:r>
-        <w:t xml:space="preserve">WHERE </w:t>
-      </w:r>
-      <w:proofErr w:type="spellStart"/>
-      <w:r>
-        <w:t>session_id</w:t>
-      </w:r>
-      <w:proofErr w:type="spellEnd"/>
-      <w:r>
-        <w:t xml:space="preserve"> </w:t>
-      </w:r>
-      <w:proofErr w:type="gramStart"/>
-      <w:r>
-        <w:t>= ?</w:t>
-      </w:r>
-      <w:proofErr w:type="gramEnd"/>
-      <w:r>
-        <w:t xml:space="preserve"> AND </w:t>
-      </w:r>
-      <w:proofErr w:type="spellStart"/>
-      <w:r>
-        <w:t>tool_id</w:t>
-      </w:r>
-      <w:proofErr w:type="spellEnd"/>
-      <w:r>
-        <w:t xml:space="preserve"> </w:t>
-      </w:r>
-      <w:proofErr w:type="gramStart"/>
-      <w:r>
-        <w:t>= ?</w:t>
-      </w:r>
-      <w:proofErr w:type="gramEnd"/>
-      <w:r>
-        <w:t xml:space="preserve"> AND </w:t>
-      </w:r>
-      <w:proofErr w:type="spellStart"/>
-      <w:r>
-        <w:t>scope_hash</w:t>
-      </w:r>
-      <w:proofErr w:type="spellEnd"/>
-      <w:r>
-        <w:t xml:space="preserve"> </w:t>
-      </w:r>
-      <w:proofErr w:type="gramStart"/>
-      <w:r>
-        <w:t>= ?</w:t>
-      </w:r>
-      <w:proofErr w:type="gramEnd"/>
-    </w:p>
-    <w:p>
-      <w:pPr>
-        <w:spacing w:before="360" w:after="80"/>
-        <w:jc w:val="center"/>
-      </w:pPr>
-      <w:r>
-        <w:t xml:space="preserve">  AND (</w:t>
-      </w:r>
-      <w:proofErr w:type="spellStart"/>
-      <w:r>
-        <w:t>consumed_at</w:t>
-      </w:r>
-      <w:proofErr w:type="spellEnd"/>
-      <w:r>
-        <w:t xml:space="preserve"> IS NULL OR decision = 'APPROVED_SESSION')</w:t>
-      </w:r>
-    </w:p>
-    <w:p>
-      <w:pPr>
-        <w:spacing w:before="360" w:after="80"/>
-        <w:jc w:val="center"/>
-      </w:pPr>
-      <w:r>
-        <w:t xml:space="preserve">  AND (</w:t>
-      </w:r>
-      <w:proofErr w:type="spellStart"/>
-      <w:r>
-        <w:t>expires_at</w:t>
-      </w:r>
-      <w:proofErr w:type="spellEnd"/>
-      <w:r>
-        <w:t xml:space="preserve"> IS NULL OR </w:t>
-      </w:r>
-      <w:proofErr w:type="spellStart"/>
-      <w:r>
-        <w:t>expires_at</w:t>
-      </w:r>
-      <w:proofErr w:type="spellEnd"/>
-      <w:r>
-        <w:t xml:space="preserve"> </w:t>
-      </w:r>
-      <w:proofErr w:type="gramStart"/>
-      <w:r>
-        <w:t>&gt; ?</w:t>
-      </w:r>
-      <w:proofErr w:type="gramEnd"/>
-      <w:r>
-        <w:t>)</w:t>
-      </w:r>
-    </w:p>
-    <w:p>
-      <w:pPr>
-        <w:spacing w:before="360" w:after="80"/>
-        <w:jc w:val="center"/>
-      </w:pPr>
-      <w:r>
-        <w:t xml:space="preserve">ORDER BY </w:t>
-      </w:r>
-      <w:proofErr w:type="spellStart"/>
-      <w:r>
-        <w:t>decided_at</w:t>
-      </w:r>
-      <w:proofErr w:type="spellEnd"/>
-      <w:r>
-        <w:t xml:space="preserve"> DESC</w:t>
+        <w:t>WHERE session_id = ? AND tool_id = ? AND scope_hash = ?</w:t>
+      </w:r>
+    </w:p>
+    <w:p>
+      <w:pPr>
+        <w:spacing w:before="360" w:after="80"/>
+        <w:jc w:val="center"/>
+      </w:pPr>
+      <w:r>
+        <w:t xml:space="preserve">  AND (consumed_at IS NULL OR decision = 'APPROVED_SESSION')</w:t>
+      </w:r>
+    </w:p>
+    <w:p>
+      <w:pPr>
+        <w:spacing w:before="360" w:after="80"/>
+        <w:jc w:val="center"/>
+      </w:pPr>
+      <w:r>
+        <w:t xml:space="preserve">  AND (expires_at IS NULL OR expires_at &gt; ?)</w:t>
+      </w:r>
+    </w:p>
+    <w:p>
+      <w:pPr>
+        <w:spacing w:before="360" w:after="80"/>
+        <w:jc w:val="center"/>
+      </w:pPr>
+      <w:r>
+        <w:t>ORDER BY decided_at DESC</w:t>
       </w:r>
     </w:p>
     <w:p>
@@ -19684,49 +17722,25 @@
         <w:jc w:val="center"/>
       </w:pPr>
       <w:r>
-        <w:t xml:space="preserve">A single tool call passes through ten ordered phases. Each phase has a deterministic outcome and writes either a </w:t>
-      </w:r>
-      <w:proofErr w:type="spellStart"/>
-      <w:r>
-        <w:t>tool_call</w:t>
-      </w:r>
-      <w:proofErr w:type="spellEnd"/>
-      <w:r>
-        <w:t xml:space="preserve"> row update or a telemetry event.</w:t>
-      </w:r>
-    </w:p>
-    <w:p>
-      <w:pPr>
-        <w:spacing w:before="360" w:after="80"/>
-        <w:jc w:val="center"/>
-      </w:pPr>
-      <w:r>
-        <w:t xml:space="preserve">1. PROPOSE       provider emits </w:t>
-      </w:r>
-      <w:proofErr w:type="spellStart"/>
-      <w:r>
-        <w:t>tool_call_end</w:t>
-      </w:r>
-      <w:proofErr w:type="spellEnd"/>
-      <w:r>
-        <w:t xml:space="preserve"> on the SSE stream</w:t>
-      </w:r>
-    </w:p>
-    <w:p>
-      <w:pPr>
-        <w:spacing w:before="360" w:after="80"/>
-        <w:jc w:val="center"/>
-      </w:pPr>
-      <w:r>
-        <w:t xml:space="preserve">2. ASSEMBLE      route parses </w:t>
-      </w:r>
-      <w:proofErr w:type="spellStart"/>
-      <w:r>
-        <w:t>tool_id</w:t>
-      </w:r>
-      <w:proofErr w:type="spellEnd"/>
-      <w:r>
-        <w:t xml:space="preserve"> + input from the streamed call</w:t>
+        <w:t>A single tool call passes through ten ordered phases. Each phase has a deterministic outcome and writes either a tool_call row update or a telemetry event.</w:t>
+      </w:r>
+    </w:p>
+    <w:p>
+      <w:pPr>
+        <w:spacing w:before="360" w:after="80"/>
+        <w:jc w:val="center"/>
+      </w:pPr>
+      <w:r>
+        <w:t>1. PROPOSE       provider emits tool_call_end on the SSE stream</w:t>
+      </w:r>
+    </w:p>
+    <w:p>
+      <w:pPr>
+        <w:spacing w:before="360" w:after="80"/>
+        <w:jc w:val="center"/>
+      </w:pPr>
+      <w:r>
+        <w:t>2. ASSEMBLE      route parses tool_id + input from the streamed call</w:t>
       </w:r>
     </w:p>
     <w:p>
@@ -19744,81 +17758,34 @@
         <w:jc w:val="center"/>
       </w:pPr>
       <w:r>
-        <w:t xml:space="preserve">4. AUTHORIZE     runner compares router's </w:t>
-      </w:r>
-      <w:proofErr w:type="spellStart"/>
-      <w:r>
-        <w:t>safety_tag</w:t>
-      </w:r>
-      <w:proofErr w:type="spellEnd"/>
-      <w:r>
-        <w:t xml:space="preserve"> vs </w:t>
-      </w:r>
-      <w:proofErr w:type="spellStart"/>
-      <w:proofErr w:type="gramStart"/>
-      <w:r>
-        <w:t>tool.requiredSafetyTag</w:t>
-      </w:r>
-      <w:proofErr w:type="spellEnd"/>
-      <w:proofErr w:type="gramEnd"/>
-    </w:p>
-    <w:p>
-      <w:pPr>
-        <w:spacing w:before="360" w:after="80"/>
-        <w:jc w:val="center"/>
-      </w:pPr>
-      <w:r>
-        <w:t xml:space="preserve">5. CHECK </w:t>
-      </w:r>
-      <w:proofErr w:type="gramStart"/>
-      <w:r>
-        <w:t>APPROVAL  runner</w:t>
-      </w:r>
-      <w:proofErr w:type="gramEnd"/>
-      <w:r>
-        <w:t xml:space="preserve"> looks up (session, tool, scope) in approvals</w:t>
-      </w:r>
-    </w:p>
-    <w:p>
-      <w:pPr>
-        <w:spacing w:before="360" w:after="80"/>
-        <w:jc w:val="center"/>
-      </w:pPr>
-      <w:r>
-        <w:t xml:space="preserve">6. RECORD        runner inserts </w:t>
-      </w:r>
-      <w:proofErr w:type="spellStart"/>
-      <w:r>
-        <w:t>tool_calls</w:t>
-      </w:r>
-      <w:proofErr w:type="spellEnd"/>
-      <w:r>
-        <w:t xml:space="preserve"> row (status=PENDING)</w:t>
-      </w:r>
-    </w:p>
-    <w:p>
-      <w:pPr>
-        <w:spacing w:before="360" w:after="80"/>
-        <w:jc w:val="center"/>
-      </w:pPr>
-      <w:r>
-        <w:t xml:space="preserve">7. AWAIT         if no approval, runner returns </w:t>
-      </w:r>
-      <w:proofErr w:type="spellStart"/>
-      <w:r>
-        <w:t>ToolPending</w:t>
-      </w:r>
-      <w:proofErr w:type="spellEnd"/>
-      <w:r>
-        <w:t xml:space="preserve">; SSE emits </w:t>
-      </w:r>
-      <w:proofErr w:type="spellStart"/>
-      <w:r>
-        <w:t>tool_pending</w:t>
-      </w:r>
-      <w:proofErr w:type="spellEnd"/>
-      <w:r>
-        <w:t>; stream closes</w:t>
+        <w:t>4. AUTHORIZE     runner compares router's safety_tag vs tool.requiredSafetyTag</w:t>
+      </w:r>
+    </w:p>
+    <w:p>
+      <w:pPr>
+        <w:spacing w:before="360" w:after="80"/>
+        <w:jc w:val="center"/>
+      </w:pPr>
+      <w:r>
+        <w:t>5. CHECK APPROVAL  runner looks up (session, tool, scope) in approvals</w:t>
+      </w:r>
+    </w:p>
+    <w:p>
+      <w:pPr>
+        <w:spacing w:before="360" w:after="80"/>
+        <w:jc w:val="center"/>
+      </w:pPr>
+      <w:r>
+        <w:t>6. RECORD        runner inserts tool_calls row (status=PENDING)</w:t>
+      </w:r>
+    </w:p>
+    <w:p>
+      <w:pPr>
+        <w:spacing w:before="360" w:after="80"/>
+        <w:jc w:val="center"/>
+      </w:pPr>
+      <w:r>
+        <w:t>7. AWAIT         if no approval, runner returns ToolPending; SSE emits tool_pending; stream closes</w:t>
       </w:r>
     </w:p>
     <w:p>
@@ -19836,42 +17803,16 @@
         <w:jc w:val="center"/>
       </w:pPr>
       <w:r>
-        <w:t xml:space="preserve">8. EXECUTE       runner calls </w:t>
-      </w:r>
-      <w:proofErr w:type="spellStart"/>
-      <w:proofErr w:type="gramStart"/>
-      <w:r>
-        <w:t>tool.execute</w:t>
-      </w:r>
-      <w:proofErr w:type="spellEnd"/>
-      <w:proofErr w:type="gramEnd"/>
-      <w:r>
-        <w:t xml:space="preserve">(input, context) with </w:t>
-      </w:r>
-      <w:proofErr w:type="spellStart"/>
-      <w:r>
-        <w:t>AbortSignal</w:t>
-      </w:r>
-      <w:proofErr w:type="spellEnd"/>
-      <w:r>
-        <w:t xml:space="preserve"> + timeout</w:t>
-      </w:r>
-    </w:p>
-    <w:p>
-      <w:pPr>
-        <w:spacing w:before="360" w:after="80"/>
-        <w:jc w:val="center"/>
-      </w:pPr>
-      <w:r>
-        <w:t xml:space="preserve">9. AUDIT         runner updates </w:t>
-      </w:r>
-      <w:proofErr w:type="spellStart"/>
-      <w:r>
-        <w:t>tool_calls</w:t>
-      </w:r>
-      <w:proofErr w:type="spellEnd"/>
-      <w:r>
-        <w:t xml:space="preserve"> row (status, output, completion time, rollback ref)</w:t>
+        <w:t>8. EXECUTE       runner calls tool.execute(input, context) with AbortSignal + timeout</w:t>
+      </w:r>
+    </w:p>
+    <w:p>
+      <w:pPr>
+        <w:spacing w:before="360" w:after="80"/>
+        <w:jc w:val="center"/>
+      </w:pPr>
+      <w:r>
+        <w:t>9. AUDIT         runner updates tool_calls row (status, output, completion time, rollback ref)</w:t>
       </w:r>
     </w:p>
     <w:p>
@@ -19889,17 +17830,7 @@
         <w:jc w:val="center"/>
       </w:pPr>
       <w:r>
-        <w:t xml:space="preserve">                 a new </w:t>
-      </w:r>
-      <w:proofErr w:type="spellStart"/>
-      <w:proofErr w:type="gramStart"/>
-      <w:r>
-        <w:t>provider.stream</w:t>
-      </w:r>
-      <w:proofErr w:type="spellEnd"/>
-      <w:proofErr w:type="gramEnd"/>
-      <w:r>
-        <w:t xml:space="preserve"> is opened to let the model continue</w:t>
+        <w:t xml:space="preserve">                 a new provider.stream is opened to let the model continue</w:t>
       </w:r>
     </w:p>
     <w:p>
@@ -20104,13 +18035,8 @@
               <w:spacing w:before="360" w:after="80"/>
               <w:jc w:val="center"/>
             </w:pPr>
-            <w:proofErr w:type="spellStart"/>
-            <w:r>
-              <w:t>tool_denied</w:t>
-            </w:r>
-            <w:proofErr w:type="spellEnd"/>
-            <w:r>
-              <w:t> telemetry, status=DENIED_INVALID</w:t>
+            <w:r>
+              <w:t>tool_denied telemetry, status=DENIED_INVALID</w:t>
             </w:r>
           </w:p>
         </w:tc>
@@ -20196,13 +18122,8 @@
               <w:spacing w:before="360" w:after="80"/>
               <w:jc w:val="center"/>
             </w:pPr>
-            <w:proofErr w:type="spellStart"/>
-            <w:r>
-              <w:t>tool_denied</w:t>
-            </w:r>
-            <w:proofErr w:type="spellEnd"/>
-            <w:r>
-              <w:t>, status=DENIED_TRUST</w:t>
+            <w:r>
+              <w:t>tool_denied, status=DENIED_TRUST</w:t>
             </w:r>
           </w:p>
         </w:tc>
@@ -20287,13 +18208,8 @@
               <w:spacing w:before="360" w:after="80"/>
               <w:jc w:val="center"/>
             </w:pPr>
-            <w:proofErr w:type="spellStart"/>
-            <w:r>
-              <w:t>tool_denied</w:t>
-            </w:r>
-            <w:proofErr w:type="spellEnd"/>
-            <w:r>
-              <w:t>, status=DENIED_USER</w:t>
+            <w:r>
+              <w:t>tool_denied, status=DENIED_USER</w:t>
             </w:r>
           </w:p>
         </w:tc>
@@ -20465,23 +18381,7 @@
               <w:jc w:val="center"/>
             </w:pPr>
             <w:r>
-              <w:t xml:space="preserve">status=ERROR, </w:t>
-            </w:r>
-            <w:proofErr w:type="spellStart"/>
-            <w:r>
-              <w:t>error_class</w:t>
-            </w:r>
-            <w:proofErr w:type="spellEnd"/>
-            <w:r>
-              <w:t xml:space="preserve"> + </w:t>
-            </w:r>
-            <w:proofErr w:type="spellStart"/>
-            <w:r>
-              <w:t>error_message</w:t>
-            </w:r>
-            <w:proofErr w:type="spellEnd"/>
-            <w:r>
-              <w:t xml:space="preserve"> recorded</w:t>
+              <w:t>status=ERROR, error_class + error_message recorded</w:t>
             </w:r>
           </w:p>
         </w:tc>
@@ -20567,13 +18467,8 @@
               <w:jc w:val="center"/>
             </w:pPr>
             <w:r>
-              <w:t xml:space="preserve">status=TIMEOUT, signal aborted, return </w:t>
-            </w:r>
-            <w:proofErr w:type="spellStart"/>
-            <w:r>
-              <w:t>TimeoutResult</w:t>
-            </w:r>
-            <w:proofErr w:type="spellEnd"/>
+              <w:t>status=TIMEOUT, signal aborted, return TimeoutResult</w:t>
+            </w:r>
           </w:p>
         </w:tc>
       </w:tr>
@@ -20630,13 +18525,8 @@
               <w:spacing w:before="360" w:after="80"/>
               <w:jc w:val="center"/>
             </w:pPr>
-            <w:proofErr w:type="gramStart"/>
-            <w:r>
-              <w:t>client</w:t>
-            </w:r>
-            <w:proofErr w:type="gramEnd"/>
-            <w:r>
-              <w:t xml:space="preserve"> disconnect mid-execution</w:t>
+            <w:r>
+              <w:t>client disconnect mid-execution</w:t>
             </w:r>
           </w:p>
         </w:tc>
@@ -20704,25 +18594,7 @@
         <w:jc w:val="center"/>
       </w:pPr>
       <w:r>
-        <w:t>Every </w:t>
-      </w:r>
-      <w:proofErr w:type="spellStart"/>
-      <w:proofErr w:type="gramStart"/>
-      <w:r>
-        <w:t>runner.runTool</w:t>
-      </w:r>
-      <w:proofErr w:type="spellEnd"/>
-      <w:proofErr w:type="gramEnd"/>
-      <w:r>
-        <w:t>(...) invocation receives an </w:t>
-      </w:r>
-      <w:proofErr w:type="spellStart"/>
-      <w:r>
-        <w:t>execution_id</w:t>
-      </w:r>
-      <w:proofErr w:type="spellEnd"/>
-      <w:r>
-        <w:t>: string (UUID v4). It is:</w:t>
+        <w:t>Every runner.runTool(...) invocation receives an execution_id: string (UUID v4). It is:</w:t>
       </w:r>
     </w:p>
     <w:p>
@@ -20735,15 +18607,7 @@
         <w:jc w:val="center"/>
       </w:pPr>
       <w:r>
-        <w:t>The primary key of the </w:t>
-      </w:r>
-      <w:proofErr w:type="spellStart"/>
-      <w:r>
-        <w:t>tool_calls</w:t>
-      </w:r>
-      <w:proofErr w:type="spellEnd"/>
-      <w:r>
-        <w:t> row.</w:t>
+        <w:t>The primary key of the tool_calls row.</w:t>
       </w:r>
     </w:p>
     <w:p>
@@ -20756,23 +18620,7 @@
         <w:jc w:val="center"/>
       </w:pPr>
       <w:r>
-        <w:t>The handle the user clicks to approve/deny (POST /</w:t>
-      </w:r>
-      <w:proofErr w:type="spellStart"/>
-      <w:r>
-        <w:t>api</w:t>
-      </w:r>
-      <w:proofErr w:type="spellEnd"/>
-      <w:r>
-        <w:t>/chat/approvals/[</w:t>
-      </w:r>
-      <w:proofErr w:type="spellStart"/>
-      <w:r>
-        <w:t>executionId</w:t>
-      </w:r>
-      <w:proofErr w:type="spellEnd"/>
-      <w:r>
-        <w:t>]).</w:t>
+        <w:t>The handle the user clicks to approve/deny (POST /api/chat/approvals/[executionId]).</w:t>
       </w:r>
     </w:p>
     <w:p>
@@ -20785,47 +18633,7 @@
         <w:jc w:val="center"/>
       </w:pPr>
       <w:r>
-        <w:t>The correlation key across telemetry events (</w:t>
-      </w:r>
-      <w:proofErr w:type="spellStart"/>
-      <w:r>
-        <w:t>tool_proposed</w:t>
-      </w:r>
-      <w:proofErr w:type="spellEnd"/>
-      <w:r>
-        <w:t>, </w:t>
-      </w:r>
-      <w:proofErr w:type="spellStart"/>
-      <w:r>
-        <w:t>tool_approved</w:t>
-      </w:r>
-      <w:proofErr w:type="spellEnd"/>
-      <w:r>
-        <w:t>, </w:t>
-      </w:r>
-      <w:proofErr w:type="spellStart"/>
-      <w:r>
-        <w:t>tool_executed</w:t>
-      </w:r>
-      <w:proofErr w:type="spellEnd"/>
-      <w:r>
-        <w:t>, </w:t>
-      </w:r>
-      <w:proofErr w:type="spellStart"/>
-      <w:r>
-        <w:t>tool_completed</w:t>
-      </w:r>
-      <w:proofErr w:type="spellEnd"/>
-      <w:r>
-        <w:t> all carry the same </w:t>
-      </w:r>
-      <w:proofErr w:type="spellStart"/>
-      <w:r>
-        <w:t>execution_id</w:t>
-      </w:r>
-      <w:proofErr w:type="spellEnd"/>
-      <w:r>
-        <w:t>).</w:t>
+        <w:t>The correlation key across telemetry events (tool_proposed, tool_approved, tool_executed, tool_completed all carry the same execution_id).</w:t>
       </w:r>
     </w:p>
     <w:p>
@@ -20890,56 +18698,7 @@
         <w:jc w:val="center"/>
       </w:pPr>
       <w:r>
-        <w:t>Per-tool timeout. Tool declares </w:t>
-      </w:r>
-      <w:proofErr w:type="spellStart"/>
-      <w:r>
-        <w:t>timeoutMs</w:t>
-      </w:r>
-      <w:proofErr w:type="spellEnd"/>
-      <w:r>
-        <w:t>. Runner creates a per-call </w:t>
-      </w:r>
-      <w:proofErr w:type="spellStart"/>
-      <w:r>
-        <w:t>AbortController</w:t>
-      </w:r>
-      <w:proofErr w:type="spellEnd"/>
-      <w:r>
-        <w:t> and schedules </w:t>
-      </w:r>
-      <w:proofErr w:type="spellStart"/>
-      <w:proofErr w:type="gramStart"/>
-      <w:r>
-        <w:t>setTimeout</w:t>
-      </w:r>
-      <w:proofErr w:type="spellEnd"/>
-      <w:r>
-        <w:t>(</w:t>
-      </w:r>
-      <w:proofErr w:type="gramEnd"/>
-      <w:r>
-        <w:t xml:space="preserve">() =&gt; </w:t>
-      </w:r>
-      <w:proofErr w:type="spellStart"/>
-      <w:proofErr w:type="gramStart"/>
-      <w:r>
-        <w:t>ac.abort</w:t>
-      </w:r>
-      <w:proofErr w:type="spellEnd"/>
-      <w:proofErr w:type="gramEnd"/>
-      <w:r>
-        <w:t xml:space="preserve">('timeout'), </w:t>
-      </w:r>
-      <w:proofErr w:type="spellStart"/>
-      <w:proofErr w:type="gramStart"/>
-      <w:r>
-        <w:t>tool.timeoutMs</w:t>
-      </w:r>
-      <w:proofErr w:type="spellEnd"/>
-      <w:proofErr w:type="gramEnd"/>
-      <w:r>
-        <w:t>).</w:t>
+        <w:t>Per-tool timeout. Tool declares timeoutMs. Runner creates a per-call AbortController and schedules setTimeout(() =&gt; ac.abort('timeout'), tool.timeoutMs).</w:t>
       </w:r>
     </w:p>
     <w:p>
@@ -20952,17 +18711,7 @@
         <w:jc w:val="center"/>
       </w:pPr>
       <w:r>
-        <w:t>Request-level abort. The chat route already creates ac from </w:t>
-      </w:r>
-      <w:proofErr w:type="spellStart"/>
-      <w:proofErr w:type="gramStart"/>
-      <w:r>
-        <w:t>req.signal</w:t>
-      </w:r>
-      <w:proofErr w:type="spellEnd"/>
-      <w:proofErr w:type="gramEnd"/>
-      <w:r>
-        <w:t>. When the user clicks Stop or disconnects, that signal aborts. The runner's per-tool controller chains to it.</w:t>
+        <w:t>Request-level abort. The chat route already creates ac from req.signal. When the user clicks Stop or disconnects, that signal aborts. The runner's per-tool controller chains to it.</w:t>
       </w:r>
     </w:p>
     <w:p>
@@ -20992,45 +18741,17 @@
         <w:spacing w:before="360" w:after="80"/>
         <w:jc w:val="center"/>
       </w:pPr>
-      <w:proofErr w:type="spellStart"/>
-      <w:proofErr w:type="gramStart"/>
-      <w:r>
-        <w:t>context.signal</w:t>
-      </w:r>
-      <w:proofErr w:type="spellEnd"/>
-      <w:proofErr w:type="gramEnd"/>
-      <w:r>
-        <w:t xml:space="preserve"> = </w:t>
-      </w:r>
-      <w:proofErr w:type="spellStart"/>
-      <w:proofErr w:type="gramStart"/>
-      <w:r>
-        <w:t>AbortSignal.any</w:t>
-      </w:r>
-      <w:proofErr w:type="spellEnd"/>
-      <w:r>
-        <w:t>(</w:t>
-      </w:r>
-      <w:proofErr w:type="gramEnd"/>
-      <w:r>
-        <w:t>[</w:t>
-      </w:r>
-    </w:p>
-    <w:p>
-      <w:pPr>
-        <w:spacing w:before="360" w:after="80"/>
-        <w:jc w:val="center"/>
-      </w:pPr>
-      <w:r>
-        <w:t xml:space="preserve">  </w:t>
-      </w:r>
-      <w:proofErr w:type="spellStart"/>
-      <w:r>
-        <w:t>perToolController.signal</w:t>
-      </w:r>
-      <w:proofErr w:type="spellEnd"/>
-      <w:r>
-        <w:t>,</w:t>
+      <w:r>
+        <w:t>context.signal = AbortSignal.any([</w:t>
+      </w:r>
+    </w:p>
+    <w:p>
+      <w:pPr>
+        <w:spacing w:before="360" w:after="80"/>
+        <w:jc w:val="center"/>
+      </w:pPr>
+      <w:r>
+        <w:t xml:space="preserve">  perToolController.signal,</w:t>
       </w:r>
       <w:r>
         <w:rPr>
@@ -21046,15 +18767,7 @@
         <w:jc w:val="center"/>
       </w:pPr>
       <w:r>
-        <w:t xml:space="preserve">  </w:t>
-      </w:r>
-      <w:proofErr w:type="spellStart"/>
-      <w:r>
-        <w:t>requestController.signal</w:t>
-      </w:r>
-      <w:proofErr w:type="spellEnd"/>
-      <w:r>
-        <w:t>,</w:t>
+        <w:t xml:space="preserve">  requestController.signal,</w:t>
       </w:r>
       <w:r>
         <w:rPr>
@@ -21070,31 +18783,14 @@
         <w:jc w:val="center"/>
       </w:pPr>
       <w:r>
-        <w:t xml:space="preserve">  </w:t>
-      </w:r>
-      <w:proofErr w:type="spellStart"/>
-      <w:proofErr w:type="gramStart"/>
-      <w:r>
-        <w:t>globalShutdownSignal</w:t>
-      </w:r>
-      <w:proofErr w:type="spellEnd"/>
-      <w:r>
-        <w:t>,</w:t>
+        <w:t xml:space="preserve">  globalShutdownSignal,</w:t>
       </w:r>
       <w:r>
         <w:rPr>
           <w:i/>
           <w:iCs/>
         </w:rPr>
-        <w:t xml:space="preserve">   </w:t>
-      </w:r>
-      <w:proofErr w:type="gramEnd"/>
-      <w:r>
-        <w:rPr>
-          <w:i/>
-          <w:iCs/>
-        </w:rPr>
-        <w:t xml:space="preserve">     // server shutdown</w:t>
+        <w:t xml:space="preserve">        // server shutdown</w:t>
       </w:r>
     </w:p>
     <w:p>
@@ -21112,15 +18808,7 @@
         <w:jc w:val="center"/>
       </w:pPr>
       <w:r>
-        <w:t>(Or a manual fanout if </w:t>
-      </w:r>
-      <w:proofErr w:type="spellStart"/>
-      <w:r>
-        <w:t>AbortSignal.any</w:t>
-      </w:r>
-      <w:proofErr w:type="spellEnd"/>
-      <w:r>
-        <w:t> isn't available in the target Node version.)</w:t>
+        <w:t>(Or a manual fanout if AbortSignal.any isn't available in the target Node version.)</w:t>
       </w:r>
     </w:p>
     <w:p>
@@ -21138,51 +18826,7 @@
         <w:jc w:val="center"/>
       </w:pPr>
       <w:r>
-        <w:t xml:space="preserve">Every </w:t>
-      </w:r>
-      <w:proofErr w:type="gramStart"/>
-      <w:r>
-        <w:t>tool's</w:t>
-      </w:r>
-      <w:proofErr w:type="gramEnd"/>
-      <w:r>
-        <w:t> execute must check </w:t>
-      </w:r>
-      <w:proofErr w:type="spellStart"/>
-      <w:proofErr w:type="gramStart"/>
-      <w:r>
-        <w:t>signal.aborted</w:t>
-      </w:r>
-      <w:proofErr w:type="spellEnd"/>
-      <w:proofErr w:type="gramEnd"/>
-      <w:r>
-        <w:t> at every yield point (between file reads, between bytes of a download, etc.). The runner enforces this with </w:t>
-      </w:r>
-      <w:proofErr w:type="spellStart"/>
-      <w:r>
-        <w:t>Promise.race</w:t>
-      </w:r>
-      <w:proofErr w:type="spellEnd"/>
-      <w:r>
-        <w:t>([</w:t>
-      </w:r>
-      <w:proofErr w:type="spellStart"/>
-      <w:proofErr w:type="gramStart"/>
-      <w:r>
-        <w:t>tool.execute</w:t>
-      </w:r>
-      <w:proofErr w:type="spellEnd"/>
-      <w:proofErr w:type="gramEnd"/>
-      <w:r>
-        <w:t xml:space="preserve">(...), </w:t>
-      </w:r>
-      <w:proofErr w:type="spellStart"/>
-      <w:r>
-        <w:t>abortAsPromise</w:t>
-      </w:r>
-      <w:proofErr w:type="spellEnd"/>
-      <w:r>
-        <w:t>(signal)]). A tool that ignores the signal still gets aborted — the runner returns a CANCELLED result, but the tool's underlying I/O may still complete in the background. That's acceptable for read operations; for writes, this is a real risk and is addressed in §10 below (idempotent writes via temp files).</w:t>
+        <w:t>Every tool's execute must check signal.aborted at every yield point (between file reads, between bytes of a download, etc.). The runner enforces this with Promise.race([tool.execute(...), abortAsPromise(signal)]). A tool that ignores the signal still gets aborted — the runner returns a CANCELLED result, but the tool's underlying I/O may still complete in the background. That's acceptable for read operations; for writes, this is a real risk and is addressed in §10 below (idempotent writes via temp files).</w:t>
       </w:r>
     </w:p>
     <w:p>
@@ -21243,13 +18887,8 @@
         <w:spacing w:before="360" w:after="80"/>
         <w:jc w:val="center"/>
       </w:pPr>
-      <w:proofErr w:type="gramStart"/>
-      <w:r>
-        <w:t>Long-running</w:t>
-      </w:r>
-      <w:proofErr w:type="gramEnd"/>
-      <w:r>
-        <w:t xml:space="preserve"> (if any): never. Phase 2 has no long-running tools. Phase 2.5 may introduce streaming-progress tools, designed separately.</w:t>
+      <w:r>
+        <w:t>Long-running (if any): never. Phase 2 has no long-running tools. Phase 2.5 may introduce streaming-progress tools, designed separately.</w:t>
       </w:r>
     </w:p>
     <w:p>
@@ -21278,239 +18917,79 @@
         <w:jc w:val="center"/>
       </w:pPr>
       <w:r>
-        <w:t>The existing </w:t>
-      </w:r>
-      <w:proofErr w:type="spellStart"/>
-      <w:r>
-        <w:t>telemetry_events</w:t>
-      </w:r>
-      <w:proofErr w:type="spellEnd"/>
-      <w:r>
-        <w:t> table already has </w:t>
-      </w:r>
-      <w:proofErr w:type="spellStart"/>
-      <w:r>
-        <w:t>tool_name</w:t>
-      </w:r>
-      <w:proofErr w:type="spellEnd"/>
-      <w:r>
-        <w:t>. Add one column: </w:t>
-      </w:r>
-      <w:proofErr w:type="spellStart"/>
-      <w:r>
-        <w:t>execution_id</w:t>
-      </w:r>
-      <w:proofErr w:type="spellEnd"/>
-      <w:r>
-        <w:t xml:space="preserve"> TEXT. New event types in the </w:t>
-      </w:r>
-      <w:proofErr w:type="spellStart"/>
-      <w:r>
-        <w:t>TelemetryEventType</w:t>
-      </w:r>
-      <w:proofErr w:type="spellEnd"/>
-      <w:r>
-        <w:t> union:</w:t>
-      </w:r>
-    </w:p>
-    <w:p>
-      <w:pPr>
-        <w:spacing w:before="360" w:after="80"/>
-        <w:jc w:val="center"/>
-      </w:pPr>
-      <w:r>
-        <w:t>"</w:t>
-      </w:r>
-      <w:proofErr w:type="spellStart"/>
-      <w:proofErr w:type="gramStart"/>
-      <w:r>
-        <w:t>tool</w:t>
-      </w:r>
-      <w:proofErr w:type="gramEnd"/>
-      <w:r>
-        <w:t>_proposed</w:t>
-      </w:r>
-      <w:proofErr w:type="spellEnd"/>
-      <w:r>
-        <w:t>"      — model wants to run tool X with input Y</w:t>
-      </w:r>
-    </w:p>
-    <w:p>
-      <w:pPr>
-        <w:spacing w:before="360" w:after="80"/>
-        <w:jc w:val="center"/>
-      </w:pPr>
-      <w:r>
-        <w:t>"</w:t>
-      </w:r>
-      <w:proofErr w:type="spellStart"/>
-      <w:proofErr w:type="gramStart"/>
-      <w:r>
-        <w:t>tool</w:t>
-      </w:r>
-      <w:proofErr w:type="gramEnd"/>
-      <w:r>
-        <w:t>_denied</w:t>
-      </w:r>
-      <w:proofErr w:type="spellEnd"/>
-      <w:r>
-        <w:t>"        — runner refused (validation, trust, user denial)</w:t>
-      </w:r>
-    </w:p>
-    <w:p>
-      <w:pPr>
-        <w:spacing w:before="360" w:after="80"/>
-        <w:jc w:val="center"/>
-      </w:pPr>
-      <w:r>
-        <w:t>"</w:t>
-      </w:r>
-      <w:proofErr w:type="spellStart"/>
-      <w:proofErr w:type="gramStart"/>
-      <w:r>
-        <w:t>tool</w:t>
-      </w:r>
-      <w:proofErr w:type="gramEnd"/>
-      <w:r>
-        <w:t>_approved</w:t>
-      </w:r>
-      <w:proofErr w:type="spellEnd"/>
-      <w:r>
-        <w:t xml:space="preserve">"      — user approved (carries </w:t>
-      </w:r>
-      <w:proofErr w:type="spellStart"/>
-      <w:r>
-        <w:t>approval_id</w:t>
-      </w:r>
-      <w:proofErr w:type="spellEnd"/>
-      <w:r>
-        <w:t xml:space="preserve"> + scope: ONCE | SESSION)</w:t>
-      </w:r>
-    </w:p>
-    <w:p>
-      <w:pPr>
-        <w:spacing w:before="360" w:after="80"/>
-        <w:jc w:val="center"/>
-      </w:pPr>
-      <w:r>
-        <w:t>"</w:t>
-      </w:r>
-      <w:proofErr w:type="spellStart"/>
-      <w:proofErr w:type="gramStart"/>
-      <w:r>
-        <w:t>tool</w:t>
-      </w:r>
-      <w:proofErr w:type="gramEnd"/>
-      <w:r>
-        <w:t>_executed</w:t>
-      </w:r>
-      <w:proofErr w:type="spellEnd"/>
-      <w:r>
-        <w:t>"      — execution started</w:t>
-      </w:r>
-    </w:p>
-    <w:p>
-      <w:pPr>
-        <w:spacing w:before="360" w:after="80"/>
-        <w:jc w:val="center"/>
-      </w:pPr>
-      <w:r>
-        <w:t>"</w:t>
-      </w:r>
-      <w:proofErr w:type="spellStart"/>
-      <w:proofErr w:type="gramStart"/>
-      <w:r>
-        <w:t>tool</w:t>
-      </w:r>
-      <w:proofErr w:type="gramEnd"/>
-      <w:r>
-        <w:t>_completed</w:t>
-      </w:r>
-      <w:proofErr w:type="spellEnd"/>
-      <w:r>
-        <w:t xml:space="preserve">"     — execution finished (success or error, carries </w:t>
-      </w:r>
-      <w:proofErr w:type="spellStart"/>
-      <w:r>
-        <w:t>duration_ms</w:t>
-      </w:r>
-      <w:proofErr w:type="spellEnd"/>
-      <w:r>
-        <w:t>)</w:t>
-      </w:r>
-    </w:p>
-    <w:p>
-      <w:pPr>
-        <w:spacing w:before="360" w:after="80"/>
-        <w:jc w:val="center"/>
-      </w:pPr>
-      <w:r>
-        <w:t>"</w:t>
-      </w:r>
-      <w:proofErr w:type="spellStart"/>
-      <w:proofErr w:type="gramStart"/>
-      <w:r>
-        <w:t>tool</w:t>
-      </w:r>
-      <w:proofErr w:type="gramEnd"/>
-      <w:r>
-        <w:t>_cancelled</w:t>
-      </w:r>
-      <w:proofErr w:type="spellEnd"/>
-      <w:r>
-        <w:t>"     — execution aborted (client disconnect)</w:t>
-      </w:r>
-    </w:p>
-    <w:p>
-      <w:pPr>
-        <w:spacing w:before="360" w:after="80"/>
-        <w:jc w:val="center"/>
-      </w:pPr>
-      <w:r>
-        <w:t>"</w:t>
-      </w:r>
-      <w:proofErr w:type="spellStart"/>
-      <w:proofErr w:type="gramStart"/>
-      <w:r>
-        <w:t>tool</w:t>
-      </w:r>
-      <w:proofErr w:type="gramEnd"/>
-      <w:r>
-        <w:t>_timeout</w:t>
-      </w:r>
-      <w:proofErr w:type="spellEnd"/>
-      <w:r>
-        <w:t>"       — timeout fired</w:t>
-      </w:r>
-    </w:p>
-    <w:p>
-      <w:pPr>
-        <w:spacing w:before="360" w:after="80"/>
-        <w:jc w:val="center"/>
-      </w:pPr>
-      <w:r>
-        <w:t>"</w:t>
-      </w:r>
-      <w:proofErr w:type="spellStart"/>
-      <w:proofErr w:type="gramStart"/>
-      <w:r>
-        <w:t>tool</w:t>
-      </w:r>
-      <w:proofErr w:type="gramEnd"/>
-      <w:r>
-        <w:t>_rolled_back</w:t>
-      </w:r>
-      <w:proofErr w:type="spellEnd"/>
-      <w:r>
-        <w:t xml:space="preserve">"   — undo executed (carries original </w:t>
-      </w:r>
-      <w:proofErr w:type="spellStart"/>
-      <w:r>
-        <w:t>tool_call_id</w:t>
-      </w:r>
-      <w:proofErr w:type="spellEnd"/>
-      <w:r>
-        <w:t>)</w:t>
+        <w:t>The existing telemetry_events table already has tool_name. Add one column: execution_id TEXT. New event types in the TelemetryEventType union:</w:t>
+      </w:r>
+    </w:p>
+    <w:p>
+      <w:pPr>
+        <w:spacing w:before="360" w:after="80"/>
+        <w:jc w:val="center"/>
+      </w:pPr>
+      <w:r>
+        <w:t>"tool_proposed"      — model wants to run tool X with input Y</w:t>
+      </w:r>
+    </w:p>
+    <w:p>
+      <w:pPr>
+        <w:spacing w:before="360" w:after="80"/>
+        <w:jc w:val="center"/>
+      </w:pPr>
+      <w:r>
+        <w:t>"tool_denied"        — runner refused (validation, trust, user denial)</w:t>
+      </w:r>
+    </w:p>
+    <w:p>
+      <w:pPr>
+        <w:spacing w:before="360" w:after="80"/>
+        <w:jc w:val="center"/>
+      </w:pPr>
+      <w:r>
+        <w:t>"tool_approved"      — user approved (carries approval_id + scope: ONCE | SESSION)</w:t>
+      </w:r>
+    </w:p>
+    <w:p>
+      <w:pPr>
+        <w:spacing w:before="360" w:after="80"/>
+        <w:jc w:val="center"/>
+      </w:pPr>
+      <w:r>
+        <w:t>"tool_executed"      — execution started</w:t>
+      </w:r>
+    </w:p>
+    <w:p>
+      <w:pPr>
+        <w:spacing w:before="360" w:after="80"/>
+        <w:jc w:val="center"/>
+      </w:pPr>
+      <w:r>
+        <w:t>"tool_completed"     — execution finished (success or error, carries duration_ms)</w:t>
+      </w:r>
+    </w:p>
+    <w:p>
+      <w:pPr>
+        <w:spacing w:before="360" w:after="80"/>
+        <w:jc w:val="center"/>
+      </w:pPr>
+      <w:r>
+        <w:t>"tool_cancelled"     — execution aborted (client disconnect)</w:t>
+      </w:r>
+    </w:p>
+    <w:p>
+      <w:pPr>
+        <w:spacing w:before="360" w:after="80"/>
+        <w:jc w:val="center"/>
+      </w:pPr>
+      <w:r>
+        <w:t>"tool_timeout"       — timeout fired</w:t>
+      </w:r>
+    </w:p>
+    <w:p>
+      <w:pPr>
+        <w:spacing w:before="360" w:after="80"/>
+        <w:jc w:val="center"/>
+      </w:pPr>
+      <w:r>
+        <w:t>"tool_rolled_back"   — undo executed (carries original tool_call_id)</w:t>
       </w:r>
     </w:p>
     <w:p>
@@ -21540,45 +19019,8 @@
         <w:spacing w:before="360" w:after="80"/>
         <w:jc w:val="center"/>
       </w:pPr>
-      <w:proofErr w:type="spellStart"/>
-      <w:r>
-        <w:t>model_call</w:t>
-      </w:r>
-      <w:proofErr w:type="spellEnd"/>
-      <w:r>
-        <w:t> → </w:t>
-      </w:r>
-      <w:proofErr w:type="spellStart"/>
-      <w:r>
-        <w:t>tool_proposed</w:t>
-      </w:r>
-      <w:proofErr w:type="spellEnd"/>
-      <w:r>
-        <w:t xml:space="preserve">: the assistant message that contained the </w:t>
-      </w:r>
-      <w:proofErr w:type="spellStart"/>
-      <w:r>
-        <w:t>tool_call</w:t>
-      </w:r>
-      <w:proofErr w:type="spellEnd"/>
-      <w:r>
-        <w:t xml:space="preserve"> shares a </w:t>
-      </w:r>
-      <w:proofErr w:type="spellStart"/>
-      <w:r>
-        <w:t>message_id</w:t>
-      </w:r>
-      <w:proofErr w:type="spellEnd"/>
-      <w:r>
-        <w:t>, which </w:t>
-      </w:r>
-      <w:proofErr w:type="spellStart"/>
-      <w:r>
-        <w:t>tool_proposed</w:t>
-      </w:r>
-      <w:proofErr w:type="spellEnd"/>
-      <w:r>
-        <w:t> references.</w:t>
+      <w:r>
+        <w:t>model_call → tool_proposed: the assistant message that contained the tool_call shares a message_id, which tool_proposed references.</w:t>
       </w:r>
     </w:p>
     <w:p>
@@ -21590,45 +19032,8 @@
         <w:spacing w:before="360" w:after="80"/>
         <w:jc w:val="center"/>
       </w:pPr>
-      <w:proofErr w:type="spellStart"/>
-      <w:r>
-        <w:t>tool_proposed</w:t>
-      </w:r>
-      <w:proofErr w:type="spellEnd"/>
-      <w:r>
-        <w:t> → </w:t>
-      </w:r>
-      <w:proofErr w:type="spellStart"/>
-      <w:r>
-        <w:t>tool_approved</w:t>
-      </w:r>
-      <w:proofErr w:type="spellEnd"/>
-      <w:r>
-        <w:t> → </w:t>
-      </w:r>
-      <w:proofErr w:type="spellStart"/>
-      <w:r>
-        <w:t>tool_executed</w:t>
-      </w:r>
-      <w:proofErr w:type="spellEnd"/>
-      <w:r>
-        <w:t> → </w:t>
-      </w:r>
-      <w:proofErr w:type="spellStart"/>
-      <w:r>
-        <w:t>tool_completed</w:t>
-      </w:r>
-      <w:proofErr w:type="spellEnd"/>
-      <w:r>
-        <w:t>: same </w:t>
-      </w:r>
-      <w:proofErr w:type="spellStart"/>
-      <w:r>
-        <w:t>execution_id</w:t>
-      </w:r>
-      <w:proofErr w:type="spellEnd"/>
-      <w:r>
-        <w:t>.</w:t>
+      <w:r>
+        <w:t>tool_proposed → tool_approved → tool_executed → tool_completed: same execution_id.</w:t>
       </w:r>
     </w:p>
     <w:p>
@@ -21640,63 +19045,18 @@
         <w:spacing w:before="360" w:after="80"/>
         <w:jc w:val="center"/>
       </w:pPr>
-      <w:proofErr w:type="spellStart"/>
       <w:r>
         <w:lastRenderedPageBreak/>
-        <w:t>tool_completed</w:t>
-      </w:r>
-      <w:proofErr w:type="spellEnd"/>
-      <w:r>
-        <w:t> → </w:t>
-      </w:r>
-      <w:proofErr w:type="spellStart"/>
-      <w:r>
-        <w:t>tool_rolled_back</w:t>
-      </w:r>
-      <w:proofErr w:type="spellEnd"/>
-      <w:r>
-        <w:t>: rollback references original </w:t>
-      </w:r>
-      <w:proofErr w:type="spellStart"/>
-      <w:r>
-        <w:t>execution_id</w:t>
-      </w:r>
-      <w:proofErr w:type="spellEnd"/>
-      <w:r>
-        <w:t>.</w:t>
-      </w:r>
-    </w:p>
-    <w:p>
-      <w:pPr>
-        <w:spacing w:before="360" w:after="80"/>
-        <w:jc w:val="center"/>
-      </w:pPr>
-      <w:r>
-        <w:t xml:space="preserve">A dashboard query later: "show me every action this session, including denied and rolled-back ones" is a single SELECT * FROM </w:t>
-      </w:r>
-      <w:proofErr w:type="spellStart"/>
-      <w:r>
-        <w:t>telemetry_events</w:t>
-      </w:r>
-      <w:proofErr w:type="spellEnd"/>
-      <w:r>
-        <w:t xml:space="preserve"> WHERE </w:t>
-      </w:r>
-      <w:proofErr w:type="spellStart"/>
-      <w:r>
-        <w:t>session_id</w:t>
-      </w:r>
-      <w:proofErr w:type="spellEnd"/>
-      <w:r>
-        <w:t xml:space="preserve"> </w:t>
-      </w:r>
-      <w:proofErr w:type="gramStart"/>
-      <w:r>
-        <w:t>= ?</w:t>
-      </w:r>
-      <w:proofErr w:type="gramEnd"/>
-      <w:r>
-        <w:t xml:space="preserve"> ORDER BY timestamp.</w:t>
+        <w:t>tool_completed → tool_rolled_back: rollback references original execution_id.</w:t>
+      </w:r>
+    </w:p>
+    <w:p>
+      <w:pPr>
+        <w:spacing w:before="360" w:after="80"/>
+        <w:jc w:val="center"/>
+      </w:pPr>
+      <w:r>
+        <w:t>A dashboard query later: "show me every action this session, including denied and rolled-back ones" is a single SELECT * FROM telemetry_events WHERE session_id = ? ORDER BY timestamp.</w:t>
       </w:r>
     </w:p>
     <w:p>
@@ -21734,15 +19094,7 @@
         <w:jc w:val="center"/>
       </w:pPr>
       <w:r>
-        <w:t xml:space="preserve">Layer A — </w:t>
-      </w:r>
-      <w:proofErr w:type="spellStart"/>
-      <w:r>
-        <w:t>telemetry_events</w:t>
-      </w:r>
-      <w:proofErr w:type="spellEnd"/>
-      <w:r>
-        <w:t xml:space="preserve"> (structured, query-friendly)</w:t>
+        <w:t>Layer A — telemetry_events (structured, query-friendly)</w:t>
       </w:r>
     </w:p>
     <w:p>
@@ -21760,197 +19112,88 @@
         <w:jc w:val="center"/>
       </w:pPr>
       <w:r>
-        <w:t xml:space="preserve">Layer B — </w:t>
-      </w:r>
-      <w:proofErr w:type="spellStart"/>
-      <w:r>
-        <w:t>tool_calls</w:t>
-      </w:r>
-      <w:proofErr w:type="spellEnd"/>
-      <w:r>
-        <w:t xml:space="preserve"> table (forensic, full I/O)</w:t>
-      </w:r>
-    </w:p>
-    <w:p>
-      <w:pPr>
-        <w:spacing w:before="360" w:after="80"/>
-        <w:jc w:val="center"/>
-      </w:pPr>
-      <w:r>
-        <w:t xml:space="preserve">CREATE TABLE </w:t>
-      </w:r>
-      <w:proofErr w:type="spellStart"/>
-      <w:r>
-        <w:t>tool_calls</w:t>
-      </w:r>
-      <w:proofErr w:type="spellEnd"/>
-      <w:r>
-        <w:t xml:space="preserve"> (</w:t>
-      </w:r>
-    </w:p>
-    <w:p>
-      <w:pPr>
-        <w:spacing w:before="360" w:after="80"/>
-        <w:jc w:val="center"/>
-      </w:pPr>
-      <w:r>
-        <w:t xml:space="preserve">  id              TEXT PRIMARY </w:t>
-      </w:r>
-      <w:proofErr w:type="gramStart"/>
-      <w:r>
-        <w:t xml:space="preserve">KEY,   </w:t>
-      </w:r>
-      <w:proofErr w:type="gramEnd"/>
-      <w:r>
-        <w:t xml:space="preserve">        -- </w:t>
-      </w:r>
-      <w:proofErr w:type="spellStart"/>
-      <w:r>
-        <w:t>execution_id</w:t>
-      </w:r>
-      <w:proofErr w:type="spellEnd"/>
-    </w:p>
-    <w:p>
-      <w:pPr>
-        <w:spacing w:before="360" w:after="80"/>
-        <w:jc w:val="center"/>
-      </w:pPr>
-      <w:r>
-        <w:t xml:space="preserve">  </w:t>
-      </w:r>
-      <w:proofErr w:type="spellStart"/>
-      <w:r>
-        <w:t>session_id</w:t>
-      </w:r>
-      <w:proofErr w:type="spellEnd"/>
-      <w:r>
-        <w:t xml:space="preserve">      TEXT NOT NULL,</w:t>
-      </w:r>
-    </w:p>
-    <w:p>
-      <w:pPr>
-        <w:spacing w:before="360" w:after="80"/>
-        <w:jc w:val="center"/>
-      </w:pPr>
-      <w:r>
-        <w:t xml:space="preserve">  </w:t>
-      </w:r>
-      <w:proofErr w:type="spellStart"/>
-      <w:r>
-        <w:t>message_id</w:t>
-      </w:r>
-      <w:proofErr w:type="spellEnd"/>
-      <w:r>
-        <w:t xml:space="preserve">      </w:t>
-      </w:r>
-      <w:proofErr w:type="gramStart"/>
-      <w:r>
-        <w:t xml:space="preserve">TEXT,   </w:t>
-      </w:r>
-      <w:proofErr w:type="gramEnd"/>
-      <w:r>
-        <w:t xml:space="preserve">                    -- assistant message that proposed it</w:t>
-      </w:r>
-    </w:p>
-    <w:p>
-      <w:pPr>
-        <w:spacing w:before="360" w:after="80"/>
-        <w:jc w:val="center"/>
-      </w:pPr>
-      <w:r>
-        <w:t xml:space="preserve">  </w:t>
-      </w:r>
-      <w:proofErr w:type="spellStart"/>
-      <w:r>
-        <w:t>tool_id</w:t>
-      </w:r>
-      <w:proofErr w:type="spellEnd"/>
-      <w:r>
-        <w:t xml:space="preserve">         TEXT NOT NULL,</w:t>
-      </w:r>
-    </w:p>
-    <w:p>
-      <w:pPr>
-        <w:spacing w:before="360" w:after="80"/>
-        <w:jc w:val="center"/>
-      </w:pPr>
-      <w:r>
-        <w:t xml:space="preserve">  </w:t>
-      </w:r>
-      <w:proofErr w:type="spellStart"/>
-      <w:r>
-        <w:t>input_json</w:t>
-      </w:r>
-      <w:proofErr w:type="spellEnd"/>
-      <w:r>
-        <w:t xml:space="preserve">      TEXT NOT </w:t>
-      </w:r>
-      <w:proofErr w:type="gramStart"/>
-      <w:r>
-        <w:t xml:space="preserve">NULL,   </w:t>
-      </w:r>
-      <w:proofErr w:type="gramEnd"/>
-      <w:r>
-        <w:t xml:space="preserve">           -- canonical JSON</w:t>
-      </w:r>
-    </w:p>
-    <w:p>
-      <w:pPr>
-        <w:spacing w:before="360" w:after="80"/>
-        <w:jc w:val="center"/>
-      </w:pPr>
-      <w:r>
-        <w:t xml:space="preserve">  </w:t>
-      </w:r>
-      <w:proofErr w:type="spellStart"/>
-      <w:r>
-        <w:t>scope_hash</w:t>
-      </w:r>
-      <w:proofErr w:type="spellEnd"/>
-      <w:r>
-        <w:t xml:space="preserve">      TEXT NOT NULL,</w:t>
-      </w:r>
-    </w:p>
-    <w:p>
-      <w:pPr>
-        <w:spacing w:before="360" w:after="80"/>
-        <w:jc w:val="center"/>
-      </w:pPr>
-      <w:r>
-        <w:t xml:space="preserve">  </w:t>
-      </w:r>
-      <w:proofErr w:type="spellStart"/>
-      <w:r>
-        <w:t>required_safety_tag</w:t>
-      </w:r>
-      <w:proofErr w:type="spellEnd"/>
-      <w:r>
-        <w:t xml:space="preserve"> TEXT NOT NULL,</w:t>
-      </w:r>
-    </w:p>
-    <w:p>
-      <w:pPr>
-        <w:spacing w:before="360" w:after="80"/>
-        <w:jc w:val="center"/>
-      </w:pPr>
-      <w:r>
-        <w:t xml:space="preserve">  </w:t>
-      </w:r>
-      <w:proofErr w:type="spellStart"/>
-      <w:r>
-        <w:t>operating_safety_tag</w:t>
-      </w:r>
-      <w:proofErr w:type="spellEnd"/>
-      <w:r>
-        <w:t xml:space="preserve"> TEXT NOT </w:t>
-      </w:r>
-      <w:proofErr w:type="gramStart"/>
-      <w:r>
-        <w:t xml:space="preserve">NULL,   </w:t>
-      </w:r>
-      <w:proofErr w:type="gramEnd"/>
-      <w:r>
-        <w:t xml:space="preserve">      -- the router's decision at the time</w:t>
+        <w:t>Layer B — tool_calls table (forensic, full I/O)</w:t>
+      </w:r>
+    </w:p>
+    <w:p>
+      <w:pPr>
+        <w:spacing w:before="360" w:after="80"/>
+        <w:jc w:val="center"/>
+      </w:pPr>
+      <w:r>
+        <w:t>CREATE TABLE tool_calls (</w:t>
+      </w:r>
+    </w:p>
+    <w:p>
+      <w:pPr>
+        <w:spacing w:before="360" w:after="80"/>
+        <w:jc w:val="center"/>
+      </w:pPr>
+      <w:r>
+        <w:t xml:space="preserve">  id              TEXT PRIMARY KEY,           -- execution_id</w:t>
+      </w:r>
+    </w:p>
+    <w:p>
+      <w:pPr>
+        <w:spacing w:before="360" w:after="80"/>
+        <w:jc w:val="center"/>
+      </w:pPr>
+      <w:r>
+        <w:t xml:space="preserve">  session_id      TEXT NOT NULL,</w:t>
+      </w:r>
+    </w:p>
+    <w:p>
+      <w:pPr>
+        <w:spacing w:before="360" w:after="80"/>
+        <w:jc w:val="center"/>
+      </w:pPr>
+      <w:r>
+        <w:t xml:space="preserve">  message_id      TEXT,                       -- assistant message that proposed it</w:t>
+      </w:r>
+    </w:p>
+    <w:p>
+      <w:pPr>
+        <w:spacing w:before="360" w:after="80"/>
+        <w:jc w:val="center"/>
+      </w:pPr>
+      <w:r>
+        <w:t xml:space="preserve">  tool_id         TEXT NOT NULL,</w:t>
+      </w:r>
+    </w:p>
+    <w:p>
+      <w:pPr>
+        <w:spacing w:before="360" w:after="80"/>
+        <w:jc w:val="center"/>
+      </w:pPr>
+      <w:r>
+        <w:t xml:space="preserve">  input_json      TEXT NOT NULL,              -- canonical JSON</w:t>
+      </w:r>
+    </w:p>
+    <w:p>
+      <w:pPr>
+        <w:spacing w:before="360" w:after="80"/>
+        <w:jc w:val="center"/>
+      </w:pPr>
+      <w:r>
+        <w:t xml:space="preserve">  scope_hash      TEXT NOT NULL,</w:t>
+      </w:r>
+    </w:p>
+    <w:p>
+      <w:pPr>
+        <w:spacing w:before="360" w:after="80"/>
+        <w:jc w:val="center"/>
+      </w:pPr>
+      <w:r>
+        <w:t xml:space="preserve">  required_safety_tag TEXT NOT NULL,</w:t>
+      </w:r>
+    </w:p>
+    <w:p>
+      <w:pPr>
+        <w:spacing w:before="360" w:after="80"/>
+        <w:jc w:val="center"/>
+      </w:pPr>
+      <w:r>
+        <w:t xml:space="preserve">  operating_safety_tag TEXT NOT NULL,         -- the router's decision at the time</w:t>
       </w:r>
     </w:p>
     <w:p>
@@ -21968,32 +19211,16 @@
         <w:jc w:val="center"/>
       </w:pPr>
       <w:r>
-        <w:t xml:space="preserve">  status          TEXT NOT </w:t>
-      </w:r>
-      <w:proofErr w:type="gramStart"/>
-      <w:r>
-        <w:t xml:space="preserve">NULL,   </w:t>
-      </w:r>
-      <w:proofErr w:type="gramEnd"/>
-      <w:r>
-        <w:t xml:space="preserve">           -- PENDING|DENIED_*|APPROVED|EXECUTING|OK|ERROR|TIMEOUT|CANCELLED</w:t>
-      </w:r>
-    </w:p>
-    <w:p>
-      <w:pPr>
-        <w:spacing w:before="360" w:after="80"/>
-        <w:jc w:val="center"/>
-      </w:pPr>
-      <w:r>
-        <w:t xml:space="preserve">  </w:t>
-      </w:r>
-      <w:proofErr w:type="spellStart"/>
-      <w:r>
-        <w:t>proposed_at</w:t>
-      </w:r>
-      <w:proofErr w:type="spellEnd"/>
-      <w:r>
-        <w:t xml:space="preserve">     INTEGER NOT NULL,</w:t>
+        <w:t xml:space="preserve">  status          TEXT NOT NULL,              -- PENDING|DENIED_*|APPROVED|EXECUTING|OK|ERROR|TIMEOUT|CANCELLED</w:t>
+      </w:r>
+    </w:p>
+    <w:p>
+      <w:pPr>
+        <w:spacing w:before="360" w:after="80"/>
+        <w:jc w:val="center"/>
+      </w:pPr>
+      <w:r>
+        <w:t xml:space="preserve">  proposed_at     INTEGER NOT NULL,</w:t>
       </w:r>
     </w:p>
     <w:p>
@@ -22003,196 +19230,79 @@
       </w:pPr>
       <w:r>
         <w:lastRenderedPageBreak/>
-        <w:t xml:space="preserve">  </w:t>
-      </w:r>
-      <w:proofErr w:type="spellStart"/>
-      <w:r>
-        <w:t>decided_at</w:t>
-      </w:r>
-      <w:proofErr w:type="spellEnd"/>
-      <w:r>
-        <w:t xml:space="preserve">      </w:t>
-      </w:r>
-      <w:proofErr w:type="gramStart"/>
-      <w:r>
-        <w:t xml:space="preserve">INTEGER,   </w:t>
-      </w:r>
-      <w:proofErr w:type="gramEnd"/>
-      <w:r>
-        <w:t xml:space="preserve">                 -- when approval was given/denied</w:t>
-      </w:r>
-    </w:p>
-    <w:p>
-      <w:pPr>
-        <w:spacing w:before="360" w:after="80"/>
-        <w:jc w:val="center"/>
-      </w:pPr>
-      <w:r>
-        <w:t xml:space="preserve">  </w:t>
-      </w:r>
-      <w:proofErr w:type="spellStart"/>
-      <w:r>
-        <w:t>executed_at</w:t>
-      </w:r>
-      <w:proofErr w:type="spellEnd"/>
-      <w:r>
-        <w:t xml:space="preserve">     </w:t>
-      </w:r>
-      <w:proofErr w:type="gramStart"/>
-      <w:r>
-        <w:t xml:space="preserve">INTEGER,   </w:t>
-      </w:r>
-      <w:proofErr w:type="gramEnd"/>
-      <w:r>
-        <w:t xml:space="preserve">                 -- when </w:t>
-      </w:r>
-      <w:proofErr w:type="gramStart"/>
-      <w:r>
-        <w:t>execute(</w:t>
-      </w:r>
-      <w:proofErr w:type="gramEnd"/>
-      <w:r>
-        <w:t xml:space="preserve">) was </w:t>
-      </w:r>
-      <w:proofErr w:type="gramStart"/>
-      <w:r>
-        <w:t>actually called</w:t>
-      </w:r>
-      <w:proofErr w:type="gramEnd"/>
-    </w:p>
-    <w:p>
-      <w:pPr>
-        <w:spacing w:before="360" w:after="80"/>
-        <w:jc w:val="center"/>
-      </w:pPr>
-      <w:r>
-        <w:t xml:space="preserve">  </w:t>
-      </w:r>
-      <w:proofErr w:type="spellStart"/>
-      <w:r>
-        <w:t>completed_at</w:t>
-      </w:r>
-      <w:proofErr w:type="spellEnd"/>
-      <w:r>
-        <w:t xml:space="preserve">    INTEGER,</w:t>
-      </w:r>
-    </w:p>
-    <w:p>
-      <w:pPr>
-        <w:spacing w:before="360" w:after="80"/>
-        <w:jc w:val="center"/>
-      </w:pPr>
-      <w:r>
-        <w:t xml:space="preserve">  </w:t>
-      </w:r>
-      <w:proofErr w:type="spellStart"/>
-      <w:r>
-        <w:t>output_json</w:t>
-      </w:r>
-      <w:proofErr w:type="spellEnd"/>
-      <w:r>
-        <w:t xml:space="preserve">     </w:t>
-      </w:r>
-      <w:proofErr w:type="gramStart"/>
-      <w:r>
-        <w:t xml:space="preserve">TEXT,   </w:t>
-      </w:r>
-      <w:proofErr w:type="gramEnd"/>
-      <w:r>
-        <w:t xml:space="preserve">                    -- bounded; full output if small, summary if large</w:t>
-      </w:r>
-    </w:p>
-    <w:p>
-      <w:pPr>
-        <w:spacing w:before="360" w:after="80"/>
-        <w:jc w:val="center"/>
-      </w:pPr>
-      <w:r>
-        <w:t xml:space="preserve">  </w:t>
-      </w:r>
-      <w:proofErr w:type="spellStart"/>
-      <w:r>
-        <w:t>output_truncated</w:t>
-      </w:r>
-      <w:proofErr w:type="spellEnd"/>
-      <w:r>
-        <w:t xml:space="preserve"> INTEGER NOT NULL DEFAULT 0,</w:t>
-      </w:r>
-    </w:p>
-    <w:p>
-      <w:pPr>
-        <w:spacing w:before="360" w:after="80"/>
-        <w:jc w:val="center"/>
-      </w:pPr>
-      <w:r>
-        <w:t xml:space="preserve">  </w:t>
-      </w:r>
-      <w:proofErr w:type="spellStart"/>
-      <w:r>
-        <w:t>error_class</w:t>
-      </w:r>
-      <w:proofErr w:type="spellEnd"/>
-      <w:r>
-        <w:t xml:space="preserve">     TEXT,</w:t>
-      </w:r>
-    </w:p>
-    <w:p>
-      <w:pPr>
-        <w:spacing w:before="360" w:after="80"/>
-        <w:jc w:val="center"/>
-      </w:pPr>
-      <w:r>
-        <w:t xml:space="preserve">  </w:t>
-      </w:r>
-      <w:proofErr w:type="spellStart"/>
-      <w:r>
-        <w:t>error_message</w:t>
-      </w:r>
-      <w:proofErr w:type="spellEnd"/>
-      <w:r>
-        <w:t xml:space="preserve">   TEXT,</w:t>
-      </w:r>
-    </w:p>
-    <w:p>
-      <w:pPr>
-        <w:spacing w:before="360" w:after="80"/>
-        <w:jc w:val="center"/>
-      </w:pPr>
-      <w:r>
-        <w:t xml:space="preserve">  </w:t>
-      </w:r>
-      <w:proofErr w:type="spellStart"/>
-      <w:r>
-        <w:t>approval_id</w:t>
-      </w:r>
-      <w:proofErr w:type="spellEnd"/>
-      <w:r>
-        <w:t xml:space="preserve">     </w:t>
-      </w:r>
-      <w:proofErr w:type="gramStart"/>
-      <w:r>
-        <w:t xml:space="preserve">TEXT,   </w:t>
-      </w:r>
-      <w:proofErr w:type="gramEnd"/>
-      <w:r>
-        <w:t xml:space="preserve">                    -- FK to approvals.id when applicable</w:t>
-      </w:r>
-    </w:p>
-    <w:p>
-      <w:pPr>
-        <w:spacing w:before="360" w:after="80"/>
-        <w:jc w:val="center"/>
-      </w:pPr>
-      <w:r>
-        <w:t xml:space="preserve">  </w:t>
-      </w:r>
-      <w:proofErr w:type="spellStart"/>
-      <w:r>
-        <w:t>rollback_id</w:t>
-      </w:r>
-      <w:proofErr w:type="spellEnd"/>
-      <w:r>
-        <w:t xml:space="preserve">     TEXT                        -- FK to rollbacks.id when produced</w:t>
+        <w:t xml:space="preserve">  decided_at      INTEGER,                    -- when approval was given/denied</w:t>
+      </w:r>
+    </w:p>
+    <w:p>
+      <w:pPr>
+        <w:spacing w:before="360" w:after="80"/>
+        <w:jc w:val="center"/>
+      </w:pPr>
+      <w:r>
+        <w:t xml:space="preserve">  executed_at     INTEGER,                    -- when execute() was actually called</w:t>
+      </w:r>
+    </w:p>
+    <w:p>
+      <w:pPr>
+        <w:spacing w:before="360" w:after="80"/>
+        <w:jc w:val="center"/>
+      </w:pPr>
+      <w:r>
+        <w:t xml:space="preserve">  completed_at    INTEGER,</w:t>
+      </w:r>
+    </w:p>
+    <w:p>
+      <w:pPr>
+        <w:spacing w:before="360" w:after="80"/>
+        <w:jc w:val="center"/>
+      </w:pPr>
+      <w:r>
+        <w:t xml:space="preserve">  output_json     TEXT,                       -- bounded; full output if small, summary if large</w:t>
+      </w:r>
+    </w:p>
+    <w:p>
+      <w:pPr>
+        <w:spacing w:before="360" w:after="80"/>
+        <w:jc w:val="center"/>
+      </w:pPr>
+      <w:r>
+        <w:t xml:space="preserve">  output_truncated INTEGER NOT NULL DEFAULT 0,</w:t>
+      </w:r>
+    </w:p>
+    <w:p>
+      <w:pPr>
+        <w:spacing w:before="360" w:after="80"/>
+        <w:jc w:val="center"/>
+      </w:pPr>
+      <w:r>
+        <w:t xml:space="preserve">  error_class     TEXT,</w:t>
+      </w:r>
+    </w:p>
+    <w:p>
+      <w:pPr>
+        <w:spacing w:before="360" w:after="80"/>
+        <w:jc w:val="center"/>
+      </w:pPr>
+      <w:r>
+        <w:t xml:space="preserve">  error_message   TEXT,</w:t>
+      </w:r>
+    </w:p>
+    <w:p>
+      <w:pPr>
+        <w:spacing w:before="360" w:after="80"/>
+        <w:jc w:val="center"/>
+      </w:pPr>
+      <w:r>
+        <w:t xml:space="preserve">  approval_id     TEXT,                       -- FK to approvals.id when applicable</w:t>
+      </w:r>
+    </w:p>
+    <w:p>
+      <w:pPr>
+        <w:spacing w:before="360" w:after="80"/>
+        <w:jc w:val="center"/>
+      </w:pPr>
+      <w:r>
+        <w:t xml:space="preserve">  rollback_id     TEXT                        -- FK to rollbacks.id when produced</w:t>
       </w:r>
     </w:p>
     <w:p>
@@ -22210,42 +19320,141 @@
         <w:jc w:val="center"/>
       </w:pPr>
       <w:r>
-        <w:t xml:space="preserve">CREATE INDEX </w:t>
-      </w:r>
-      <w:proofErr w:type="spellStart"/>
-      <w:r>
-        <w:t>idx_tool_calls_session</w:t>
-      </w:r>
-      <w:proofErr w:type="spellEnd"/>
-      <w:r>
-        <w:t xml:space="preserve"> ON </w:t>
-      </w:r>
-      <w:proofErr w:type="spellStart"/>
-      <w:r>
-        <w:t>tool_</w:t>
-      </w:r>
-      <w:proofErr w:type="gramStart"/>
-      <w:r>
-        <w:t>calls</w:t>
-      </w:r>
-      <w:proofErr w:type="spellEnd"/>
-      <w:r>
-        <w:t>(</w:t>
-      </w:r>
-      <w:proofErr w:type="spellStart"/>
-      <w:proofErr w:type="gramEnd"/>
-      <w:r>
-        <w:t>session_id</w:t>
-      </w:r>
-      <w:proofErr w:type="spellEnd"/>
-      <w:r>
-        <w:t xml:space="preserve">, </w:t>
-      </w:r>
-      <w:proofErr w:type="spellStart"/>
-      <w:r>
-        <w:t>proposed_at</w:t>
-      </w:r>
-      <w:proofErr w:type="spellEnd"/>
+        <w:t>CREATE INDEX idx_tool_calls_session ON tool_calls(session_id, proposed_at);</w:t>
+      </w:r>
+    </w:p>
+    <w:p>
+      <w:pPr>
+        <w:spacing w:before="360" w:after="80"/>
+        <w:jc w:val="center"/>
+      </w:pPr>
+      <w:r>
+        <w:t>CREATE INDEX idx_tool_calls_tool    ON tool_calls(tool_id);</w:t>
+      </w:r>
+    </w:p>
+    <w:p>
+      <w:pPr>
+        <w:spacing w:before="360" w:after="80"/>
+        <w:jc w:val="center"/>
+      </w:pPr>
+      <w:r>
+        <w:t>CREATE INDEX idx_tool_calls_status  ON tool_calls(status);</w:t>
+      </w:r>
+    </w:p>
+    <w:p>
+      <w:pPr>
+        <w:spacing w:before="360" w:after="80"/>
+        <w:jc w:val="center"/>
+      </w:pPr>
+      <w:r>
+        <w:t>Output truncation: output_json is bounded at ~64 KB. Anything larger is stored to disk under data/tool-outputs/{execution_id}.json and the row gets output_json = NULL with output_truncated = 1. Forensics can still recover the full output.</w:t>
+      </w:r>
+    </w:p>
+    <w:p>
+      <w:pPr>
+        <w:spacing w:before="360" w:after="80"/>
+        <w:jc w:val="center"/>
+      </w:pPr>
+      <w:r>
+        <w:t>Tool calls are never deleted. Even if a session is deleted, its tool_calls remain (no FK cascade from sessions). This is deliberate — audit trail outlives the conversation.</w:t>
+      </w:r>
+    </w:p>
+    <w:p>
+      <w:pPr>
+        <w:spacing w:before="360" w:after="80"/>
+        <w:jc w:val="center"/>
+      </w:pPr>
+      <w:r>
+        <w:t>Layer B+ — rollbacks table</w:t>
+      </w:r>
+    </w:p>
+    <w:p>
+      <w:pPr>
+        <w:spacing w:before="360" w:after="80"/>
+        <w:jc w:val="center"/>
+      </w:pPr>
+      <w:r>
+        <w:t>CREATE TABLE rollbacks (</w:t>
+      </w:r>
+    </w:p>
+    <w:p>
+      <w:pPr>
+        <w:spacing w:before="360" w:after="80"/>
+        <w:jc w:val="center"/>
+      </w:pPr>
+      <w:r>
+        <w:t xml:space="preserve">  id            TEXT PRIMARY KEY,</w:t>
+      </w:r>
+    </w:p>
+    <w:p>
+      <w:pPr>
+        <w:spacing w:before="360" w:after="80"/>
+        <w:jc w:val="center"/>
+      </w:pPr>
+      <w:r>
+        <w:t xml:space="preserve">  tool_call_id  TEXT NOT NULL REFERENCES tool_calls(id),</w:t>
+      </w:r>
+    </w:p>
+    <w:p>
+      <w:pPr>
+        <w:spacing w:before="360" w:after="80"/>
+        <w:jc w:val="center"/>
+      </w:pPr>
+      <w:r>
+        <w:t xml:space="preserve">  session_id    TEXT NOT NULL,</w:t>
+      </w:r>
+    </w:p>
+    <w:p>
+      <w:pPr>
+        <w:spacing w:before="360" w:after="80"/>
+        <w:jc w:val="center"/>
+      </w:pPr>
+      <w:r>
+        <w:lastRenderedPageBreak/>
+        <w:t xml:space="preserve">  kind          TEXT NOT NULL,              -- 'fs_restore_content' | 'fs_unlink_created' | 'fs_move_back' | 'fs_untrash'</w:t>
+      </w:r>
+    </w:p>
+    <w:p>
+      <w:pPr>
+        <w:spacing w:before="360" w:after="80"/>
+        <w:jc w:val="center"/>
+      </w:pPr>
+      <w:r>
+        <w:t xml:space="preserve">  payload_json  TEXT NOT NULL,              -- {path, backupPath, originalContent | trashedPath, ...}</w:t>
+      </w:r>
+    </w:p>
+    <w:p>
+      <w:pPr>
+        <w:spacing w:before="360" w:after="80"/>
+        <w:jc w:val="center"/>
+      </w:pPr>
+      <w:r>
+        <w:t xml:space="preserve">  created_at    INTEGER NOT NULL,</w:t>
+      </w:r>
+    </w:p>
+    <w:p>
+      <w:pPr>
+        <w:spacing w:before="360" w:after="80"/>
+        <w:jc w:val="center"/>
+      </w:pPr>
+      <w:r>
+        <w:t xml:space="preserve">  applied_at    INTEGER,                    -- when rollback was performed (NULL = available)</w:t>
+      </w:r>
+    </w:p>
+    <w:p>
+      <w:pPr>
+        <w:spacing w:before="360" w:after="80"/>
+        <w:jc w:val="center"/>
+      </w:pPr>
+      <w:r>
+        <w:t xml:space="preserve">  expires_at    INTEGER NOT NULL            -- after this, rollback not guaranteed valid</w:t>
+      </w:r>
+    </w:p>
+    <w:p>
+      <w:pPr>
+        <w:spacing w:before="360" w:after="80"/>
+        <w:jc w:val="center"/>
+      </w:pPr>
       <w:r>
         <w:t>);</w:t>
       </w:r>
@@ -22256,422 +19465,7 @@
         <w:jc w:val="center"/>
       </w:pPr>
       <w:r>
-        <w:t xml:space="preserve">CREATE INDEX </w:t>
-      </w:r>
-      <w:proofErr w:type="spellStart"/>
-      <w:r>
-        <w:t>idx_tool_calls_tool</w:t>
-      </w:r>
-      <w:proofErr w:type="spellEnd"/>
-      <w:r>
-        <w:t xml:space="preserve">    ON </w:t>
-      </w:r>
-      <w:proofErr w:type="spellStart"/>
-      <w:r>
-        <w:t>tool_calls</w:t>
-      </w:r>
-      <w:proofErr w:type="spellEnd"/>
-      <w:r>
-        <w:t>(</w:t>
-      </w:r>
-      <w:proofErr w:type="spellStart"/>
-      <w:r>
-        <w:t>tool_id</w:t>
-      </w:r>
-      <w:proofErr w:type="spellEnd"/>
-      <w:r>
-        <w:t>);</w:t>
-      </w:r>
-    </w:p>
-    <w:p>
-      <w:pPr>
-        <w:spacing w:before="360" w:after="80"/>
-        <w:jc w:val="center"/>
-      </w:pPr>
-      <w:r>
-        <w:t xml:space="preserve">CREATE INDEX </w:t>
-      </w:r>
-      <w:proofErr w:type="spellStart"/>
-      <w:r>
-        <w:t>idx_tool_calls_</w:t>
-      </w:r>
-      <w:proofErr w:type="gramStart"/>
-      <w:r>
-        <w:t>status</w:t>
-      </w:r>
-      <w:proofErr w:type="spellEnd"/>
-      <w:r>
-        <w:t xml:space="preserve">  ON</w:t>
-      </w:r>
-      <w:proofErr w:type="gramEnd"/>
-      <w:r>
-        <w:t xml:space="preserve"> </w:t>
-      </w:r>
-      <w:proofErr w:type="spellStart"/>
-      <w:r>
-        <w:t>tool_calls</w:t>
-      </w:r>
-      <w:proofErr w:type="spellEnd"/>
-      <w:r>
-        <w:t>(status);</w:t>
-      </w:r>
-    </w:p>
-    <w:p>
-      <w:pPr>
-        <w:spacing w:before="360" w:after="80"/>
-        <w:jc w:val="center"/>
-      </w:pPr>
-      <w:r>
-        <w:t>Output truncation: </w:t>
-      </w:r>
-      <w:proofErr w:type="spellStart"/>
-      <w:r>
-        <w:t>output_json</w:t>
-      </w:r>
-      <w:proofErr w:type="spellEnd"/>
-      <w:r>
-        <w:t> is bounded at ~64 KB. Anything larger is stored to disk under data/tool-outputs/{</w:t>
-      </w:r>
-      <w:proofErr w:type="spellStart"/>
-      <w:r>
-        <w:t>execution_id</w:t>
-      </w:r>
-      <w:proofErr w:type="spellEnd"/>
-      <w:proofErr w:type="gramStart"/>
-      <w:r>
-        <w:t>}.</w:t>
-      </w:r>
-      <w:proofErr w:type="spellStart"/>
-      <w:r>
-        <w:t>json</w:t>
-      </w:r>
-      <w:proofErr w:type="spellEnd"/>
-      <w:proofErr w:type="gramEnd"/>
-      <w:r>
-        <w:t> and the row gets </w:t>
-      </w:r>
-      <w:proofErr w:type="spellStart"/>
-      <w:r>
-        <w:t>output_json</w:t>
-      </w:r>
-      <w:proofErr w:type="spellEnd"/>
-      <w:r>
-        <w:t xml:space="preserve"> = NULL with </w:t>
-      </w:r>
-      <w:proofErr w:type="spellStart"/>
-      <w:r>
-        <w:t>output_truncated</w:t>
-      </w:r>
-      <w:proofErr w:type="spellEnd"/>
-      <w:r>
-        <w:t xml:space="preserve"> = 1. Forensics can still recover the full output.</w:t>
-      </w:r>
-    </w:p>
-    <w:p>
-      <w:pPr>
-        <w:spacing w:before="360" w:after="80"/>
-        <w:jc w:val="center"/>
-      </w:pPr>
-      <w:r>
-        <w:t xml:space="preserve">Tool calls are never deleted. Even if a session is deleted, its </w:t>
-      </w:r>
-      <w:proofErr w:type="spellStart"/>
-      <w:r>
-        <w:t>tool_calls</w:t>
-      </w:r>
-      <w:proofErr w:type="spellEnd"/>
-      <w:r>
-        <w:t xml:space="preserve"> remain (no FK cascade from sessions). This is deliberate — audit trail outlives the conversation.</w:t>
-      </w:r>
-    </w:p>
-    <w:p>
-      <w:pPr>
-        <w:spacing w:before="360" w:after="80"/>
-        <w:jc w:val="center"/>
-      </w:pPr>
-      <w:r>
-        <w:t>Layer B+ — rollbacks table</w:t>
-      </w:r>
-    </w:p>
-    <w:p>
-      <w:pPr>
-        <w:spacing w:before="360" w:after="80"/>
-        <w:jc w:val="center"/>
-      </w:pPr>
-      <w:r>
-        <w:t>CREATE TABLE rollbacks (</w:t>
-      </w:r>
-    </w:p>
-    <w:p>
-      <w:pPr>
-        <w:spacing w:before="360" w:after="80"/>
-        <w:jc w:val="center"/>
-      </w:pPr>
-      <w:r>
-        <w:t xml:space="preserve">  id            TEXT PRIMARY KEY,</w:t>
-      </w:r>
-    </w:p>
-    <w:p>
-      <w:pPr>
-        <w:spacing w:before="360" w:after="80"/>
-        <w:jc w:val="center"/>
-      </w:pPr>
-      <w:r>
-        <w:t xml:space="preserve">  </w:t>
-      </w:r>
-      <w:proofErr w:type="spellStart"/>
-      <w:r>
-        <w:t>tool_call_</w:t>
-      </w:r>
-      <w:proofErr w:type="gramStart"/>
-      <w:r>
-        <w:t>id</w:t>
-      </w:r>
-      <w:proofErr w:type="spellEnd"/>
-      <w:r>
-        <w:t xml:space="preserve">  TEXT</w:t>
-      </w:r>
-      <w:proofErr w:type="gramEnd"/>
-      <w:r>
-        <w:t xml:space="preserve"> NOT NULL REFERENCES </w:t>
-      </w:r>
-      <w:proofErr w:type="spellStart"/>
-      <w:r>
-        <w:t>tool_calls</w:t>
-      </w:r>
-      <w:proofErr w:type="spellEnd"/>
-      <w:r>
-        <w:t>(id),</w:t>
-      </w:r>
-    </w:p>
-    <w:p>
-      <w:pPr>
-        <w:spacing w:before="360" w:after="80"/>
-        <w:jc w:val="center"/>
-      </w:pPr>
-      <w:r>
-        <w:t xml:space="preserve">  </w:t>
-      </w:r>
-      <w:proofErr w:type="spellStart"/>
-      <w:r>
-        <w:t>session_id</w:t>
-      </w:r>
-      <w:proofErr w:type="spellEnd"/>
-      <w:r>
-        <w:t xml:space="preserve">    TEXT NOT NULL,</w:t>
-      </w:r>
-    </w:p>
-    <w:p>
-      <w:pPr>
-        <w:spacing w:before="360" w:after="80"/>
-        <w:jc w:val="center"/>
-      </w:pPr>
-      <w:r>
-        <w:lastRenderedPageBreak/>
-        <w:t xml:space="preserve">  kind          TEXT NOT </w:t>
-      </w:r>
-      <w:proofErr w:type="gramStart"/>
-      <w:r>
-        <w:t xml:space="preserve">NULL,   </w:t>
-      </w:r>
-      <w:proofErr w:type="gramEnd"/>
-      <w:r>
-        <w:t xml:space="preserve">           -- '</w:t>
-      </w:r>
-      <w:proofErr w:type="spellStart"/>
-      <w:r>
-        <w:t>fs_restore_content</w:t>
-      </w:r>
-      <w:proofErr w:type="spellEnd"/>
-      <w:r>
-        <w:t>' | '</w:t>
-      </w:r>
-      <w:proofErr w:type="spellStart"/>
-      <w:r>
-        <w:t>fs_unlink_created</w:t>
-      </w:r>
-      <w:proofErr w:type="spellEnd"/>
-      <w:r>
-        <w:t>' | '</w:t>
-      </w:r>
-      <w:proofErr w:type="spellStart"/>
-      <w:r>
-        <w:t>fs_move_back</w:t>
-      </w:r>
-      <w:proofErr w:type="spellEnd"/>
-      <w:r>
-        <w:t>' | '</w:t>
-      </w:r>
-      <w:proofErr w:type="spellStart"/>
-      <w:r>
-        <w:t>fs_untrash</w:t>
-      </w:r>
-      <w:proofErr w:type="spellEnd"/>
-      <w:r>
-        <w:t>'</w:t>
-      </w:r>
-    </w:p>
-    <w:p>
-      <w:pPr>
-        <w:spacing w:before="360" w:after="80"/>
-        <w:jc w:val="center"/>
-      </w:pPr>
-      <w:r>
-        <w:t xml:space="preserve">  </w:t>
-      </w:r>
-      <w:proofErr w:type="spellStart"/>
-      <w:r>
-        <w:t>payload_</w:t>
-      </w:r>
-      <w:proofErr w:type="gramStart"/>
-      <w:r>
-        <w:t>json</w:t>
-      </w:r>
-      <w:proofErr w:type="spellEnd"/>
-      <w:r>
-        <w:t xml:space="preserve">  TEXT</w:t>
-      </w:r>
-      <w:proofErr w:type="gramEnd"/>
-      <w:r>
-        <w:t xml:space="preserve"> NOT </w:t>
-      </w:r>
-      <w:proofErr w:type="gramStart"/>
-      <w:r>
-        <w:t xml:space="preserve">NULL,   </w:t>
-      </w:r>
-      <w:proofErr w:type="gramEnd"/>
-      <w:r>
-        <w:t xml:space="preserve">           -- {path, </w:t>
-      </w:r>
-      <w:proofErr w:type="spellStart"/>
-      <w:r>
-        <w:t>backupPath</w:t>
-      </w:r>
-      <w:proofErr w:type="spellEnd"/>
-      <w:r>
-        <w:t xml:space="preserve">, </w:t>
-      </w:r>
-      <w:proofErr w:type="spellStart"/>
-      <w:r>
-        <w:t>originalContent</w:t>
-      </w:r>
-      <w:proofErr w:type="spellEnd"/>
-      <w:r>
-        <w:t xml:space="preserve"> | </w:t>
-      </w:r>
-      <w:proofErr w:type="spellStart"/>
-      <w:r>
-        <w:t>trashedPath</w:t>
-      </w:r>
-      <w:proofErr w:type="spellEnd"/>
-      <w:r>
-        <w:t>, ...}</w:t>
-      </w:r>
-    </w:p>
-    <w:p>
-      <w:pPr>
-        <w:spacing w:before="360" w:after="80"/>
-        <w:jc w:val="center"/>
-      </w:pPr>
-      <w:r>
-        <w:t xml:space="preserve">  </w:t>
-      </w:r>
-      <w:proofErr w:type="spellStart"/>
-      <w:r>
-        <w:t>created_at</w:t>
-      </w:r>
-      <w:proofErr w:type="spellEnd"/>
-      <w:r>
-        <w:t xml:space="preserve">    INTEGER NOT NULL,</w:t>
-      </w:r>
-    </w:p>
-    <w:p>
-      <w:pPr>
-        <w:spacing w:before="360" w:after="80"/>
-        <w:jc w:val="center"/>
-      </w:pPr>
-      <w:r>
-        <w:t xml:space="preserve">  </w:t>
-      </w:r>
-      <w:proofErr w:type="spellStart"/>
-      <w:r>
-        <w:t>applied_at</w:t>
-      </w:r>
-      <w:proofErr w:type="spellEnd"/>
-      <w:r>
-        <w:t xml:space="preserve">    </w:t>
-      </w:r>
-      <w:proofErr w:type="gramStart"/>
-      <w:r>
-        <w:t xml:space="preserve">INTEGER,   </w:t>
-      </w:r>
-      <w:proofErr w:type="gramEnd"/>
-      <w:r>
-        <w:t xml:space="preserve">                 -- when rollback was performed (NULL = available)</w:t>
-      </w:r>
-    </w:p>
-    <w:p>
-      <w:pPr>
-        <w:spacing w:before="360" w:after="80"/>
-        <w:jc w:val="center"/>
-      </w:pPr>
-      <w:r>
-        <w:t xml:space="preserve">  </w:t>
-      </w:r>
-      <w:proofErr w:type="spellStart"/>
-      <w:r>
-        <w:t>expires_at</w:t>
-      </w:r>
-      <w:proofErr w:type="spellEnd"/>
-      <w:r>
-        <w:t xml:space="preserve">    INTEGER NOT NULL            -- after this, rollback not guaranteed valid</w:t>
-      </w:r>
-    </w:p>
-    <w:p>
-      <w:pPr>
-        <w:spacing w:before="360" w:after="80"/>
-        <w:jc w:val="center"/>
-      </w:pPr>
-      <w:r>
-        <w:t>);</w:t>
-      </w:r>
-    </w:p>
-    <w:p>
-      <w:pPr>
-        <w:spacing w:before="360" w:after="80"/>
-        <w:jc w:val="center"/>
-      </w:pPr>
-      <w:r>
-        <w:t xml:space="preserve">CREATE INDEX </w:t>
-      </w:r>
-      <w:proofErr w:type="spellStart"/>
-      <w:r>
-        <w:t>idx_rollbacks_session</w:t>
-      </w:r>
-      <w:proofErr w:type="spellEnd"/>
-      <w:r>
-        <w:t xml:space="preserve"> ON </w:t>
-      </w:r>
-      <w:proofErr w:type="gramStart"/>
-      <w:r>
-        <w:t>rollbacks(</w:t>
-      </w:r>
-      <w:proofErr w:type="spellStart"/>
-      <w:proofErr w:type="gramEnd"/>
-      <w:r>
-        <w:t>session_id</w:t>
-      </w:r>
-      <w:proofErr w:type="spellEnd"/>
-      <w:r>
-        <w:t xml:space="preserve">, </w:t>
-      </w:r>
-      <w:proofErr w:type="spellStart"/>
-      <w:r>
-        <w:t>created_at</w:t>
-      </w:r>
-      <w:proofErr w:type="spellEnd"/>
-      <w:r>
-        <w:t>);</w:t>
+        <w:t>CREATE INDEX idx_rollbacks_session ON rollbacks(session_id, created_at);</w:t>
       </w:r>
     </w:p>
     <w:p>
@@ -22718,15 +19512,7 @@
         <w:jc w:val="center"/>
       </w:pPr>
       <w:r>
-        <w:t>A single configured root via JARVIS_WORKSPACE_ROOT env var (default ~/</w:t>
-      </w:r>
-      <w:proofErr w:type="spellStart"/>
-      <w:r>
-        <w:t>jarvis</w:t>
-      </w:r>
-      <w:proofErr w:type="spellEnd"/>
-      <w:r>
-        <w:t>-workspace). Boot fails if it's unset and tools are enabled. The root is created on first boot if missing.</w:t>
+        <w:t>A single configured root via JARVIS_WORKSPACE_ROOT env var (default ~/jarvis-workspace). Boot fails if it's unset and tools are enabled. The root is created on first boot if missing.</w:t>
       </w:r>
     </w:p>
     <w:p>
@@ -22762,37 +19548,16 @@
         <w:jc w:val="center"/>
       </w:pPr>
       <w:r>
-        <w:t xml:space="preserve">function </w:t>
-      </w:r>
-      <w:proofErr w:type="spellStart"/>
-      <w:proofErr w:type="gramStart"/>
-      <w:r>
-        <w:t>resolveSafePath</w:t>
-      </w:r>
-      <w:proofErr w:type="spellEnd"/>
-      <w:r>
-        <w:t>(</w:t>
-      </w:r>
-      <w:proofErr w:type="gramEnd"/>
-      <w:r>
-        <w:t>input: string): {</w:t>
-      </w:r>
-    </w:p>
-    <w:p>
-      <w:pPr>
-        <w:spacing w:before="360" w:after="80"/>
-        <w:jc w:val="center"/>
-      </w:pPr>
-      <w:r>
-        <w:t xml:space="preserve">  ok: true; absolute: string; </w:t>
-      </w:r>
-      <w:proofErr w:type="spellStart"/>
-      <w:r>
-        <w:t>relativeToRoot</w:t>
-      </w:r>
-      <w:proofErr w:type="spellEnd"/>
-      <w:r>
-        <w:t>: string;</w:t>
+        <w:t>function resolveSafePath(input: string): {</w:t>
+      </w:r>
+    </w:p>
+    <w:p>
+      <w:pPr>
+        <w:spacing w:before="360" w:after="80"/>
+        <w:jc w:val="center"/>
+      </w:pPr>
+      <w:r>
+        <w:t xml:space="preserve">  ok: true; absolute: string; relativeToRoot: string;</w:t>
       </w:r>
     </w:p>
     <w:p>
@@ -22810,31 +19575,7 @@
         <w:jc w:val="center"/>
       </w:pPr>
       <w:r>
-        <w:t xml:space="preserve">  ok: false; reason: 'escape' | '</w:t>
-      </w:r>
-      <w:proofErr w:type="spellStart"/>
-      <w:r>
-        <w:t>symlink_escape</w:t>
-      </w:r>
-      <w:proofErr w:type="spellEnd"/>
-      <w:r>
-        <w:t>' | '</w:t>
-      </w:r>
-      <w:proofErr w:type="spellStart"/>
-      <w:r>
-        <w:t>protected_pattern</w:t>
-      </w:r>
-      <w:proofErr w:type="spellEnd"/>
-      <w:r>
-        <w:t>' | '</w:t>
-      </w:r>
-      <w:proofErr w:type="spellStart"/>
-      <w:r>
-        <w:t>absolute_outside_root</w:t>
-      </w:r>
-      <w:proofErr w:type="spellEnd"/>
-      <w:r>
-        <w:t>';</w:t>
+        <w:t xml:space="preserve">  ok: false; reason: 'escape' | 'symlink_escape' | 'protected_pattern' | 'absolute_outside_root';</w:t>
       </w:r>
     </w:p>
     <w:p>
@@ -22892,33 +19633,7 @@
         <w:jc w:val="center"/>
       </w:pPr>
       <w:r>
-        <w:t>Use </w:t>
-      </w:r>
-      <w:proofErr w:type="spellStart"/>
-      <w:proofErr w:type="gramStart"/>
-      <w:r>
-        <w:t>fs.realpath</w:t>
-      </w:r>
-      <w:proofErr w:type="spellEnd"/>
-      <w:proofErr w:type="gramEnd"/>
-      <w:r>
-        <w:t xml:space="preserve"> to follow </w:t>
-      </w:r>
-      <w:proofErr w:type="spellStart"/>
-      <w:r>
-        <w:t>symlinks</w:t>
-      </w:r>
-      <w:proofErr w:type="spellEnd"/>
-      <w:r>
-        <w:t xml:space="preserve"> (catches </w:t>
-      </w:r>
-      <w:proofErr w:type="spellStart"/>
-      <w:r>
-        <w:t>symlinks</w:t>
-      </w:r>
-      <w:proofErr w:type="spellEnd"/>
-      <w:r>
-        <w:t xml:space="preserve"> pointing out of the root).</w:t>
+        <w:t>Use fs.realpath to follow symlinks (catches symlinks pointing out of the root).</w:t>
       </w:r>
     </w:p>
     <w:p>
@@ -22931,25 +19646,7 @@
         <w:jc w:val="center"/>
       </w:pPr>
       <w:r>
-        <w:t>Compute </w:t>
-      </w:r>
-      <w:proofErr w:type="spellStart"/>
-      <w:proofErr w:type="gramStart"/>
-      <w:r>
-        <w:t>path.relative</w:t>
-      </w:r>
-      <w:proofErr w:type="spellEnd"/>
-      <w:proofErr w:type="gramEnd"/>
-      <w:r>
-        <w:t>(root, resolved) — if it starts with</w:t>
-      </w:r>
-      <w:proofErr w:type="gramStart"/>
-      <w:r>
-        <w:t> ..</w:t>
-      </w:r>
-      <w:proofErr w:type="gramEnd"/>
-      <w:r>
-        <w:t> or is absolute, reject.</w:t>
+        <w:t>Compute path.relative(root, resolved) — if it starts with .. or is absolute, reject.</w:t>
       </w:r>
     </w:p>
     <w:p>
@@ -22975,60 +19672,7 @@
         <w:jc w:val="center"/>
       </w:pPr>
       <w:r>
-        <w:t>Always denied</w:t>
-      </w:r>
-      <w:proofErr w:type="gramStart"/>
-      <w:r>
-        <w:t>: .env</w:t>
-      </w:r>
-      <w:proofErr w:type="gramEnd"/>
-      <w:r>
-        <w:t>*, *.</w:t>
-      </w:r>
-      <w:proofErr w:type="spellStart"/>
-      <w:r>
-        <w:t>pem</w:t>
-      </w:r>
-      <w:proofErr w:type="spellEnd"/>
-      <w:r>
-        <w:t>, *.key, </w:t>
-      </w:r>
-      <w:proofErr w:type="gramStart"/>
-      <w:r>
-        <w:t>secrets.*</w:t>
-      </w:r>
-      <w:proofErr w:type="gramEnd"/>
-      <w:r>
-        <w:t>, *.</w:t>
-      </w:r>
-      <w:proofErr w:type="spellStart"/>
-      <w:r>
-        <w:t>crt</w:t>
-      </w:r>
-      <w:proofErr w:type="spellEnd"/>
-      <w:r>
-        <w:t>, </w:t>
-      </w:r>
-      <w:proofErr w:type="spellStart"/>
-      <w:r>
-        <w:t>id_rsa</w:t>
-      </w:r>
-      <w:proofErr w:type="spellEnd"/>
-      <w:r>
-        <w:t>*, anything under .ssh/ </w:t>
-      </w:r>
-      <w:proofErr w:type="gramStart"/>
-      <w:r>
-        <w:t>or .</w:t>
-      </w:r>
-      <w:proofErr w:type="spellStart"/>
-      <w:r>
-        <w:t>gnupg</w:t>
-      </w:r>
-      <w:proofErr w:type="spellEnd"/>
-      <w:proofErr w:type="gramEnd"/>
-      <w:r>
-        <w:t>/</w:t>
+        <w:t>Always denied: .env*, *.pem, *.key, secrets.*, *.crt, id_rsa*, anything under .ssh/ or .gnupg/</w:t>
       </w:r>
     </w:p>
     <w:p>
@@ -23041,52 +19685,7 @@
         <w:jc w:val="center"/>
       </w:pPr>
       <w:r>
-        <w:t>Denied for write/delete (read OK)</w:t>
-      </w:r>
-      <w:proofErr w:type="gramStart"/>
-      <w:r>
-        <w:t>: .git</w:t>
-      </w:r>
-      <w:proofErr w:type="gramEnd"/>
-      <w:r>
-        <w:t>/, </w:t>
-      </w:r>
-      <w:proofErr w:type="spellStart"/>
-      <w:r>
-        <w:t>node_modules</w:t>
-      </w:r>
-      <w:proofErr w:type="spellEnd"/>
-      <w:r>
-        <w:t>/, </w:t>
-      </w:r>
-      <w:proofErr w:type="spellStart"/>
-      <w:r>
-        <w:t>dist</w:t>
-      </w:r>
-      <w:proofErr w:type="spellEnd"/>
-      <w:r>
-        <w:t>/</w:t>
-      </w:r>
-      <w:proofErr w:type="gramStart"/>
-      <w:r>
-        <w:t>, .next</w:t>
-      </w:r>
-      <w:proofErr w:type="gramEnd"/>
-      <w:r>
-        <w:t>/</w:t>
-      </w:r>
-      <w:proofErr w:type="gramStart"/>
-      <w:r>
-        <w:t>, .</w:t>
-      </w:r>
-      <w:proofErr w:type="spellStart"/>
-      <w:r>
-        <w:t>jarvis</w:t>
-      </w:r>
-      <w:proofErr w:type="spellEnd"/>
-      <w:proofErr w:type="gramEnd"/>
-      <w:r>
-        <w:t>-trash/ (the trash itself is opaque to model tools)</w:t>
+        <w:t>Denied for write/delete (read OK): .git/, node_modules/, dist/, .next/, .jarvis-trash/ (the trash itself is opaque to model tools)</w:t>
       </w:r>
     </w:p>
     <w:p>
@@ -23107,13 +19706,8 @@
         <w:spacing w:before="360" w:after="80"/>
         <w:jc w:val="center"/>
       </w:pPr>
-      <w:proofErr w:type="spellStart"/>
-      <w:r>
-        <w:t>resolveSafePath</w:t>
-      </w:r>
-      <w:proofErr w:type="spellEnd"/>
-      <w:r>
-        <w:t> is a unit-tested module. The tests </w:t>
+      <w:r>
+        <w:t>resolveSafePath is a unit-tested module. The tests </w:t>
       </w:r>
       <w:r>
         <w:rPr>
@@ -23136,15 +19730,7 @@
         <w:jc w:val="center"/>
       </w:pPr>
       <w:r>
-        <w:t>.. </w:t>
-      </w:r>
-      <w:proofErr w:type="gramStart"/>
-      <w:r>
-        <w:t>traversal: ../..</w:t>
-      </w:r>
-      <w:proofErr w:type="gramEnd"/>
-      <w:r>
-        <w:t>/etc/passwd</w:t>
+        <w:t>.. traversal: ../../etc/passwd</w:t>
       </w:r>
     </w:p>
     <w:p>
@@ -23169,26 +19755,8 @@
         <w:spacing w:before="360" w:after="80"/>
         <w:jc w:val="center"/>
       </w:pPr>
-      <w:proofErr w:type="spellStart"/>
-      <w:r>
-        <w:t>Symlink</w:t>
-      </w:r>
-      <w:proofErr w:type="spellEnd"/>
-      <w:r>
-        <w:t xml:space="preserve"> escape: workspace contains a </w:t>
-      </w:r>
-      <w:proofErr w:type="spellStart"/>
-      <w:proofErr w:type="gramStart"/>
-      <w:r>
-        <w:t>symlink</w:t>
-      </w:r>
-      <w:proofErr w:type="spellEnd"/>
-      <w:r>
-        <w:t> .</w:t>
-      </w:r>
-      <w:proofErr w:type="gramEnd"/>
-      <w:r>
-        <w:t>/escape → /etc/</w:t>
+      <w:r>
+        <w:t>Symlink escape: workspace contains a symlink ./escape → /etc/</w:t>
       </w:r>
     </w:p>
     <w:p>
@@ -23236,41 +19804,7 @@
         <w:jc w:val="center"/>
       </w:pPr>
       <w:r>
-        <w:t>A filesystem tool that calls </w:t>
-      </w:r>
-      <w:proofErr w:type="spellStart"/>
-      <w:proofErr w:type="gramStart"/>
-      <w:r>
-        <w:t>fs.readFile</w:t>
-      </w:r>
-      <w:proofErr w:type="spellEnd"/>
-      <w:proofErr w:type="gramEnd"/>
-      <w:r>
-        <w:t>(input) directly — without going through </w:t>
-      </w:r>
-      <w:proofErr w:type="spellStart"/>
-      <w:r>
-        <w:t>resolveSafePath</w:t>
-      </w:r>
-      <w:proofErr w:type="spellEnd"/>
-      <w:r>
-        <w:t> first — is a bug. The codebase should grep-clean of </w:t>
-      </w:r>
-      <w:proofErr w:type="spellStart"/>
-      <w:r>
-        <w:t>fs.readFile</w:t>
-      </w:r>
-      <w:proofErr w:type="spellEnd"/>
-      <w:r>
-        <w:t>/</w:t>
-      </w:r>
-      <w:proofErr w:type="spellStart"/>
-      <w:r>
-        <w:t>fs.writeFile</w:t>
-      </w:r>
-      <w:proofErr w:type="spellEnd"/>
-      <w:r>
-        <w:t> outside the safe-path module.</w:t>
+        <w:t>A filesystem tool that calls fs.readFile(input) directly — without going through resolveSafePath first — is a bug. The codebase should grep-clean of fs.readFile/fs.writeFile outside the safe-path module.</w:t>
       </w:r>
     </w:p>
     <w:p>
@@ -23363,13 +19897,8 @@
               <w:jc w:val="center"/>
             </w:pPr>
             <w:r>
-              <w:t xml:space="preserve">Default </w:t>
-            </w:r>
-            <w:proofErr w:type="spellStart"/>
-            <w:r>
-              <w:t>requiredSafetyTag</w:t>
-            </w:r>
-            <w:proofErr w:type="spellEnd"/>
+              <w:t>Default requiredSafetyTag</w:t>
+            </w:r>
           </w:p>
         </w:tc>
         <w:tc>
@@ -24167,15 +20696,7 @@
               <w:jc w:val="center"/>
             </w:pPr>
             <w:r>
-              <w:t xml:space="preserve">Rollback = </w:t>
-            </w:r>
-            <w:proofErr w:type="spellStart"/>
-            <w:r>
-              <w:t>rmdir</w:t>
-            </w:r>
-            <w:proofErr w:type="spellEnd"/>
-            <w:r>
-              <w:t xml:space="preserve"> if empty</w:t>
+              <w:t>Rollback = rmdir if empty</w:t>
             </w:r>
           </w:p>
         </w:tc>
@@ -24346,13 +20867,8 @@
               <w:spacing w:before="360" w:after="80"/>
               <w:jc w:val="center"/>
             </w:pPr>
-            <w:proofErr w:type="gramStart"/>
-            <w:r>
-              <w:t>.env</w:t>
-            </w:r>
-            <w:proofErr w:type="gramEnd"/>
-            <w:r>
-              <w:t>*, keys</w:t>
+            <w:r>
+              <w:t>.env*, keys</w:t>
             </w:r>
           </w:p>
         </w:tc>
@@ -24384,23 +20900,7 @@
               <w:jc w:val="center"/>
             </w:pPr>
             <w:r>
-              <w:t xml:space="preserve">Write </w:t>
-            </w:r>
-            <w:proofErr w:type="gramStart"/>
-            <w:r>
-              <w:t>to .git</w:t>
-            </w:r>
-            <w:proofErr w:type="gramEnd"/>
-            <w:r>
-              <w:t>/, </w:t>
-            </w:r>
-            <w:proofErr w:type="spellStart"/>
-            <w:r>
-              <w:t>node_modules</w:t>
-            </w:r>
-            <w:proofErr w:type="spellEnd"/>
-            <w:r>
-              <w:t>/</w:t>
+              <w:t>Write to .git/, node_modules/</w:t>
             </w:r>
           </w:p>
         </w:tc>
@@ -24471,35 +20971,9 @@
         <w:spacing w:before="360" w:after="80"/>
         <w:jc w:val="center"/>
       </w:pPr>
-      <w:proofErr w:type="spellStart"/>
-      <w:proofErr w:type="gramStart"/>
       <w:r>
         <w:lastRenderedPageBreak/>
-        <w:t>fs.delete</w:t>
-      </w:r>
-      <w:proofErr w:type="gramEnd"/>
-      <w:r>
-        <w:t>_file</w:t>
-      </w:r>
-      <w:proofErr w:type="spellEnd"/>
-      <w:r>
-        <w:t> moves the file to {workspace}</w:t>
-      </w:r>
-      <w:proofErr w:type="gramStart"/>
-      <w:r>
-        <w:t>/.jarvis</w:t>
-      </w:r>
-      <w:proofErr w:type="gramEnd"/>
-      <w:r>
-        <w:t xml:space="preserve">-trash/{YYYY-MM-DD}/{execution_id}-{basename}. Never unlink. The rollback record points at the trashed path. After the rollback expiry window passes, a background sweep can </w:t>
-      </w:r>
-      <w:proofErr w:type="gramStart"/>
-      <w:r>
-        <w:t>actually delete</w:t>
-      </w:r>
-      <w:proofErr w:type="gramEnd"/>
-      <w:r>
-        <w:t xml:space="preserve"> trashed files — but that sweep is not in Phase 2.</w:t>
+        <w:t>fs.delete_file moves the file to {workspace}/.jarvis-trash/{YYYY-MM-DD}/{execution_id}-{basename}. Never unlink. The rollback record points at the trashed path. After the rollback expiry window passes, a background sweep can actually delete trashed files — but that sweep is not in Phase 2.</w:t>
       </w:r>
     </w:p>
     <w:p>
@@ -24681,15 +21155,7 @@
               <w:jc w:val="center"/>
             </w:pPr>
             <w:r>
-              <w:t xml:space="preserve">Max </w:t>
-            </w:r>
-            <w:proofErr w:type="gramStart"/>
-            <w:r>
-              <w:t>file</w:t>
-            </w:r>
-            <w:proofErr w:type="gramEnd"/>
-            <w:r>
-              <w:t xml:space="preserve"> write size</w:t>
+              <w:t>Max file write size</w:t>
             </w:r>
           </w:p>
         </w:tc>
@@ -24968,13 +21434,8 @@
         <w:spacing w:before="360" w:after="80"/>
         <w:jc w:val="center"/>
       </w:pPr>
-      <w:proofErr w:type="spellStart"/>
-      <w:r>
-        <w:t>argv</w:t>
-      </w:r>
-      <w:proofErr w:type="spellEnd"/>
-      <w:r>
-        <w:t xml:space="preserve"> injection</w:t>
+      <w:r>
+        <w:t>argv injection</w:t>
       </w:r>
     </w:p>
     <w:p>
@@ -25028,55 +21489,7 @@
         <w:jc w:val="center"/>
       </w:pPr>
       <w:r>
-        <w:t>A </w:t>
-      </w:r>
-      <w:proofErr w:type="spellStart"/>
-      <w:r>
-        <w:t>terminal_commands</w:t>
-      </w:r>
-      <w:proofErr w:type="spellEnd"/>
-      <w:r>
-        <w:t> registry of (</w:t>
-      </w:r>
-      <w:proofErr w:type="spellStart"/>
-      <w:r>
-        <w:t>cmd</w:t>
-      </w:r>
-      <w:proofErr w:type="spellEnd"/>
-      <w:r>
-        <w:t xml:space="preserve">, </w:t>
-      </w:r>
-      <w:proofErr w:type="spellStart"/>
-      <w:r>
-        <w:t>argPattern</w:t>
-      </w:r>
-      <w:proofErr w:type="spellEnd"/>
-      <w:r>
-        <w:t xml:space="preserve">, </w:t>
-      </w:r>
-      <w:proofErr w:type="spellStart"/>
-      <w:r>
-        <w:t>requiredSafetyTag</w:t>
-      </w:r>
-      <w:proofErr w:type="spellEnd"/>
-      <w:r>
-        <w:t xml:space="preserve">, </w:t>
-      </w:r>
-      <w:proofErr w:type="spellStart"/>
-      <w:r>
-        <w:t>timeoutMs</w:t>
-      </w:r>
-      <w:proofErr w:type="spellEnd"/>
-      <w:r>
-        <w:t xml:space="preserve">) tuples. Each entry is a </w:t>
-      </w:r>
-      <w:proofErr w:type="gramStart"/>
-      <w:r>
-        <w:t>separately-reviewed</w:t>
-      </w:r>
-      <w:proofErr w:type="gramEnd"/>
-      <w:r>
-        <w:t xml:space="preserve"> code change. The model cannot register commands; only the developer can. Initial whitelist:</w:t>
+        <w:t>A terminal_commands registry of (cmd, argPattern, requiredSafetyTag, timeoutMs) tuples. Each entry is a separately-reviewed code change. The model cannot register commands; only the developer can. Initial whitelist:</w:t>
       </w:r>
     </w:p>
     <w:tbl>
@@ -25131,11 +21544,9 @@
               <w:spacing w:before="360" w:after="80"/>
               <w:jc w:val="center"/>
             </w:pPr>
-            <w:proofErr w:type="spellStart"/>
             <w:r>
               <w:t>cmd</w:t>
             </w:r>
-            <w:proofErr w:type="spellEnd"/>
           </w:p>
         </w:tc>
         <w:tc>
@@ -25161,11 +21572,9 @@
               <w:spacing w:before="360" w:after="80"/>
               <w:jc w:val="center"/>
             </w:pPr>
-            <w:proofErr w:type="spellStart"/>
             <w:r>
               <w:t>args</w:t>
             </w:r>
-            <w:proofErr w:type="spellEnd"/>
           </w:p>
         </w:tc>
         <w:tc>
@@ -25703,11 +22112,9 @@
               <w:spacing w:before="360" w:after="80"/>
               <w:jc w:val="center"/>
             </w:pPr>
-            <w:proofErr w:type="spellStart"/>
             <w:r>
               <w:t>npm</w:t>
             </w:r>
-            <w:proofErr w:type="spellEnd"/>
           </w:p>
         </w:tc>
         <w:tc>
@@ -25943,21 +22350,8 @@
         <w:spacing w:before="360" w:after="80"/>
         <w:jc w:val="center"/>
       </w:pPr>
-      <w:proofErr w:type="spellStart"/>
-      <w:r>
-        <w:t>cwd</w:t>
-      </w:r>
-      <w:proofErr w:type="spellEnd"/>
-      <w:r>
-        <w:t> always resolved via </w:t>
-      </w:r>
-      <w:proofErr w:type="spellStart"/>
-      <w:r>
-        <w:t>resolveSafePath</w:t>
-      </w:r>
-      <w:proofErr w:type="spellEnd"/>
-      <w:r>
-        <w:t>.</w:t>
+      <w:r>
+        <w:t>cwd always resolved via resolveSafePath.</w:t>
       </w:r>
     </w:p>
     <w:p>
@@ -25969,13 +22363,8 @@
         <w:spacing w:before="360" w:after="80"/>
         <w:jc w:val="center"/>
       </w:pPr>
-      <w:proofErr w:type="spellStart"/>
-      <w:r>
-        <w:t>argv</w:t>
-      </w:r>
-      <w:proofErr w:type="spellEnd"/>
-      <w:r>
-        <w:t xml:space="preserve"> is an array — no string concatenation of model output.</w:t>
+      <w:r>
+        <w:t>argv is an array — no string concatenation of model output.</w:t>
       </w:r>
     </w:p>
     <w:p>
@@ -25988,23 +22377,7 @@
         <w:jc w:val="center"/>
       </w:pPr>
       <w:r>
-        <w:t xml:space="preserve">Each </w:t>
-      </w:r>
-      <w:proofErr w:type="spellStart"/>
-      <w:r>
-        <w:t>arg</w:t>
-      </w:r>
-      <w:proofErr w:type="spellEnd"/>
-      <w:r>
-        <w:t xml:space="preserve"> validated against the registered </w:t>
-      </w:r>
-      <w:proofErr w:type="spellStart"/>
-      <w:r>
-        <w:t>argPattern</w:t>
-      </w:r>
-      <w:proofErr w:type="spellEnd"/>
-      <w:r>
-        <w:t> (regex or AST-style validator).</w:t>
+        <w:t>Each arg validated against the registered argPattern (regex or AST-style validator).</w:t>
       </w:r>
     </w:p>
     <w:p>
@@ -26016,14 +22389,9 @@
         <w:spacing w:before="360" w:after="80"/>
         <w:jc w:val="center"/>
       </w:pPr>
-      <w:proofErr w:type="spellStart"/>
       <w:r>
         <w:lastRenderedPageBreak/>
-        <w:t>stdout</w:t>
-      </w:r>
-      <w:proofErr w:type="spellEnd"/>
-      <w:r>
-        <w:t>/stderr captured to bounded buffers (256 KB each).</w:t>
+        <w:t>stdout/stderr captured to bounded buffers (256 KB each).</w:t>
       </w:r>
     </w:p>
     <w:p>
@@ -26036,25 +22404,7 @@
         <w:jc w:val="center"/>
       </w:pPr>
       <w:r>
-        <w:t>Timeout enforced via </w:t>
-      </w:r>
-      <w:proofErr w:type="spellStart"/>
-      <w:proofErr w:type="gramStart"/>
-      <w:r>
-        <w:t>child.kill</w:t>
-      </w:r>
-      <w:proofErr w:type="spellEnd"/>
-      <w:proofErr w:type="gramEnd"/>
-      <w:r>
-        <w:t>('SIGTERM') after </w:t>
-      </w:r>
-      <w:proofErr w:type="spellStart"/>
-      <w:r>
-        <w:t>timeoutMs</w:t>
-      </w:r>
-      <w:proofErr w:type="spellEnd"/>
-      <w:r>
-        <w:t>, escalating to SIGKILL after a grace period.</w:t>
+        <w:t>Timeout enforced via child.kill('SIGTERM') after timeoutMs, escalating to SIGKILL after a grace period.</w:t>
       </w:r>
     </w:p>
     <w:p>
@@ -26076,40 +22426,16 @@
         <w:jc w:val="center"/>
       </w:pPr>
       <w:r>
-        <w:t xml:space="preserve">Blacklist as </w:t>
-      </w:r>
-      <w:proofErr w:type="spellStart"/>
-      <w:r>
-        <w:t>defense</w:t>
-      </w:r>
-      <w:proofErr w:type="spellEnd"/>
-      <w:r>
-        <w:t>-in-depth</w:t>
-      </w:r>
-    </w:p>
-    <w:p>
-      <w:pPr>
-        <w:spacing w:before="360" w:after="80"/>
-        <w:jc w:val="center"/>
-      </w:pPr>
-      <w:r>
-        <w:t xml:space="preserve">Even with whitelist, a </w:t>
-      </w:r>
-      <w:proofErr w:type="spellStart"/>
-      <w:r>
-        <w:t>defense</w:t>
-      </w:r>
-      <w:proofErr w:type="spellEnd"/>
-      <w:r>
-        <w:t xml:space="preserve">-in-depth deny list catches </w:t>
-      </w:r>
-      <w:proofErr w:type="spellStart"/>
-      <w:r>
-        <w:t>misregistrations</w:t>
-      </w:r>
-      <w:proofErr w:type="spellEnd"/>
-      <w:r>
-        <w:t>:</w:t>
+        <w:t>Blacklist as defense-in-depth</w:t>
+      </w:r>
+    </w:p>
+    <w:p>
+      <w:pPr>
+        <w:spacing w:before="360" w:after="80"/>
+        <w:jc w:val="center"/>
+      </w:pPr>
+      <w:r>
+        <w:t>Even with whitelist, a defense-in-depth deny list catches misregistrations:</w:t>
       </w:r>
     </w:p>
     <w:p>
@@ -26122,23 +22448,7 @@
         <w:jc w:val="center"/>
       </w:pPr>
       <w:r>
-        <w:t xml:space="preserve">Commands </w:t>
-      </w:r>
-      <w:proofErr w:type="gramStart"/>
-      <w:r>
-        <w:t>containing ;</w:t>
-      </w:r>
-      <w:proofErr w:type="gramEnd"/>
-      <w:r>
-        <w:t>, </w:t>
-      </w:r>
-      <w:proofErr w:type="gramStart"/>
-      <w:r>
-        <w:t>&amp;,</w:t>
-      </w:r>
-      <w:proofErr w:type="gramEnd"/>
-      <w:r>
-        <w:t> |, `, $(, ${, &gt;, &lt;, redirects: hard refuse before spawn.</w:t>
+        <w:t>Commands containing ;, &amp;, |, `, $(, ${, &gt;, &lt;, redirects: hard refuse before spawn.</w:t>
       </w:r>
     </w:p>
     <w:p>
@@ -26163,21 +22473,8 @@
         <w:spacing w:before="360" w:after="80"/>
         <w:jc w:val="center"/>
       </w:pPr>
-      <w:proofErr w:type="spellStart"/>
-      <w:r>
-        <w:t>Args</w:t>
-      </w:r>
-      <w:proofErr w:type="spellEnd"/>
-      <w:r>
-        <w:t xml:space="preserve"> containing</w:t>
-      </w:r>
-      <w:proofErr w:type="gramStart"/>
-      <w:r>
-        <w:t> ..</w:t>
-      </w:r>
-      <w:proofErr w:type="gramEnd"/>
-      <w:r>
-        <w:t>: hard refuse.</w:t>
+      <w:r>
+        <w:t>Args containing ..: hard refuse.</w:t>
       </w:r>
     </w:p>
     <w:p>
@@ -26338,17 +22635,7 @@
               <w:jc w:val="center"/>
             </w:pPr>
             <w:r>
-              <w:t>Whitelist. </w:t>
-            </w:r>
-            <w:proofErr w:type="spellStart"/>
-            <w:proofErr w:type="gramStart"/>
-            <w:r>
-              <w:t>tools.register</w:t>
-            </w:r>
-            <w:proofErr w:type="spellEnd"/>
-            <w:proofErr w:type="gramEnd"/>
-            <w:r>
-              <w:t>(spec) is the only way in.</w:t>
+              <w:t>Whitelist. tools.register(spec) is the only way in.</w:t>
             </w:r>
           </w:p>
         </w:tc>
@@ -26407,31 +22694,7 @@
               <w:jc w:val="center"/>
             </w:pPr>
             <w:r>
-              <w:t>Whitelist. Already in place (</w:t>
-            </w:r>
-            <w:proofErr w:type="spellStart"/>
-            <w:r>
-              <w:t>openai</w:t>
-            </w:r>
-            <w:proofErr w:type="spellEnd"/>
-            <w:r>
-              <w:t>/anthropic/</w:t>
-            </w:r>
-            <w:proofErr w:type="spellStart"/>
-            <w:r>
-              <w:t>ollama</w:t>
-            </w:r>
-            <w:proofErr w:type="spellEnd"/>
-            <w:r>
-              <w:t xml:space="preserve"> </w:t>
-            </w:r>
-            <w:proofErr w:type="spellStart"/>
-            <w:r>
-              <w:t>enum</w:t>
-            </w:r>
-            <w:proofErr w:type="spellEnd"/>
-            <w:r>
-              <w:t>).</w:t>
+              <w:t>Whitelist. Already in place (openai/anthropic/ollama enum).</w:t>
             </w:r>
           </w:p>
         </w:tc>
@@ -26549,23 +22812,7 @@
               <w:jc w:val="center"/>
             </w:pPr>
             <w:r>
-              <w:t xml:space="preserve">Whitelist by workspace root + broader blacklist </w:t>
-            </w:r>
-            <w:proofErr w:type="gramStart"/>
-            <w:r>
-              <w:t>(.git</w:t>
-            </w:r>
-            <w:proofErr w:type="gramEnd"/>
-            <w:r>
-              <w:t>/, </w:t>
-            </w:r>
-            <w:proofErr w:type="spellStart"/>
-            <w:r>
-              <w:t>node_modules</w:t>
-            </w:r>
-            <w:proofErr w:type="spellEnd"/>
-            <w:r>
-              <w:t>/, build outputs).</w:t>
+              <w:t>Whitelist by workspace root + broader blacklist (.git/, node_modules/, build outputs).</w:t>
             </w:r>
           </w:p>
         </w:tc>
@@ -26683,31 +22930,7 @@
               <w:jc w:val="center"/>
             </w:pPr>
             <w:r>
-              <w:t>Strict whitelist of (</w:t>
-            </w:r>
-            <w:proofErr w:type="spellStart"/>
-            <w:r>
-              <w:t>cmd</w:t>
-            </w:r>
-            <w:proofErr w:type="spellEnd"/>
-            <w:r>
-              <w:t xml:space="preserve">, </w:t>
-            </w:r>
-            <w:proofErr w:type="spellStart"/>
-            <w:r>
-              <w:t>arg</w:t>
-            </w:r>
-            <w:proofErr w:type="spellEnd"/>
-            <w:r>
-              <w:t xml:space="preserve">-pattern) tuples + </w:t>
-            </w:r>
-            <w:proofErr w:type="spellStart"/>
-            <w:r>
-              <w:t>defense</w:t>
-            </w:r>
-            <w:proofErr w:type="spellEnd"/>
-            <w:r>
-              <w:t>-in-depth deny list.</w:t>
+              <w:t>Strict whitelist of (cmd, arg-pattern) tuples + defense-in-depth deny list.</w:t>
             </w:r>
           </w:p>
         </w:tc>
@@ -26826,15 +23049,7 @@
               <w:jc w:val="center"/>
             </w:pPr>
             <w:r>
-              <w:t xml:space="preserve">Whitelist by exact (session, tool, </w:t>
-            </w:r>
-            <w:proofErr w:type="spellStart"/>
-            <w:r>
-              <w:t>scope_hash</w:t>
-            </w:r>
-            <w:proofErr w:type="spellEnd"/>
-            <w:r>
-              <w:t>). No wildcard approvals.</w:t>
+              <w:t>Whitelist by exact (session, tool, scope_hash). No wildcard approvals.</w:t>
             </w:r>
           </w:p>
         </w:tc>
@@ -26893,15 +23108,7 @@
               <w:jc w:val="center"/>
             </w:pPr>
             <w:r>
-              <w:t>Always passes through </w:t>
-            </w:r>
-            <w:proofErr w:type="spellStart"/>
-            <w:r>
-              <w:t>resolveSafePath</w:t>
-            </w:r>
-            <w:proofErr w:type="spellEnd"/>
-            <w:r>
-              <w:t> — model output is never trusted.</w:t>
+              <w:t>Always passes through resolveSafePath — model output is never trusted.</w:t>
             </w:r>
           </w:p>
         </w:tc>
@@ -26913,15 +23120,7 @@
         <w:jc w:val="center"/>
       </w:pPr>
       <w:r>
-        <w:t xml:space="preserve">The rule: whitelist on every dimension </w:t>
-      </w:r>
-      <w:proofErr w:type="gramStart"/>
-      <w:r>
-        <w:t>where</w:t>
-      </w:r>
-      <w:proofErr w:type="gramEnd"/>
-      <w:r>
-        <w:t xml:space="preserve"> unbounded means dangerous. Blacklist only as a backstop for catching misregistration of whitelisted entries.</w:t>
+        <w:t>The rule: whitelist on every dimension where unbounded means dangerous. Blacklist only as a backstop for catching misregistration of whitelisted entries.</w:t>
       </w:r>
     </w:p>
     <w:p>
@@ -26959,15 +23158,7 @@
         <w:jc w:val="center"/>
       </w:pPr>
       <w:r>
-        <w:t>Every tool declares its </w:t>
-      </w:r>
-      <w:proofErr w:type="spellStart"/>
-      <w:r>
-        <w:t>reversibilityClass</w:t>
-      </w:r>
-      <w:proofErr w:type="spellEnd"/>
-      <w:r>
-        <w:t>:</w:t>
+        <w:t>Every tool declares its reversibilityClass:</w:t>
       </w:r>
     </w:p>
     <w:p>
@@ -27154,11 +23345,9 @@
               <w:spacing w:before="360" w:after="80"/>
               <w:jc w:val="center"/>
             </w:pPr>
-            <w:proofErr w:type="spellStart"/>
             <w:r>
               <w:t>fs_restore_content</w:t>
             </w:r>
-            <w:proofErr w:type="spellEnd"/>
           </w:p>
         </w:tc>
         <w:tc>
@@ -27183,40 +23372,9 @@
               <w:spacing w:before="360" w:after="80"/>
               <w:jc w:val="center"/>
             </w:pPr>
-            <w:proofErr w:type="gramStart"/>
-            <w:r>
-              <w:t>{ path</w:t>
-            </w:r>
-            <w:proofErr w:type="gramEnd"/>
-            <w:r>
-              <w:t xml:space="preserve">, </w:t>
-            </w:r>
-            <w:proofErr w:type="spellStart"/>
-            <w:r>
-              <w:t>previousContent</w:t>
-            </w:r>
-            <w:proofErr w:type="spellEnd"/>
-            <w:r>
-              <w:t xml:space="preserve"> (or </w:t>
-            </w:r>
-            <w:proofErr w:type="spellStart"/>
-            <w:r>
-              <w:t>backupPath</w:t>
-            </w:r>
-            <w:proofErr w:type="spellEnd"/>
-            <w:r>
-              <w:t xml:space="preserve">), </w:t>
-            </w:r>
-            <w:proofErr w:type="spellStart"/>
-            <w:proofErr w:type="gramStart"/>
-            <w:r>
-              <w:t>previousLength</w:t>
-            </w:r>
-            <w:proofErr w:type="spellEnd"/>
-            <w:r>
-              <w:t xml:space="preserve"> }</w:t>
-            </w:r>
-            <w:proofErr w:type="gramEnd"/>
+            <w:r>
+              <w:t>{ path, previousContent (or backupPath), previousLength }</w:t>
+            </w:r>
           </w:p>
         </w:tc>
         <w:tc>
@@ -27242,15 +23400,7 @@
               <w:jc w:val="center"/>
             </w:pPr>
             <w:r>
-              <w:t xml:space="preserve">Write </w:t>
-            </w:r>
-            <w:proofErr w:type="spellStart"/>
-            <w:r>
-              <w:t>previousContent</w:t>
-            </w:r>
-            <w:proofErr w:type="spellEnd"/>
-            <w:r>
-              <w:t xml:space="preserve"> back</w:t>
+              <w:t>Write previousContent back</w:t>
             </w:r>
           </w:p>
         </w:tc>
@@ -27281,12 +23431,10 @@
               <w:spacing w:before="360" w:after="80"/>
               <w:jc w:val="center"/>
             </w:pPr>
-            <w:proofErr w:type="spellStart"/>
             <w:r>
               <w:lastRenderedPageBreak/>
               <w:t>fs_unlink_created</w:t>
             </w:r>
-            <w:proofErr w:type="spellEnd"/>
           </w:p>
         </w:tc>
         <w:tc>
@@ -27311,13 +23459,8 @@
               <w:spacing w:before="360" w:after="80"/>
               <w:jc w:val="center"/>
             </w:pPr>
-            <w:proofErr w:type="gramStart"/>
-            <w:r>
-              <w:t>{ path</w:t>
-            </w:r>
-            <w:proofErr w:type="gramEnd"/>
-            <w:r>
-              <w:t xml:space="preserve"> }</w:t>
+            <w:r>
+              <w:t>{ path }</w:t>
             </w:r>
           </w:p>
         </w:tc>
@@ -27375,11 +23518,9 @@
               <w:spacing w:before="360" w:after="80"/>
               <w:jc w:val="center"/>
             </w:pPr>
-            <w:proofErr w:type="spellStart"/>
             <w:r>
               <w:t>fs_move_back</w:t>
             </w:r>
-            <w:proofErr w:type="spellEnd"/>
           </w:p>
         </w:tc>
         <w:tc>
@@ -27404,29 +23545,9 @@
               <w:spacing w:before="360" w:after="80"/>
               <w:jc w:val="center"/>
             </w:pPr>
-            <w:proofErr w:type="gramStart"/>
-            <w:r>
-              <w:t xml:space="preserve">{ </w:t>
-            </w:r>
-            <w:proofErr w:type="spellStart"/>
-            <w:r>
-              <w:t>fromPath</w:t>
-            </w:r>
-            <w:proofErr w:type="spellEnd"/>
-            <w:proofErr w:type="gramEnd"/>
-            <w:r>
-              <w:t xml:space="preserve">, </w:t>
-            </w:r>
-            <w:proofErr w:type="spellStart"/>
-            <w:proofErr w:type="gramStart"/>
-            <w:r>
-              <w:t>toPath</w:t>
-            </w:r>
-            <w:proofErr w:type="spellEnd"/>
-            <w:r>
-              <w:t xml:space="preserve"> }</w:t>
-            </w:r>
-            <w:proofErr w:type="gramEnd"/>
+            <w:r>
+              <w:t>{ fromPath, toPath }</w:t>
+            </w:r>
           </w:p>
         </w:tc>
         <w:tc>
@@ -27452,21 +23573,8 @@
               <w:jc w:val="center"/>
             </w:pPr>
             <w:r>
-              <w:t xml:space="preserve">Move </w:t>
-            </w:r>
-            <w:proofErr w:type="spellStart"/>
-            <w:r>
-              <w:t>toPath</w:t>
-            </w:r>
-            <w:proofErr w:type="spellEnd"/>
-            <w:r>
-              <w:t xml:space="preserve"> → </w:t>
-            </w:r>
-            <w:proofErr w:type="spellStart"/>
-            <w:r>
-              <w:t>fromPath</w:t>
-            </w:r>
-            <w:proofErr w:type="spellEnd"/>
+              <w:t>Move toPath → fromPath</w:t>
+            </w:r>
           </w:p>
         </w:tc>
       </w:tr>
@@ -27496,11 +23604,9 @@
               <w:spacing w:before="360" w:after="80"/>
               <w:jc w:val="center"/>
             </w:pPr>
-            <w:proofErr w:type="spellStart"/>
             <w:r>
               <w:t>fs_untrash</w:t>
             </w:r>
-            <w:proofErr w:type="spellEnd"/>
           </w:p>
         </w:tc>
         <w:tc>
@@ -27525,29 +23631,9 @@
               <w:spacing w:before="360" w:after="80"/>
               <w:jc w:val="center"/>
             </w:pPr>
-            <w:proofErr w:type="gramStart"/>
-            <w:r>
-              <w:t xml:space="preserve">{ </w:t>
-            </w:r>
-            <w:proofErr w:type="spellStart"/>
-            <w:r>
-              <w:t>trashedPath</w:t>
-            </w:r>
-            <w:proofErr w:type="spellEnd"/>
-            <w:proofErr w:type="gramEnd"/>
-            <w:r>
-              <w:t xml:space="preserve">, </w:t>
-            </w:r>
-            <w:proofErr w:type="spellStart"/>
-            <w:proofErr w:type="gramStart"/>
-            <w:r>
-              <w:t>originalPath</w:t>
-            </w:r>
-            <w:proofErr w:type="spellEnd"/>
-            <w:r>
-              <w:t xml:space="preserve"> }</w:t>
-            </w:r>
-            <w:proofErr w:type="gramEnd"/>
+            <w:r>
+              <w:t>{ trashedPath, originalPath }</w:t>
+            </w:r>
           </w:p>
         </w:tc>
         <w:tc>
@@ -27573,21 +23659,8 @@
               <w:jc w:val="center"/>
             </w:pPr>
             <w:r>
-              <w:t xml:space="preserve">Move </w:t>
-            </w:r>
-            <w:proofErr w:type="spellStart"/>
-            <w:r>
-              <w:t>trashedPath</w:t>
-            </w:r>
-            <w:proofErr w:type="spellEnd"/>
-            <w:r>
-              <w:t xml:space="preserve"> → </w:t>
-            </w:r>
-            <w:proofErr w:type="spellStart"/>
-            <w:r>
-              <w:t>originalPath</w:t>
-            </w:r>
-            <w:proofErr w:type="spellEnd"/>
+              <w:t>Move trashedPath → originalPath</w:t>
+            </w:r>
           </w:p>
         </w:tc>
       </w:tr>
@@ -27617,11 +23690,9 @@
               <w:spacing w:before="360" w:after="80"/>
               <w:jc w:val="center"/>
             </w:pPr>
-            <w:proofErr w:type="spellStart"/>
             <w:r>
               <w:t>fs_rmdir_empty</w:t>
             </w:r>
-            <w:proofErr w:type="spellEnd"/>
           </w:p>
         </w:tc>
         <w:tc>
@@ -27646,13 +23717,8 @@
               <w:spacing w:before="360" w:after="80"/>
               <w:jc w:val="center"/>
             </w:pPr>
-            <w:proofErr w:type="gramStart"/>
-            <w:r>
-              <w:t>{ path</w:t>
-            </w:r>
-            <w:proofErr w:type="gramEnd"/>
-            <w:r>
-              <w:t xml:space="preserve"> }</w:t>
+            <w:r>
+              <w:t>{ path }</w:t>
             </w:r>
           </w:p>
         </w:tc>
@@ -27678,13 +23744,8 @@
               <w:spacing w:before="360" w:after="80"/>
               <w:jc w:val="center"/>
             </w:pPr>
-            <w:proofErr w:type="spellStart"/>
-            <w:r>
-              <w:t>rmdir</w:t>
-            </w:r>
-            <w:proofErr w:type="spellEnd"/>
-            <w:r>
-              <w:t xml:space="preserve"> if empty</w:t>
+            <w:r>
+              <w:t>rmdir if empty</w:t>
             </w:r>
           </w:p>
         </w:tc>
@@ -27696,44 +23757,7 @@
         <w:jc w:val="center"/>
       </w:pPr>
       <w:r>
-        <w:t>For files larger than the inline threshold (default 64 KB), the rollback payload writes the previous content to {workspace}</w:t>
-      </w:r>
-      <w:proofErr w:type="gramStart"/>
-      <w:r>
-        <w:t>/.</w:t>
-      </w:r>
-      <w:proofErr w:type="spellStart"/>
-      <w:r>
-        <w:t>jarvis</w:t>
-      </w:r>
-      <w:proofErr w:type="spellEnd"/>
-      <w:proofErr w:type="gramEnd"/>
-      <w:r>
-        <w:t>-trash/backups/{</w:t>
-      </w:r>
-      <w:proofErr w:type="spellStart"/>
-      <w:r>
-        <w:t>execution_id</w:t>
-      </w:r>
-      <w:proofErr w:type="spellEnd"/>
-      <w:r>
-        <w:t>} and stores </w:t>
-      </w:r>
-      <w:proofErr w:type="spellStart"/>
-      <w:r>
-        <w:t>backupPath</w:t>
-      </w:r>
-      <w:proofErr w:type="spellEnd"/>
-      <w:r>
-        <w:t> instead of </w:t>
-      </w:r>
-      <w:proofErr w:type="spellStart"/>
-      <w:r>
-        <w:t>previousContent</w:t>
-      </w:r>
-      <w:proofErr w:type="spellEnd"/>
-      <w:r>
-        <w:t>.</w:t>
+        <w:t>For files larger than the inline threshold (default 64 KB), the rollback payload writes the previous content to {workspace}/.jarvis-trash/backups/{execution_id} and stores backupPath instead of previousContent.</w:t>
       </w:r>
     </w:p>
     <w:p>
@@ -27763,29 +23787,9 @@
         <w:spacing w:before="360" w:after="80"/>
         <w:jc w:val="center"/>
       </w:pPr>
-      <w:proofErr w:type="spellStart"/>
-      <w:r>
-        <w:t>resolveSafePath</w:t>
-      </w:r>
-      <w:proofErr w:type="spellEnd"/>
-      <w:r>
-        <w:t>(</w:t>
-      </w:r>
-      <w:proofErr w:type="spellStart"/>
-      <w:proofErr w:type="gramStart"/>
-      <w:r>
-        <w:t>input.path</w:t>
-      </w:r>
-      <w:proofErr w:type="spellEnd"/>
-      <w:proofErr w:type="gramEnd"/>
-      <w:r>
-        <w:t>) → </w:t>
-      </w:r>
-      <w:proofErr w:type="spellStart"/>
-      <w:r>
-        <w:t>absPath</w:t>
-      </w:r>
-      <w:proofErr w:type="spellEnd"/>
+      <w:r>
+        <w:t>resolveSafePath(input.path) → absPath</w:t>
+      </w:r>
     </w:p>
     <w:p>
       <w:pPr>
@@ -27810,31 +23814,8 @@
         <w:jc w:val="center"/>
       </w:pPr>
       <w:r>
-        <w:t>Write to {</w:t>
-      </w:r>
-      <w:proofErr w:type="spellStart"/>
-      <w:r>
-        <w:t>absPath</w:t>
-      </w:r>
-      <w:proofErr w:type="spellEnd"/>
-      <w:proofErr w:type="gramStart"/>
-      <w:r>
-        <w:t>}.{</w:t>
-      </w:r>
-      <w:proofErr w:type="spellStart"/>
-      <w:proofErr w:type="gramEnd"/>
-      <w:r>
-        <w:t>execution_id</w:t>
-      </w:r>
-      <w:proofErr w:type="spellEnd"/>
-      <w:r>
-        <w:t>}.</w:t>
-      </w:r>
-      <w:proofErr w:type="spellStart"/>
-      <w:r>
-        <w:t>tmp</w:t>
-      </w:r>
-      <w:proofErr w:type="spellEnd"/>
+        <w:t>Write to {absPath}.{execution_id}.tmp</w:t>
+      </w:r>
     </w:p>
     <w:p>
       <w:pPr>
@@ -27845,31 +23826,8 @@
         <w:spacing w:before="360" w:after="80"/>
         <w:jc w:val="center"/>
       </w:pPr>
-      <w:proofErr w:type="spellStart"/>
-      <w:proofErr w:type="gramStart"/>
-      <w:r>
-        <w:t>fs.rename</w:t>
-      </w:r>
-      <w:proofErr w:type="spellEnd"/>
-      <w:proofErr w:type="gramEnd"/>
-      <w:r>
-        <w:t>(</w:t>
-      </w:r>
-      <w:proofErr w:type="spellStart"/>
-      <w:r>
-        <w:t>tmpPath</w:t>
-      </w:r>
-      <w:proofErr w:type="spellEnd"/>
-      <w:r>
-        <w:t xml:space="preserve">, </w:t>
-      </w:r>
-      <w:proofErr w:type="spellStart"/>
-      <w:r>
-        <w:t>absPath</w:t>
-      </w:r>
-      <w:proofErr w:type="spellEnd"/>
-      <w:r>
-        <w:t>) — atomic on POSIX, near-atomic on Windows</w:t>
+      <w:r>
+        <w:t>fs.rename(tmpPath, absPath) — atomic on POSIX, near-atomic on Windows</w:t>
       </w:r>
     </w:p>
     <w:p>
@@ -27904,23 +23862,7 @@
         <w:jc w:val="center"/>
       </w:pPr>
       <w:r>
-        <w:t>If the runner aborts between steps 3 and 4, no visible change to the target file (only a leftover .</w:t>
-      </w:r>
-      <w:proofErr w:type="spellStart"/>
-      <w:r>
-        <w:t>tmp</w:t>
-      </w:r>
-      <w:proofErr w:type="spellEnd"/>
-      <w:r>
-        <w:t>). If aborted between 4 and 5, the file is updated but no rollback exists — flag for cleanup. The runner sweeps abandoned .</w:t>
-      </w:r>
-      <w:proofErr w:type="spellStart"/>
-      <w:r>
-        <w:t>tmp</w:t>
-      </w:r>
-      <w:proofErr w:type="spellEnd"/>
-      <w:r>
-        <w:t> files older than 1h on boot.</w:t>
+        <w:t>If the runner aborts between steps 3 and 4, no visible change to the target file (only a leftover .tmp). If aborted between 4 and 5, the file is updated but no rollback exists — flag for cleanup. The runner sweeps abandoned .tmp files older than 1h on boot.</w:t>
       </w:r>
     </w:p>
     <w:p>
@@ -27939,51 +23881,7 @@
       </w:pPr>
       <w:r>
         <w:lastRenderedPageBreak/>
-        <w:t>A single tool </w:t>
-      </w:r>
-      <w:proofErr w:type="spellStart"/>
-      <w:proofErr w:type="gramStart"/>
-      <w:r>
-        <w:t>fs.undo</w:t>
-      </w:r>
-      <w:proofErr w:type="spellEnd"/>
-      <w:proofErr w:type="gramEnd"/>
-      <w:r>
-        <w:t> (ALLOW for the session): looks up the most recent unapplied rollback for the session, applies the inverse, marks </w:t>
-      </w:r>
-      <w:proofErr w:type="spellStart"/>
-      <w:r>
-        <w:t>applied_at</w:t>
-      </w:r>
-      <w:proofErr w:type="spellEnd"/>
-      <w:r>
-        <w:t>, emits </w:t>
-      </w:r>
-      <w:proofErr w:type="spellStart"/>
-      <w:r>
-        <w:t>tool_rolled_back</w:t>
-      </w:r>
-      <w:proofErr w:type="spellEnd"/>
-      <w:r>
-        <w:t xml:space="preserve"> telemetry. Repeated </w:t>
-      </w:r>
-      <w:proofErr w:type="spellStart"/>
-      <w:r>
-        <w:t>undos</w:t>
-      </w:r>
-      <w:proofErr w:type="spellEnd"/>
-      <w:r>
-        <w:t xml:space="preserve"> walk back through rollback records in reverse chronological order. After expiry (24h), rollback records are considered "not undoable" and </w:t>
-      </w:r>
-      <w:proofErr w:type="spellStart"/>
-      <w:proofErr w:type="gramStart"/>
-      <w:r>
-        <w:t>fs.undo</w:t>
-      </w:r>
-      <w:proofErr w:type="spellEnd"/>
-      <w:proofErr w:type="gramEnd"/>
-      <w:r>
-        <w:t> returns an explanation.</w:t>
+        <w:t>A single tool fs.undo (ALLOW for the session): looks up the most recent unapplied rollback for the session, applies the inverse, marks applied_at, emits tool_rolled_back telemetry. Repeated undos walk back through rollback records in reverse chronological order. After expiry (24h), rollback records are considered "not undoable" and fs.undo returns an explanation.</w:t>
       </w:r>
     </w:p>
     <w:p>
@@ -28051,17 +23949,7 @@
         <w:jc w:val="center"/>
       </w:pPr>
       <w:r>
-        <w:t>File operations use </w:t>
-      </w:r>
-      <w:proofErr w:type="spellStart"/>
-      <w:proofErr w:type="gramStart"/>
-      <w:r>
-        <w:t>node:fs</w:t>
-      </w:r>
-      <w:proofErr w:type="spellEnd"/>
-      <w:proofErr w:type="gramEnd"/>
-      <w:r>
-        <w:t>/promises directly inside tools.</w:t>
+        <w:t>File operations use node:fs/promises directly inside tools.</w:t>
       </w:r>
     </w:p>
     <w:p>
@@ -28074,15 +23962,7 @@
         <w:jc w:val="center"/>
       </w:pPr>
       <w:r>
-        <w:t xml:space="preserve">Tools test cleanly in-process via </w:t>
-      </w:r>
-      <w:proofErr w:type="spellStart"/>
-      <w:r>
-        <w:t>vitest</w:t>
-      </w:r>
-      <w:proofErr w:type="spellEnd"/>
-      <w:r>
-        <w:t>.</w:t>
+        <w:t>Tools test cleanly in-process via vitest.</w:t>
       </w:r>
     </w:p>
     <w:p>
@@ -28117,46 +23997,7 @@
         <w:jc w:val="center"/>
       </w:pPr>
       <w:r>
-        <w:t>The Next route (now hosted at app://localhost inside Electron) sends tool calls via </w:t>
-      </w:r>
-      <w:proofErr w:type="spellStart"/>
-      <w:r>
-        <w:t>ipcRenderer.invoke</w:t>
-      </w:r>
-      <w:proofErr w:type="spellEnd"/>
-      <w:r>
-        <w:t>('</w:t>
-      </w:r>
-      <w:proofErr w:type="spellStart"/>
-      <w:proofErr w:type="gramStart"/>
-      <w:r>
-        <w:t>tool:execute</w:t>
-      </w:r>
-      <w:proofErr w:type="spellEnd"/>
-      <w:proofErr w:type="gramEnd"/>
-      <w:r>
-        <w:t xml:space="preserve">', </w:t>
-      </w:r>
-      <w:proofErr w:type="gramStart"/>
-      <w:r>
-        <w:t xml:space="preserve">{ </w:t>
-      </w:r>
-      <w:proofErr w:type="spellStart"/>
-      <w:r>
-        <w:t>toolId</w:t>
-      </w:r>
-      <w:proofErr w:type="spellEnd"/>
-      <w:proofErr w:type="gramEnd"/>
-      <w:r>
-        <w:t xml:space="preserve">, input, </w:t>
-      </w:r>
-      <w:proofErr w:type="gramStart"/>
-      <w:r>
-        <w:t>context }</w:t>
-      </w:r>
-      <w:proofErr w:type="gramEnd"/>
-      <w:r>
-        <w:t>).</w:t>
+        <w:t>The Next route (now hosted at app://localhost inside Electron) sends tool calls via ipcRenderer.invoke('tool:execute', { toolId, input, context }).</w:t>
       </w:r>
     </w:p>
     <w:p>
@@ -28200,78 +24041,25 @@
         <w:jc w:val="center"/>
       </w:pPr>
       <w:r>
-        <w:t>Introduce a </w:t>
-      </w:r>
-      <w:proofErr w:type="spellStart"/>
-      <w:r>
-        <w:t>ToolRuntime</w:t>
-      </w:r>
-      <w:proofErr w:type="spellEnd"/>
-      <w:r>
-        <w:t> abstraction now:</w:t>
-      </w:r>
-    </w:p>
-    <w:p>
-      <w:pPr>
-        <w:spacing w:before="360" w:after="80"/>
-        <w:jc w:val="center"/>
-      </w:pPr>
-      <w:r>
-        <w:t xml:space="preserve">interface </w:t>
-      </w:r>
-      <w:proofErr w:type="spellStart"/>
-      <w:r>
-        <w:t>ToolRuntime</w:t>
-      </w:r>
-      <w:proofErr w:type="spellEnd"/>
-      <w:r>
-        <w:t xml:space="preserve"> {</w:t>
-      </w:r>
-    </w:p>
-    <w:p>
-      <w:pPr>
-        <w:spacing w:before="360" w:after="80"/>
-        <w:jc w:val="center"/>
-      </w:pPr>
-      <w:r>
-        <w:t xml:space="preserve">  </w:t>
-      </w:r>
-      <w:proofErr w:type="gramStart"/>
-      <w:r>
-        <w:t>run(</w:t>
-      </w:r>
-      <w:proofErr w:type="spellStart"/>
-      <w:proofErr w:type="gramEnd"/>
-      <w:r>
-        <w:t>toolId</w:t>
-      </w:r>
-      <w:proofErr w:type="spellEnd"/>
-      <w:r>
-        <w:t xml:space="preserve">: string, input: unknown, </w:t>
-      </w:r>
-      <w:proofErr w:type="spellStart"/>
-      <w:r>
-        <w:t>ctx</w:t>
-      </w:r>
-      <w:proofErr w:type="spellEnd"/>
-      <w:r>
-        <w:t xml:space="preserve">: </w:t>
-      </w:r>
-      <w:proofErr w:type="spellStart"/>
-      <w:r>
-        <w:t>ToolContext</w:t>
-      </w:r>
-      <w:proofErr w:type="spellEnd"/>
-      <w:r>
-        <w:t>): Promise&lt;</w:t>
-      </w:r>
-      <w:proofErr w:type="spellStart"/>
-      <w:r>
-        <w:t>ToolResult</w:t>
-      </w:r>
-      <w:proofErr w:type="spellEnd"/>
-      <w:r>
-        <w:t>&gt;;</w:t>
+        <w:t>Introduce a ToolRuntime abstraction now:</w:t>
+      </w:r>
+    </w:p>
+    <w:p>
+      <w:pPr>
+        <w:spacing w:before="360" w:after="80"/>
+        <w:jc w:val="center"/>
+      </w:pPr>
+      <w:r>
+        <w:t>interface ToolRuntime {</w:t>
+      </w:r>
+    </w:p>
+    <w:p>
+      <w:pPr>
+        <w:spacing w:before="360" w:after="80"/>
+        <w:jc w:val="center"/>
+      </w:pPr>
+      <w:r>
+        <w:t xml:space="preserve">  run(toolId: string, input: unknown, ctx: ToolContext): Promise&lt;ToolResult&gt;;</w:t>
       </w:r>
     </w:p>
     <w:p>
@@ -28308,31 +24096,7 @@
         <w:jc w:val="center"/>
       </w:pPr>
       <w:r>
-        <w:t xml:space="preserve">class </w:t>
-      </w:r>
-      <w:proofErr w:type="spellStart"/>
-      <w:r>
-        <w:t>InProcessToolRuntime</w:t>
-      </w:r>
-      <w:proofErr w:type="spellEnd"/>
-      <w:r>
-        <w:t xml:space="preserve"> implements </w:t>
-      </w:r>
-      <w:proofErr w:type="spellStart"/>
-      <w:r>
-        <w:t>ToolRuntime</w:t>
-      </w:r>
-      <w:proofErr w:type="spellEnd"/>
-      <w:r>
-        <w:t xml:space="preserve"> </w:t>
-      </w:r>
-      <w:proofErr w:type="gramStart"/>
-      <w:r>
-        <w:t>{ ...</w:t>
-      </w:r>
-      <w:proofErr w:type="gramEnd"/>
-      <w:r>
-        <w:t xml:space="preserve"> }</w:t>
+        <w:t>class InProcessToolRuntime implements ToolRuntime { ... }</w:t>
       </w:r>
     </w:p>
     <w:p>
@@ -28360,122 +24124,25 @@
         <w:jc w:val="center"/>
       </w:pPr>
       <w:r>
-        <w:t xml:space="preserve">class </w:t>
-      </w:r>
-      <w:proofErr w:type="spellStart"/>
-      <w:r>
-        <w:t>IpcToolRuntime</w:t>
-      </w:r>
-      <w:proofErr w:type="spellEnd"/>
-      <w:r>
-        <w:t xml:space="preserve"> implements </w:t>
-      </w:r>
-      <w:proofErr w:type="spellStart"/>
-      <w:r>
-        <w:t>ToolRuntime</w:t>
-      </w:r>
-      <w:proofErr w:type="spellEnd"/>
-      <w:r>
-        <w:t xml:space="preserve"> {</w:t>
-      </w:r>
-    </w:p>
-    <w:p>
-      <w:pPr>
-        <w:spacing w:before="360" w:after="80"/>
-        <w:jc w:val="center"/>
-      </w:pPr>
-      <w:r>
-        <w:t xml:space="preserve">  </w:t>
-      </w:r>
-      <w:proofErr w:type="gramStart"/>
-      <w:r>
-        <w:t>run(</w:t>
-      </w:r>
-      <w:proofErr w:type="spellStart"/>
-      <w:proofErr w:type="gramEnd"/>
-      <w:r>
-        <w:t>toolId</w:t>
-      </w:r>
-      <w:proofErr w:type="spellEnd"/>
-      <w:r>
-        <w:t xml:space="preserve">, input, </w:t>
-      </w:r>
-      <w:proofErr w:type="spellStart"/>
-      <w:r>
-        <w:t>ctx</w:t>
-      </w:r>
-      <w:proofErr w:type="spellEnd"/>
-      <w:r>
-        <w:t>) {</w:t>
-      </w:r>
-    </w:p>
-    <w:p>
-      <w:pPr>
-        <w:spacing w:before="360" w:after="80"/>
-        <w:jc w:val="center"/>
-      </w:pPr>
-      <w:r>
-        <w:t xml:space="preserve">    return </w:t>
-      </w:r>
-      <w:proofErr w:type="spellStart"/>
-      <w:r>
-        <w:t>ipcRenderer.invoke</w:t>
-      </w:r>
-      <w:proofErr w:type="spellEnd"/>
-      <w:r>
-        <w:t>('</w:t>
-      </w:r>
-      <w:proofErr w:type="spellStart"/>
-      <w:proofErr w:type="gramStart"/>
-      <w:r>
-        <w:t>tool:execute</w:t>
-      </w:r>
-      <w:proofErr w:type="spellEnd"/>
-      <w:proofErr w:type="gramEnd"/>
-      <w:r>
-        <w:t xml:space="preserve">', </w:t>
-      </w:r>
-      <w:proofErr w:type="gramStart"/>
-      <w:r>
-        <w:t xml:space="preserve">{ </w:t>
-      </w:r>
-      <w:proofErr w:type="spellStart"/>
-      <w:r>
-        <w:t>toolId</w:t>
-      </w:r>
-      <w:proofErr w:type="spellEnd"/>
-      <w:proofErr w:type="gramEnd"/>
-      <w:r>
-        <w:t xml:space="preserve">, input, </w:t>
-      </w:r>
-      <w:proofErr w:type="spellStart"/>
-      <w:r>
-        <w:t>ctx</w:t>
-      </w:r>
-      <w:proofErr w:type="spellEnd"/>
-      <w:r>
-        <w:t xml:space="preserve">: </w:t>
-      </w:r>
-      <w:proofErr w:type="spellStart"/>
-      <w:r>
-        <w:t>serializableCtx</w:t>
-      </w:r>
-      <w:proofErr w:type="spellEnd"/>
-      <w:r>
-        <w:t>(</w:t>
-      </w:r>
-      <w:proofErr w:type="spellStart"/>
-      <w:r>
-        <w:t>ctx</w:t>
-      </w:r>
-      <w:proofErr w:type="spellEnd"/>
-      <w:proofErr w:type="gramStart"/>
-      <w:r>
-        <w:t>) }</w:t>
-      </w:r>
-      <w:proofErr w:type="gramEnd"/>
-      <w:r>
-        <w:t>);</w:t>
+        <w:t>class IpcToolRuntime implements ToolRuntime {</w:t>
+      </w:r>
+    </w:p>
+    <w:p>
+      <w:pPr>
+        <w:spacing w:before="360" w:after="80"/>
+        <w:jc w:val="center"/>
+      </w:pPr>
+      <w:r>
+        <w:t xml:space="preserve">  run(toolId, input, ctx) {</w:t>
+      </w:r>
+    </w:p>
+    <w:p>
+      <w:pPr>
+        <w:spacing w:before="360" w:after="80"/>
+        <w:jc w:val="center"/>
+      </w:pPr>
+      <w:r>
+        <w:t xml:space="preserve">    return ipcRenderer.invoke('tool:execute', { toolId, input, ctx: serializableCtx(ctx) });</w:t>
       </w:r>
     </w:p>
     <w:p>
@@ -28502,76 +24169,16 @@
         <w:jc w:val="center"/>
       </w:pPr>
       <w:r>
-        <w:t>The route depends on </w:t>
-      </w:r>
-      <w:proofErr w:type="spellStart"/>
-      <w:r>
-        <w:t>ToolRuntime</w:t>
-      </w:r>
-      <w:proofErr w:type="spellEnd"/>
-      <w:r>
-        <w:t>, not on tools directly. The runner is the implementation of </w:t>
-      </w:r>
-      <w:proofErr w:type="spellStart"/>
-      <w:r>
-        <w:t>InProcessToolRuntime</w:t>
-      </w:r>
-      <w:proofErr w:type="spellEnd"/>
-      <w:r>
-        <w:t>. Migration to Electron is one constructor swap + the IPC bridge.</w:t>
-      </w:r>
-    </w:p>
-    <w:p>
-      <w:pPr>
-        <w:spacing w:before="360" w:after="80"/>
-        <w:jc w:val="center"/>
-      </w:pPr>
-      <w:proofErr w:type="spellStart"/>
-      <w:r>
-        <w:t>ToolContext</w:t>
-      </w:r>
-      <w:proofErr w:type="spellEnd"/>
-      <w:r>
-        <w:t xml:space="preserve"> must be serializable. </w:t>
-      </w:r>
-      <w:proofErr w:type="spellStart"/>
-      <w:r>
-        <w:t>AbortSignal</w:t>
-      </w:r>
-      <w:proofErr w:type="spellEnd"/>
-      <w:r>
-        <w:t xml:space="preserve"> isn't trivially serializable — the IPC bridge fakes it via a parallel </w:t>
-      </w:r>
-      <w:proofErr w:type="spellStart"/>
-      <w:r>
-        <w:t>ipcRenderer.invoke</w:t>
-      </w:r>
-      <w:proofErr w:type="spellEnd"/>
-      <w:r>
-        <w:t>('</w:t>
-      </w:r>
-      <w:proofErr w:type="spellStart"/>
-      <w:proofErr w:type="gramStart"/>
-      <w:r>
-        <w:t>tool:cancel</w:t>
-      </w:r>
-      <w:proofErr w:type="spellEnd"/>
-      <w:proofErr w:type="gramEnd"/>
-      <w:r>
-        <w:t xml:space="preserve">', </w:t>
-      </w:r>
-      <w:proofErr w:type="gramStart"/>
-      <w:r>
-        <w:t xml:space="preserve">{ </w:t>
-      </w:r>
-      <w:proofErr w:type="spellStart"/>
-      <w:r>
-        <w:t>executionId</w:t>
-      </w:r>
-      <w:proofErr w:type="spellEnd"/>
-      <w:proofErr w:type="gramEnd"/>
-      <w:r>
-        <w:t xml:space="preserve"> }) channel that the main process listens for and converts to a local abort. Worth designing for; not yet implementing.</w:t>
+        <w:t>The route depends on ToolRuntime, not on tools directly. The runner is the implementation of InProcessToolRuntime. Migration to Electron is one constructor swap + the IPC bridge.</w:t>
+      </w:r>
+    </w:p>
+    <w:p>
+      <w:pPr>
+        <w:spacing w:before="360" w:after="80"/>
+        <w:jc w:val="center"/>
+      </w:pPr>
+      <w:r>
+        <w:t>ToolContext must be serializable. AbortSignal isn't trivially serializable — the IPC bridge fakes it via a parallel ipcRenderer.invoke('tool:cancel', { executionId }) channel that the main process listens for and converts to a local abort. Worth designing for; not yet implementing.</w:t>
       </w:r>
     </w:p>
     <w:p>
@@ -28606,23 +24213,7 @@
         <w:jc w:val="center"/>
       </w:pPr>
       <w:r>
-        <w:t>No closures over Next-specific objects. Tools must not reference </w:t>
-      </w:r>
-      <w:proofErr w:type="spellStart"/>
-      <w:r>
-        <w:t>req</w:t>
-      </w:r>
-      <w:proofErr w:type="spellEnd"/>
-      <w:r>
-        <w:t>, Response, </w:t>
-      </w:r>
-      <w:proofErr w:type="spellStart"/>
-      <w:r>
-        <w:t>NextResponse</w:t>
-      </w:r>
-      <w:proofErr w:type="spellEnd"/>
-      <w:r>
-        <w:t>, etc.</w:t>
+        <w:t>No closures over Next-specific objects. Tools must not reference req, Response, NextResponse, etc.</w:t>
       </w:r>
     </w:p>
     <w:p>
@@ -28674,166 +24265,41 @@
         <w:jc w:val="center"/>
       </w:pPr>
       <w:r>
-        <w:t xml:space="preserve">Step 1 — Foundations (no </w:t>
-      </w:r>
-      <w:proofErr w:type="spellStart"/>
-      <w:r>
-        <w:t>behavioral</w:t>
-      </w:r>
-      <w:proofErr w:type="spellEnd"/>
-      <w:r>
-        <w:t xml:space="preserve"> change)</w:t>
-      </w:r>
-    </w:p>
-    <w:p>
-      <w:pPr>
-        <w:spacing w:before="360" w:after="80"/>
-        <w:jc w:val="center"/>
-      </w:pPr>
-      <w:r>
-        <w:t>1.1. Add JARVIS_WORKSPACE_ROOT to env config (runtime/</w:t>
-      </w:r>
-      <w:proofErr w:type="spellStart"/>
-      <w:r>
-        <w:t>config.ts</w:t>
-      </w:r>
-      <w:proofErr w:type="spellEnd"/>
-      <w:r>
-        <w:t>), default ~/</w:t>
-      </w:r>
-      <w:proofErr w:type="spellStart"/>
-      <w:r>
-        <w:t>jarvis</w:t>
-      </w:r>
-      <w:proofErr w:type="spellEnd"/>
-      <w:r>
-        <w:t>-workspace. Tools-enabled flag: JARVIS_TOOLS_ENABLED (default false).</w:t>
+        <w:t>Step 1 — Foundations (no behavioral change)</w:t>
+      </w:r>
+    </w:p>
+    <w:p>
+      <w:pPr>
+        <w:spacing w:before="360" w:after="80"/>
+        <w:jc w:val="center"/>
+      </w:pPr>
+      <w:r>
+        <w:t>1.1. Add JARVIS_WORKSPACE_ROOT to env config (runtime/config.ts), default ~/jarvis-workspace. Tools-enabled flag: JARVIS_TOOLS_ENABLED (default false).</w:t>
       </w:r>
       <w:r>
         <w:br/>
-        <w:t>1.2. Add </w:t>
-      </w:r>
-      <w:proofErr w:type="spellStart"/>
-      <w:proofErr w:type="gramStart"/>
-      <w:r>
-        <w:t>resolveSafePath</w:t>
-      </w:r>
-      <w:proofErr w:type="spellEnd"/>
-      <w:r>
-        <w:t>(</w:t>
-      </w:r>
-      <w:proofErr w:type="gramEnd"/>
-      <w:r>
-        <w:t>) utility in </w:t>
-      </w:r>
-      <w:proofErr w:type="spellStart"/>
-      <w:r>
-        <w:t>src</w:t>
-      </w:r>
-      <w:proofErr w:type="spellEnd"/>
-      <w:r>
-        <w:t>/lib/fs/</w:t>
-      </w:r>
-      <w:proofErr w:type="gramStart"/>
-      <w:r>
-        <w:t>safe-</w:t>
-      </w:r>
-      <w:proofErr w:type="spellStart"/>
-      <w:r>
-        <w:t>path</w:t>
-      </w:r>
-      <w:proofErr w:type="gramEnd"/>
-      <w:r>
-        <w:t>.ts</w:t>
-      </w:r>
-      <w:proofErr w:type="spellEnd"/>
-      <w:r>
-        <w:t>. Full test coverage for the attack vectors listed in §7.</w:t>
+        <w:t>1.2. Add resolveSafePath() utility in src/lib/fs/safe-path.ts. Full test coverage for the attack vectors listed in §7.</w:t>
       </w:r>
       <w:r>
         <w:br/>
-        <w:t>1.3. Add </w:t>
-      </w:r>
-      <w:proofErr w:type="spellStart"/>
-      <w:r>
-        <w:t>tool_calls</w:t>
-      </w:r>
-      <w:proofErr w:type="spellEnd"/>
-      <w:r>
-        <w:t>, rollbacks, approvals tables to </w:t>
-      </w:r>
-      <w:proofErr w:type="spellStart"/>
-      <w:r>
-        <w:t>src</w:t>
-      </w:r>
-      <w:proofErr w:type="spellEnd"/>
-      <w:r>
-        <w:t>/lib/</w:t>
-      </w:r>
-      <w:proofErr w:type="spellStart"/>
-      <w:r>
-        <w:t>db</w:t>
-      </w:r>
-      <w:proofErr w:type="spellEnd"/>
-      <w:r>
-        <w:t>/</w:t>
-      </w:r>
-      <w:proofErr w:type="spellStart"/>
-      <w:r>
-        <w:t>schema.ts</w:t>
-      </w:r>
-      <w:proofErr w:type="spellEnd"/>
-      <w:r>
-        <w:t>. Add CRUD helpers (src/lib/db/tool_calls.ts, src/lib/db/approvals.ts, src/lib/db/rollbacks.ts).</w:t>
+        <w:t>1.3. Add tool_calls, rollbacks, approvals tables to src/lib/db/schema.ts. Add CRUD helpers (src/lib/db/tool_calls.ts, src/lib/db/approvals.ts, src/lib/db/rollbacks.ts).</w:t>
       </w:r>
       <w:r>
         <w:br/>
-        <w:t>1.4. Add boot-time check that refuses to start the Next server if it would bind non-loopback while JARVIS_TOOLS_ENABLED=true. Lives in </w:t>
-      </w:r>
-      <w:proofErr w:type="spellStart"/>
-      <w:r>
-        <w:t>next.config.ts</w:t>
-      </w:r>
-      <w:proofErr w:type="spellEnd"/>
-      <w:r>
-        <w:t> or a startup module.</w:t>
+        <w:t>1.4. Add boot-time check that refuses to start the Next server if it would bind non-loopback while JARVIS_TOOLS_ENABLED=true. Lives in next.config.ts or a startup module.</w:t>
       </w:r>
       <w:r>
         <w:br/>
-        <w:t>1.5. Add </w:t>
-      </w:r>
-      <w:proofErr w:type="spellStart"/>
-      <w:r>
-        <w:t>execution_id</w:t>
-      </w:r>
-      <w:proofErr w:type="spellEnd"/>
-      <w:r>
-        <w:t xml:space="preserve"> TEXT column to </w:t>
-      </w:r>
-      <w:proofErr w:type="spellStart"/>
-      <w:r>
-        <w:t>telemetry_events</w:t>
-      </w:r>
-      <w:proofErr w:type="spellEnd"/>
-      <w:r>
-        <w:t>; backfill is N/A (empty for old rows).</w:t>
-      </w:r>
-    </w:p>
-    <w:p>
-      <w:pPr>
-        <w:spacing w:before="360" w:after="80"/>
-        <w:jc w:val="center"/>
-      </w:pPr>
-      <w:r>
-        <w:t xml:space="preserve">Acceptance: all gates green. No new user-visible </w:t>
-      </w:r>
-      <w:proofErr w:type="spellStart"/>
-      <w:r>
-        <w:t>behavior</w:t>
-      </w:r>
-      <w:proofErr w:type="spellEnd"/>
-      <w:r>
-        <w:t>.</w:t>
+        <w:t>1.5. Add execution_id TEXT column to telemetry_events; backfill is N/A (empty for old rows).</w:t>
+      </w:r>
+    </w:p>
+    <w:p>
+      <w:pPr>
+        <w:spacing w:before="360" w:after="80"/>
+        <w:jc w:val="center"/>
+      </w:pPr>
+      <w:r>
+        <w:t>Acceptance: all gates green. No new user-visible behavior.</w:t>
       </w:r>
     </w:p>
     <w:p>
@@ -28862,35 +24328,11 @@
         <w:jc w:val="center"/>
       </w:pPr>
       <w:r>
-        <w:t>2.1. Change </w:t>
-      </w:r>
-      <w:proofErr w:type="spellStart"/>
-      <w:r>
-        <w:t>enforceRouterSafety</w:t>
-      </w:r>
-      <w:proofErr w:type="spellEnd"/>
-      <w:r>
-        <w:t> to only return a response for BLOCK. CONFIRM_* returns null.</w:t>
+        <w:t>2.1. Change enforceRouterSafety to only return a response for BLOCK. CONFIRM_* returns null.</w:t>
       </w:r>
       <w:r>
         <w:br/>
-        <w:t xml:space="preserve">2.2. The </w:t>
-      </w:r>
-      <w:proofErr w:type="spellStart"/>
-      <w:r>
-        <w:t>safety_tag</w:t>
-      </w:r>
-      <w:proofErr w:type="spellEnd"/>
-      <w:r>
-        <w:t xml:space="preserve"> is still attached to </w:t>
-      </w:r>
-      <w:proofErr w:type="spellStart"/>
-      <w:r>
-        <w:t>RouterDecision</w:t>
-      </w:r>
-      <w:proofErr w:type="spellEnd"/>
-      <w:r>
-        <w:t> and propagated to model context (for the runner to read later) and telemetry.</w:t>
+        <w:t>2.2. The safety_tag is still attached to RouterDecision and propagated to model context (for the runner to read later) and telemetry.</w:t>
       </w:r>
       <w:r>
         <w:br/>
@@ -28921,146 +24363,19 @@
         <w:jc w:val="center"/>
       </w:pPr>
       <w:r>
-        <w:t>3.1. Define </w:t>
-      </w:r>
-      <w:proofErr w:type="spellStart"/>
-      <w:r>
-        <w:t>ToolRuntime</w:t>
-      </w:r>
-      <w:proofErr w:type="spellEnd"/>
-      <w:r>
-        <w:t> interface, </w:t>
-      </w:r>
-      <w:proofErr w:type="spellStart"/>
-      <w:r>
-        <w:t>InProcessToolRuntime</w:t>
-      </w:r>
-      <w:proofErr w:type="spellEnd"/>
-      <w:r>
-        <w:t> class.</w:t>
+        <w:t>3.1. Define ToolRuntime interface, InProcessToolRuntime class.</w:t>
       </w:r>
       <w:r>
         <w:br/>
-        <w:t>3.2. Define </w:t>
-      </w:r>
-      <w:proofErr w:type="spellStart"/>
-      <w:r>
-        <w:t>ToolContext</w:t>
-      </w:r>
-      <w:proofErr w:type="spellEnd"/>
-      <w:r>
-        <w:t xml:space="preserve"> = </w:t>
-      </w:r>
-      <w:proofErr w:type="gramStart"/>
-      <w:r>
-        <w:t xml:space="preserve">{ </w:t>
-      </w:r>
-      <w:proofErr w:type="spellStart"/>
-      <w:r>
-        <w:t>executionId</w:t>
-      </w:r>
-      <w:proofErr w:type="spellEnd"/>
-      <w:proofErr w:type="gramEnd"/>
-      <w:r>
-        <w:t xml:space="preserve">, </w:t>
-      </w:r>
-      <w:proofErr w:type="spellStart"/>
-      <w:r>
-        <w:t>sessionId</w:t>
-      </w:r>
-      <w:proofErr w:type="spellEnd"/>
-      <w:r>
-        <w:t xml:space="preserve">, signal, </w:t>
-      </w:r>
-      <w:proofErr w:type="spellStart"/>
-      <w:r>
-        <w:t>timeoutMs</w:t>
-      </w:r>
-      <w:proofErr w:type="spellEnd"/>
-      <w:r>
-        <w:t>, runtime, decision }.</w:t>
+        <w:t>3.2. Define ToolContext = { executionId, sessionId, signal, timeoutMs, runtime, decision }.</w:t>
       </w:r>
       <w:r>
         <w:br/>
-        <w:t>3.3. Extend Tool interface with </w:t>
-      </w:r>
-      <w:proofErr w:type="spellStart"/>
-      <w:r>
-        <w:t>inputSchema</w:t>
-      </w:r>
-      <w:proofErr w:type="spellEnd"/>
-      <w:r>
-        <w:t xml:space="preserve">: </w:t>
-      </w:r>
-      <w:proofErr w:type="spellStart"/>
-      <w:r>
-        <w:t>ZodSchema</w:t>
-      </w:r>
-      <w:proofErr w:type="spellEnd"/>
-      <w:r>
-        <w:t>, </w:t>
-      </w:r>
-      <w:proofErr w:type="spellStart"/>
-      <w:r>
-        <w:t>scopeOf</w:t>
-      </w:r>
-      <w:proofErr w:type="spellEnd"/>
-      <w:r>
-        <w:t>(input): string, </w:t>
-      </w:r>
-      <w:proofErr w:type="spellStart"/>
-      <w:r>
-        <w:t>reversibilityClass</w:t>
-      </w:r>
-      <w:proofErr w:type="spellEnd"/>
-      <w:r>
-        <w:t>, </w:t>
-      </w:r>
-      <w:proofErr w:type="spellStart"/>
-      <w:r>
-        <w:t>timeoutMs</w:t>
-      </w:r>
-      <w:proofErr w:type="spellEnd"/>
-      <w:r>
-        <w:t>.</w:t>
+        <w:t>3.3. Extend Tool interface with inputSchema: ZodSchema, scopeOf(input): string, reversibilityClass, timeoutMs.</w:t>
       </w:r>
       <w:r>
         <w:br/>
-        <w:t>3.4. Implement </w:t>
-      </w:r>
-      <w:proofErr w:type="spellStart"/>
-      <w:proofErr w:type="gramStart"/>
-      <w:r>
-        <w:t>runTool</w:t>
-      </w:r>
-      <w:proofErr w:type="spellEnd"/>
-      <w:r>
-        <w:t>({ tool</w:t>
-      </w:r>
-      <w:proofErr w:type="gramEnd"/>
-      <w:r>
-        <w:t xml:space="preserve">, input, decision, </w:t>
-      </w:r>
-      <w:proofErr w:type="spellStart"/>
-      <w:r>
-        <w:t>sessionId</w:t>
-      </w:r>
-      <w:proofErr w:type="spellEnd"/>
-      <w:r>
-        <w:t xml:space="preserve">, </w:t>
-      </w:r>
-      <w:proofErr w:type="spellStart"/>
-      <w:proofErr w:type="gramStart"/>
-      <w:r>
-        <w:t>parentSignal</w:t>
-      </w:r>
-      <w:proofErr w:type="spellEnd"/>
-      <w:r>
-        <w:t xml:space="preserve"> }</w:t>
-      </w:r>
-      <w:proofErr w:type="gramEnd"/>
-      <w:r>
-        <w:t>):</w:t>
+        <w:t>3.4. Implement runTool({ tool, input, decision, sessionId, parentSignal }):</w:t>
       </w:r>
     </w:p>
     <w:p>
@@ -29086,23 +24401,7 @@
         <w:jc w:val="center"/>
       </w:pPr>
       <w:r>
-        <w:t>authorize (</w:t>
-      </w:r>
-      <w:proofErr w:type="spellStart"/>
-      <w:r>
-        <w:t>safety_tag</w:t>
-      </w:r>
-      <w:proofErr w:type="spellEnd"/>
-      <w:r>
-        <w:t xml:space="preserve"> vs </w:t>
-      </w:r>
-      <w:proofErr w:type="spellStart"/>
-      <w:r>
-        <w:t>requiredSafetyTag</w:t>
-      </w:r>
-      <w:proofErr w:type="spellEnd"/>
-      <w:r>
-        <w:t>)</w:t>
+        <w:t>authorize (safety_tag vs requiredSafetyTag)</w:t>
       </w:r>
     </w:p>
     <w:p>
@@ -29128,15 +24427,7 @@
         <w:jc w:val="center"/>
       </w:pPr>
       <w:r>
-        <w:t>record </w:t>
-      </w:r>
-      <w:proofErr w:type="spellStart"/>
-      <w:r>
-        <w:t>tool_calls</w:t>
-      </w:r>
-      <w:proofErr w:type="spellEnd"/>
-      <w:r>
-        <w:t> row (PENDING)</w:t>
+        <w:t>record tool_calls row (PENDING)</w:t>
       </w:r>
     </w:p>
     <w:p>
@@ -29150,15 +24441,7 @@
       </w:pPr>
       <w:r>
         <w:lastRenderedPageBreak/>
-        <w:t xml:space="preserve">return {kind: 'pending', </w:t>
-      </w:r>
-      <w:proofErr w:type="spellStart"/>
-      <w:r>
-        <w:t>executionId</w:t>
-      </w:r>
-      <w:proofErr w:type="spellEnd"/>
-      <w:r>
-        <w:t>} OR execute and return result</w:t>
+        <w:t>return {kind: 'pending', executionId} OR execute and return result</w:t>
       </w:r>
       <w:r>
         <w:br/>
@@ -29175,17 +24458,7 @@
         <w:jc w:val="center"/>
       </w:pPr>
       <w:r>
-        <w:t>Acceptance: runner unit tests pass. Existing </w:t>
-      </w:r>
-      <w:proofErr w:type="spellStart"/>
-      <w:proofErr w:type="gramStart"/>
-      <w:r>
-        <w:t>mock.status</w:t>
-      </w:r>
-      <w:proofErr w:type="spellEnd"/>
-      <w:proofErr w:type="gramEnd"/>
-      <w:r>
-        <w:t> tool migrated to the new shape.</w:t>
+        <w:t>Acceptance: runner unit tests pass. Existing mock.status tool migrated to the new shape.</w:t>
       </w:r>
     </w:p>
     <w:p>
@@ -29211,40 +24484,16 @@
       </w:r>
       <w:r>
         <w:br/>
-        <w:t xml:space="preserve">4.3. Tests: APPROVED_SESSION </w:t>
-      </w:r>
-      <w:proofErr w:type="spellStart"/>
-      <w:r>
-        <w:t>honored</w:t>
-      </w:r>
-      <w:proofErr w:type="spellEnd"/>
-      <w:r>
-        <w:t xml:space="preserve"> for matching (session, tool, </w:t>
-      </w:r>
-      <w:proofErr w:type="spellStart"/>
-      <w:r>
-        <w:t>scope_hash</w:t>
-      </w:r>
-      <w:proofErr w:type="spellEnd"/>
-      <w:r>
-        <w:t>); expires after TTL; APPROVED_ONCE consumed exactly once.</w:t>
-      </w:r>
-    </w:p>
-    <w:p>
-      <w:pPr>
-        <w:spacing w:before="360" w:after="80"/>
-        <w:jc w:val="center"/>
-      </w:pPr>
-      <w:r>
-        <w:t xml:space="preserve">Acceptance: approval state </w:t>
-      </w:r>
-      <w:proofErr w:type="gramStart"/>
-      <w:r>
-        <w:t>is correctly persisted</w:t>
-      </w:r>
-      <w:proofErr w:type="gramEnd"/>
-      <w:r>
-        <w:t xml:space="preserve"> and queried.</w:t>
+        <w:t>4.3. Tests: APPROVED_SESSION honored for matching (session, tool, scope_hash); expires after TTL; APPROVED_ONCE consumed exactly once.</w:t>
+      </w:r>
+    </w:p>
+    <w:p>
+      <w:pPr>
+        <w:spacing w:before="360" w:after="80"/>
+        <w:jc w:val="center"/>
+      </w:pPr>
+      <w:r>
+        <w:t>Acceptance: approval state is correctly persisted and queried.</w:t>
       </w:r>
     </w:p>
     <w:p>
@@ -29262,65 +24511,15 @@
         <w:jc w:val="center"/>
       </w:pPr>
       <w:r>
-        <w:t>5.1. Add </w:t>
-      </w:r>
-      <w:proofErr w:type="spellStart"/>
-      <w:r>
-        <w:t>tool_proposed</w:t>
-      </w:r>
-      <w:proofErr w:type="spellEnd"/>
-      <w:r>
-        <w:t>, </w:t>
-      </w:r>
-      <w:proofErr w:type="spellStart"/>
-      <w:r>
-        <w:t>tool_pending</w:t>
-      </w:r>
-      <w:proofErr w:type="spellEnd"/>
-      <w:r>
-        <w:t> to </w:t>
-      </w:r>
-      <w:proofErr w:type="spellStart"/>
-      <w:r>
-        <w:t>StreamEvent</w:t>
-      </w:r>
-      <w:proofErr w:type="spellEnd"/>
-      <w:r>
-        <w:t> union.</w:t>
+        <w:t>5.1. Add tool_proposed, tool_pending to StreamEvent union.</w:t>
       </w:r>
       <w:r>
         <w:br/>
-        <w:t>5.2. New API route: POST /</w:t>
-      </w:r>
-      <w:proofErr w:type="spellStart"/>
-      <w:r>
-        <w:t>api</w:t>
-      </w:r>
-      <w:proofErr w:type="spellEnd"/>
-      <w:r>
-        <w:t>/chat/approvals/[</w:t>
-      </w:r>
-      <w:proofErr w:type="spellStart"/>
-      <w:r>
-        <w:t>executionId</w:t>
-      </w:r>
-      <w:proofErr w:type="spellEnd"/>
-      <w:r>
-        <w:t>] with body {decision: "APPROVED_ONCE" | "APPROVED_SESSION" | "DENIED"}.</w:t>
+        <w:t>5.2. New API route: POST /api/chat/approvals/[executionId] with body {decision: "APPROVED_ONCE" | "APPROVED_SESSION" | "DENIED"}.</w:t>
       </w:r>
       <w:r>
         <w:br/>
-        <w:t>5.3. On </w:t>
-      </w:r>
-      <w:proofErr w:type="spellStart"/>
-      <w:proofErr w:type="gramStart"/>
-      <w:r>
-        <w:t>runner.runTool</w:t>
-      </w:r>
-      <w:proofErr w:type="spellEnd"/>
-      <w:proofErr w:type="gramEnd"/>
-      <w:r>
-        <w:t>(...) returning {kind: 'pending'}, the route:</w:t>
+        <w:t>5.3. On runner.runTool(...) returning {kind: 'pending'}, the route:</w:t>
       </w:r>
     </w:p>
     <w:p>
@@ -29333,47 +24532,7 @@
         <w:jc w:val="center"/>
       </w:pPr>
       <w:r>
-        <w:t>emits a </w:t>
-      </w:r>
-      <w:proofErr w:type="spellStart"/>
-      <w:r>
-        <w:t>tool_pending</w:t>
-      </w:r>
-      <w:proofErr w:type="spellEnd"/>
-      <w:r>
-        <w:t> SSE event with {</w:t>
-      </w:r>
-      <w:proofErr w:type="spellStart"/>
-      <w:r>
-        <w:t>executionId</w:t>
-      </w:r>
-      <w:proofErr w:type="spellEnd"/>
-      <w:r>
-        <w:t xml:space="preserve">, </w:t>
-      </w:r>
-      <w:proofErr w:type="spellStart"/>
-      <w:r>
-        <w:t>toolId</w:t>
-      </w:r>
-      <w:proofErr w:type="spellEnd"/>
-      <w:r>
-        <w:t xml:space="preserve">, input, </w:t>
-      </w:r>
-      <w:proofErr w:type="spellStart"/>
-      <w:r>
-        <w:t>scope_hash</w:t>
-      </w:r>
-      <w:proofErr w:type="spellEnd"/>
-      <w:r>
-        <w:t xml:space="preserve">, </w:t>
-      </w:r>
-      <w:proofErr w:type="spellStart"/>
-      <w:r>
-        <w:t>requiredSafetyTag</w:t>
-      </w:r>
-      <w:proofErr w:type="spellEnd"/>
-      <w:r>
-        <w:t>}</w:t>
+        <w:t>emits a tool_pending SSE event with {executionId, toolId, input, scope_hash, requiredSafetyTag}</w:t>
       </w:r>
     </w:p>
     <w:p>
@@ -29386,23 +24545,7 @@
         <w:jc w:val="center"/>
       </w:pPr>
       <w:r>
-        <w:t xml:space="preserve">persists the conversation context (messages + </w:t>
-      </w:r>
-      <w:proofErr w:type="spellStart"/>
-      <w:r>
-        <w:t>tool_call_id</w:t>
-      </w:r>
-      <w:proofErr w:type="spellEnd"/>
-      <w:r>
-        <w:t xml:space="preserve">) keyed by </w:t>
-      </w:r>
-      <w:proofErr w:type="spellStart"/>
-      <w:r>
-        <w:t>execution_id</w:t>
-      </w:r>
-      <w:proofErr w:type="spellEnd"/>
-      <w:r>
-        <w:t xml:space="preserve"> so a resume can rebuild it</w:t>
+        <w:t>persists the conversation context (messages + tool_call_id) keyed by execution_id so a resume can rebuild it</w:t>
       </w:r>
     </w:p>
     <w:p>
@@ -29454,74 +24597,22 @@
         <w:jc w:val="center"/>
       </w:pPr>
       <w:r>
-        <w:t>6.1. </w:t>
-      </w:r>
-      <w:proofErr w:type="spellStart"/>
-      <w:proofErr w:type="gramStart"/>
-      <w:r>
-        <w:t>fs.read</w:t>
-      </w:r>
-      <w:proofErr w:type="gramEnd"/>
-      <w:r>
-        <w:t>_file</w:t>
-      </w:r>
-      <w:proofErr w:type="spellEnd"/>
-      <w:r>
-        <w:t> (ALLOW, PURE_READ, 5s timeout): reads bounded text via </w:t>
-      </w:r>
-      <w:proofErr w:type="spellStart"/>
-      <w:r>
-        <w:t>resolveSafePath</w:t>
-      </w:r>
-      <w:proofErr w:type="spellEnd"/>
-      <w:r>
-        <w:t>. Refuses binary unless asBase64: true flag. Refuses files &gt;1 MB.</w:t>
+        <w:t>6.1. fs.read_file (ALLOW, PURE_READ, 5s timeout): reads bounded text via resolveSafePath. Refuses binary unless asBase64: true flag. Refuses files &gt;1 MB.</w:t>
       </w:r>
       <w:r>
         <w:br/>
-        <w:t>6.2. </w:t>
-      </w:r>
-      <w:proofErr w:type="spellStart"/>
-      <w:proofErr w:type="gramStart"/>
-      <w:r>
-        <w:t>fs.list</w:t>
-      </w:r>
-      <w:proofErr w:type="gramEnd"/>
-      <w:r>
-        <w:t>_dir</w:t>
-      </w:r>
-      <w:proofErr w:type="spellEnd"/>
-      <w:r>
-        <w:t> (ALLOW, PURE_READ, 5s): returns up to 1000 entries with type + size + modified.</w:t>
+        <w:t>6.2. fs.list_dir (ALLOW, PURE_READ, 5s): returns up to 1000 entries with type + size + modified.</w:t>
       </w:r>
       <w:r>
         <w:br/>
       </w:r>
       <w:r>
         <w:lastRenderedPageBreak/>
-        <w:t>6.3. </w:t>
-      </w:r>
-      <w:proofErr w:type="spellStart"/>
-      <w:proofErr w:type="gramStart"/>
-      <w:r>
-        <w:t>fs.stat</w:t>
-      </w:r>
-      <w:proofErr w:type="spellEnd"/>
-      <w:proofErr w:type="gramEnd"/>
-      <w:r>
-        <w:t> (ALLOW, PURE_READ, 5s).</w:t>
+        <w:t>6.3. fs.stat (ALLOW, PURE_READ, 5s).</w:t>
       </w:r>
       <w:r>
         <w:br/>
-        <w:t xml:space="preserve">6.4. Tests: path traversal, </w:t>
-      </w:r>
-      <w:proofErr w:type="spellStart"/>
-      <w:r>
-        <w:t>symlink</w:t>
-      </w:r>
-      <w:proofErr w:type="spellEnd"/>
-      <w:r>
-        <w:t xml:space="preserve"> escape, protected pattern, size cap, depth cap.</w:t>
+        <w:t>6.4. Tests: path traversal, symlink escape, protected pattern, size cap, depth cap.</w:t>
       </w:r>
     </w:p>
     <w:p>
@@ -29548,93 +24639,19 @@
         <w:jc w:val="center"/>
       </w:pPr>
       <w:r>
-        <w:t>7.1. Extend </w:t>
-      </w:r>
-      <w:proofErr w:type="spellStart"/>
-      <w:r>
-        <w:t>GenerateOptions</w:t>
-      </w:r>
-      <w:proofErr w:type="spellEnd"/>
-      <w:r>
-        <w:t> with </w:t>
-      </w:r>
-      <w:proofErr w:type="gramStart"/>
-      <w:r>
-        <w:t>tools?:</w:t>
-      </w:r>
-      <w:proofErr w:type="gramEnd"/>
-      <w:r>
-        <w:t xml:space="preserve"> </w:t>
-      </w:r>
-      <w:proofErr w:type="gramStart"/>
-      <w:r>
-        <w:t>ProviderToolSpec[</w:t>
-      </w:r>
-      <w:proofErr w:type="gramEnd"/>
-      <w:r>
-        <w:t>].</w:t>
+        <w:t>7.1. Extend GenerateOptions with tools?: ProviderToolSpec[].</w:t>
       </w:r>
       <w:r>
         <w:br/>
-        <w:t>7.2. OpenAI provider: convert tool registry entries to OpenAI tools param; map streamed </w:t>
-      </w:r>
-      <w:proofErr w:type="spellStart"/>
-      <w:r>
-        <w:t>tool_calls</w:t>
-      </w:r>
-      <w:proofErr w:type="spellEnd"/>
-      <w:r>
-        <w:t> deltas to </w:t>
-      </w:r>
-      <w:proofErr w:type="spellStart"/>
-      <w:r>
-        <w:t>StreamEvent</w:t>
-      </w:r>
-      <w:proofErr w:type="spellEnd"/>
-      <w:r>
-        <w:t> types.</w:t>
+        <w:t>7.2. OpenAI provider: convert tool registry entries to OpenAI tools param; map streamed tool_calls deltas to StreamEvent types.</w:t>
       </w:r>
       <w:r>
         <w:br/>
-        <w:t>7.3. Anthropic provider: convert to messages-API tools param; map streamed </w:t>
-      </w:r>
-      <w:proofErr w:type="spellStart"/>
-      <w:r>
-        <w:t>content_block</w:t>
-      </w:r>
-      <w:proofErr w:type="spellEnd"/>
-      <w:r>
-        <w:t> of </w:t>
-      </w:r>
-      <w:proofErr w:type="spellStart"/>
-      <w:r>
-        <w:t>tool_use</w:t>
-      </w:r>
-      <w:proofErr w:type="spellEnd"/>
-      <w:r>
-        <w:t> type.</w:t>
+        <w:t>7.3. Anthropic provider: convert to messages-API tools param; map streamed content_block of tool_use type.</w:t>
       </w:r>
       <w:r>
         <w:br/>
-        <w:t>7.4. Route's stream loop: on </w:t>
-      </w:r>
-      <w:proofErr w:type="spellStart"/>
-      <w:r>
-        <w:t>tool_call_end</w:t>
-      </w:r>
-      <w:proofErr w:type="spellEnd"/>
-      <w:r>
-        <w:t>, hand to runner; if approved, append tool result message and call </w:t>
-      </w:r>
-      <w:proofErr w:type="spellStart"/>
-      <w:proofErr w:type="gramStart"/>
-      <w:r>
-        <w:t>provider.stream</w:t>
-      </w:r>
-      <w:proofErr w:type="spellEnd"/>
-      <w:proofErr w:type="gramEnd"/>
-      <w:r>
-        <w:t> again to continue.</w:t>
+        <w:t>7.4. Route's stream loop: on tool_call_end, hand to runner; if approved, append tool result message and call provider.stream again to continue.</w:t>
       </w:r>
       <w:r>
         <w:br/>
@@ -29647,23 +24664,7 @@
         <w:jc w:val="center"/>
       </w:pPr>
       <w:r>
-        <w:t xml:space="preserve">Acceptance: real chat flow — user </w:t>
-      </w:r>
-      <w:proofErr w:type="gramStart"/>
-      <w:r>
-        <w:t>asks</w:t>
-      </w:r>
-      <w:proofErr w:type="gramEnd"/>
-      <w:r>
-        <w:t xml:space="preserve"> "list files in notes/", model emits </w:t>
-      </w:r>
-      <w:proofErr w:type="spellStart"/>
-      <w:r>
-        <w:t>tool_call</w:t>
-      </w:r>
-      <w:proofErr w:type="spellEnd"/>
-      <w:r>
-        <w:t>, runner executes, model continues with the result.</w:t>
+        <w:t>Acceptance: real chat flow — user asks "list files in notes/", model emits tool_call, runner executes, model continues with the result.</w:t>
       </w:r>
     </w:p>
     <w:p>
@@ -29681,95 +24682,23 @@
         <w:jc w:val="center"/>
       </w:pPr>
       <w:r>
-        <w:t>8.1. </w:t>
-      </w:r>
-      <w:proofErr w:type="spellStart"/>
-      <w:proofErr w:type="gramStart"/>
-      <w:r>
-        <w:t>fs.write</w:t>
-      </w:r>
-      <w:proofErr w:type="gramEnd"/>
-      <w:r>
-        <w:t>_file</w:t>
-      </w:r>
-      <w:proofErr w:type="spellEnd"/>
-      <w:r>
-        <w:t> (CONFIRM_ONCE, REVERSIBLE_WRITE): temp-file dance, rollback record.</w:t>
+        <w:t>8.1. fs.write_file (CONFIRM_ONCE, REVERSIBLE_WRITE): temp-file dance, rollback record.</w:t>
       </w:r>
       <w:r>
         <w:br/>
-        <w:t>8.2. </w:t>
-      </w:r>
-      <w:proofErr w:type="spellStart"/>
-      <w:proofErr w:type="gramStart"/>
-      <w:r>
-        <w:t>fs.create</w:t>
-      </w:r>
-      <w:proofErr w:type="gramEnd"/>
-      <w:r>
-        <w:t>_file</w:t>
-      </w:r>
-      <w:proofErr w:type="spellEnd"/>
-      <w:r>
-        <w:t> (CONFIRM_ONCE, REVERSIBLE_WRITE): refuses if exists, rollback = unlink.</w:t>
+        <w:t>8.2. fs.create_file (CONFIRM_ONCE, REVERSIBLE_WRITE): refuses if exists, rollback = unlink.</w:t>
       </w:r>
       <w:r>
         <w:br/>
-        <w:t>8.3. </w:t>
-      </w:r>
-      <w:proofErr w:type="spellStart"/>
-      <w:proofErr w:type="gramStart"/>
-      <w:r>
-        <w:t>fs.rename</w:t>
-      </w:r>
-      <w:proofErr w:type="spellEnd"/>
-      <w:proofErr w:type="gramEnd"/>
-      <w:r>
-        <w:t> (CONFIRM_ONCE, REVERSIBLE_WRITE): rollback = inverse rename.</w:t>
+        <w:t>8.3. fs.rename (CONFIRM_ONCE, REVERSIBLE_WRITE): rollback = inverse rename.</w:t>
       </w:r>
       <w:r>
         <w:br/>
-        <w:t>8.4. </w:t>
-      </w:r>
-      <w:proofErr w:type="spellStart"/>
-      <w:proofErr w:type="gramStart"/>
-      <w:r>
-        <w:t>fs.delete</w:t>
-      </w:r>
-      <w:proofErr w:type="gramEnd"/>
-      <w:r>
-        <w:t>_file</w:t>
-      </w:r>
-      <w:proofErr w:type="spellEnd"/>
-      <w:r>
-        <w:t xml:space="preserve"> (CONFIRM_ALWAYS, REVERSIBLE_WRITE): move </w:t>
-      </w:r>
-      <w:proofErr w:type="gramStart"/>
-      <w:r>
-        <w:t>to .</w:t>
-      </w:r>
-      <w:proofErr w:type="spellStart"/>
-      <w:r>
-        <w:t>jarvis</w:t>
-      </w:r>
-      <w:proofErr w:type="spellEnd"/>
-      <w:proofErr w:type="gramEnd"/>
-      <w:r>
-        <w:t>-trash/, rollback = move back.</w:t>
+        <w:t>8.4. fs.delete_file (CONFIRM_ALWAYS, REVERSIBLE_WRITE): move to .jarvis-trash/, rollback = move back.</w:t>
       </w:r>
       <w:r>
         <w:br/>
-        <w:t>8.5. </w:t>
-      </w:r>
-      <w:proofErr w:type="spellStart"/>
-      <w:proofErr w:type="gramStart"/>
-      <w:r>
-        <w:t>fs.undo</w:t>
-      </w:r>
-      <w:proofErr w:type="spellEnd"/>
-      <w:proofErr w:type="gramEnd"/>
-      <w:r>
-        <w:t> (ALLOW, PURE_READ from user perspective): replays last rollback for session.</w:t>
+        <w:t>8.5. fs.undo (ALLOW, PURE_READ from user perspective): replays last rollback for session.</w:t>
       </w:r>
       <w:r>
         <w:br/>
@@ -29800,51 +24729,19 @@
         <w:jc w:val="center"/>
       </w:pPr>
       <w:r>
-        <w:t>9.1. Add _</w:t>
-      </w:r>
-      <w:proofErr w:type="spellStart"/>
-      <w:r>
-        <w:t>schema_migrations</w:t>
-      </w:r>
-      <w:proofErr w:type="spellEnd"/>
-      <w:r>
-        <w:t> table (audit P0 from previous round).</w:t>
+        <w:t>9.1. Add _schema_migrations table (audit P0 from previous round).</w:t>
       </w:r>
       <w:r>
         <w:br/>
-        <w:t>9.2. Fix message persistence duplicate-row bug (</w:t>
-      </w:r>
-      <w:proofErr w:type="spellStart"/>
-      <w:r>
-        <w:t>toApiMessage</w:t>
-      </w:r>
-      <w:proofErr w:type="spellEnd"/>
-      <w:r>
-        <w:t> forwards id).</w:t>
+        <w:t>9.2. Fix message persistence duplicate-row bug (toApiMessage forwards id).</w:t>
       </w:r>
       <w:r>
         <w:br/>
-        <w:t>9.3. </w:t>
-      </w:r>
-      <w:proofErr w:type="spellStart"/>
-      <w:r>
-        <w:t>globalThis</w:t>
-      </w:r>
-      <w:proofErr w:type="spellEnd"/>
-      <w:r>
-        <w:t> survival for the SQLite singleton (HMR leak).</w:t>
+        <w:t>9.3. globalThis survival for the SQLite singleton (HMR leak).</w:t>
       </w:r>
       <w:r>
         <w:br/>
-        <w:t>9.4. Populate </w:t>
-      </w:r>
-      <w:proofErr w:type="spellStart"/>
-      <w:r>
-        <w:t>session_id</w:t>
-      </w:r>
-      <w:proofErr w:type="spellEnd"/>
-      <w:r>
-        <w:t> on all telemetry events from the route.</w:t>
+        <w:t>9.4. Populate session_id on all telemetry events from the route.</w:t>
       </w:r>
       <w:r>
         <w:br/>
@@ -29918,13 +24815,8 @@
         <w:spacing w:before="360" w:after="80"/>
         <w:jc w:val="center"/>
       </w:pPr>
-      <w:proofErr w:type="spellStart"/>
-      <w:r>
-        <w:t>ToolRuntime</w:t>
-      </w:r>
-      <w:proofErr w:type="spellEnd"/>
-      <w:r>
-        <w:t> IPC bridge.</w:t>
+      <w:r>
+        <w:t>ToolRuntime IPC bridge.</w:t>
       </w:r>
     </w:p>
     <w:p>
@@ -30027,31 +24919,7 @@
         <w:jc w:val="center"/>
       </w:pPr>
       <w:r>
-        <w:t>Workspace root default. ~/</w:t>
-      </w:r>
-      <w:proofErr w:type="spellStart"/>
-      <w:r>
-        <w:t>jarvis</w:t>
-      </w:r>
-      <w:proofErr w:type="spellEnd"/>
-      <w:r>
-        <w:t>-workspace or ~/Documents/</w:t>
-      </w:r>
-      <w:proofErr w:type="spellStart"/>
-      <w:r>
-        <w:t>jarvis</w:t>
-      </w:r>
-      <w:proofErr w:type="spellEnd"/>
-      <w:r>
-        <w:t xml:space="preserve">-workspace or inside the project repo </w:t>
-      </w:r>
-      <w:proofErr w:type="gramStart"/>
-      <w:r>
-        <w:t>(./</w:t>
-      </w:r>
-      <w:proofErr w:type="gramEnd"/>
-      <w:r>
-        <w:t>workspace/)? Affects backup, sync (OneDrive!), and reset semantics.</w:t>
+        <w:t>Workspace root default. ~/jarvis-workspace or ~/Documents/jarvis-workspace or inside the project repo (./workspace/)? Affects backup, sync (OneDrive!), and reset semantics.</w:t>
       </w:r>
     </w:p>
     <w:p>
@@ -30116,15 +24984,7 @@
         <w:jc w:val="center"/>
       </w:pPr>
       <w:r>
-        <w:t xml:space="preserve">Trash sweep. Phase 2 doesn't include a sweep that </w:t>
-      </w:r>
-      <w:proofErr w:type="gramStart"/>
-      <w:r>
-        <w:t>actually deletes</w:t>
-      </w:r>
-      <w:proofErr w:type="gramEnd"/>
-      <w:r>
-        <w:t xml:space="preserve"> trashed files. Should it? At what age?</w:t>
+        <w:t>Trash sweep. Phase 2 doesn't include a sweep that actually deletes trashed files. Should it? At what age?</w:t>
       </w:r>
     </w:p>
     <w:p>
@@ -30176,15 +25036,7 @@
         <w:jc w:val="center"/>
       </w:pPr>
       <w:r>
-        <w:t xml:space="preserve">A tool registry where every tool is registered code, never </w:t>
-      </w:r>
-      <w:proofErr w:type="gramStart"/>
-      <w:r>
-        <w:t>model-defined</w:t>
-      </w:r>
-      <w:proofErr w:type="gramEnd"/>
-      <w:r>
-        <w:t>.</w:t>
+        <w:t>A tool registry where every tool is registered code, never model-defined.</w:t>
       </w:r>
     </w:p>
     <w:p>
@@ -30197,17 +25049,7 @@
         <w:jc w:val="center"/>
       </w:pPr>
       <w:r>
-        <w:t>A runner that cannot be bypassed (no </w:t>
-      </w:r>
-      <w:proofErr w:type="spellStart"/>
-      <w:proofErr w:type="gramStart"/>
-      <w:r>
-        <w:t>tool.execute</w:t>
-      </w:r>
-      <w:proofErr w:type="spellEnd"/>
-      <w:proofErr w:type="gramEnd"/>
-      <w:r>
-        <w:t>() direct calls outside the runner).</w:t>
+        <w:t>A runner that cannot be bypassed (no tool.execute() direct calls outside the runner).</w:t>
       </w:r>
     </w:p>
     <w:p>
@@ -30246,23 +25088,7 @@
         <w:jc w:val="center"/>
       </w:pPr>
       <w:r>
-        <w:t>A filesystem boundary that catches the realistic attack surface (</w:t>
-      </w:r>
-      <w:proofErr w:type="spellStart"/>
-      <w:r>
-        <w:t>symlink</w:t>
-      </w:r>
-      <w:proofErr w:type="spellEnd"/>
-      <w:r>
-        <w:t xml:space="preserve"> escape, path traversal, protected files, write to dangerous </w:t>
-      </w:r>
-      <w:proofErr w:type="spellStart"/>
-      <w:r>
-        <w:t>dirs</w:t>
-      </w:r>
-      <w:proofErr w:type="spellEnd"/>
-      <w:r>
-        <w:t>).</w:t>
+        <w:t>A filesystem boundary that catches the realistic attack surface (symlink escape, path traversal, protected files, write to dangerous dirs).</w:t>
       </w:r>
     </w:p>
     <w:p>
@@ -30301,15 +25127,7 @@
         <w:jc w:val="center"/>
       </w:pPr>
       <w:r>
-        <w:t>A </w:t>
-      </w:r>
-      <w:proofErr w:type="spellStart"/>
-      <w:r>
-        <w:t>ToolRuntime</w:t>
-      </w:r>
-      <w:proofErr w:type="spellEnd"/>
-      <w:r>
-        <w:t> seam that makes the Electron migration mechanical, not a rewrite.</w:t>
+        <w:t>A ToolRuntime seam that makes the Electron migration mechanical, not a rewrite.</w:t>
       </w:r>
     </w:p>
     <w:p>
@@ -30418,23 +25236,7 @@
         <w:jc w:val="center"/>
       </w:pPr>
       <w:r>
-        <w:t xml:space="preserve">Phase 4 makes JARVIS feel </w:t>
-      </w:r>
-      <w:proofErr w:type="spellStart"/>
-      <w:r>
-        <w:t>realtime</w:t>
-      </w:r>
-      <w:proofErr w:type="spellEnd"/>
-      <w:r>
-        <w:t xml:space="preserve"> by adding a push-to-talk voice layer over the existing text pipeline. It treats voice as a transport adapter, not a new authority surface: STT produces text that enters the same router/runtime/consent stack as typed input, and TTS streams the same assistant tokens that already render to the UI. No new permissions, no new tools, no wake word, no always-listening. The hard problems are latency, interruption, and clean cancellation propagation — not novel agent </w:t>
-      </w:r>
-      <w:proofErr w:type="spellStart"/>
-      <w:r>
-        <w:t>behavior</w:t>
-      </w:r>
-      <w:proofErr w:type="spellEnd"/>
-      <w:r>
-        <w:t>.</w:t>
+        <w:t>Phase 4 makes JARVIS feel realtime by adding a push-to-talk voice layer over the existing text pipeline. It treats voice as a transport adapter, not a new authority surface: STT produces text that enters the same router/runtime/consent stack as typed input, and TTS streams the same assistant tokens that already render to the UI. No new permissions, no new tools, no wake word, no always-listening. The hard problems are latency, interruption, and clean cancellation propagation — not novel agent behavior.</w:t>
       </w:r>
     </w:p>
     <w:p>
@@ -30453,7 +25255,7 @@
       </w:pPr>
       <w:r>
         <w:pict w14:anchorId="1E38AB0B">
-          <v:rect id="_x0000_i1082" style="width:0;height:0" o:hralign="center" o:hrstd="t" o:hr="t" fillcolor="#a0a0a0" stroked="f"/>
+          <v:rect id="_x0000_i1040" style="width:0;height:0" o:hralign="center" o:hrstd="t" o:hr="t" fillcolor="#a0a0a0" stroked="f"/>
         </w:pict>
       </w:r>
     </w:p>
@@ -30476,15 +25278,7 @@
       </w:r>
       <w:r>
         <w:br/>
-        <w:t xml:space="preserve">Device enumeration, mic capture, speaker playback, PTT button (UI + </w:t>
-      </w:r>
-      <w:proofErr w:type="spellStart"/>
-      <w:r>
-        <w:t>keybind</w:t>
-      </w:r>
-      <w:proofErr w:type="spellEnd"/>
-      <w:r>
-        <w:t>), VU meter, mute state, OS permission handling.</w:t>
+        <w:t>Device enumeration, mic capture, speaker playback, PTT button (UI + keybind), VU meter, mute state, OS permission handling.</w:t>
       </w:r>
     </w:p>
     <w:p>
@@ -30497,15 +25291,7 @@
       </w:r>
       <w:r>
         <w:br/>
-        <w:t>faster-whisper integration, streaming partial transcripts, language detection, silence/</w:t>
-      </w:r>
-      <w:proofErr w:type="spellStart"/>
-      <w:r>
-        <w:t>endpointing</w:t>
-      </w:r>
-      <w:proofErr w:type="spellEnd"/>
-      <w:r>
-        <w:t>, transcript → existing chat input path.</w:t>
+        <w:t>faster-whisper integration, streaming partial transcripts, language detection, silence/endpointing, transcript → existing chat input path.</w:t>
       </w:r>
     </w:p>
     <w:p>
@@ -30531,23 +25317,7 @@
       </w:r>
       <w:r>
         <w:br/>
-        <w:t xml:space="preserve">Token stream → sentence </w:t>
-      </w:r>
-      <w:proofErr w:type="spellStart"/>
-      <w:r>
-        <w:t>chunker</w:t>
-      </w:r>
-      <w:proofErr w:type="spellEnd"/>
-      <w:r>
-        <w:t xml:space="preserve"> → TTS queue → audio out. Concurrency model: producer (LLM stream), </w:t>
-      </w:r>
-      <w:proofErr w:type="spellStart"/>
-      <w:r>
-        <w:t>chunker</w:t>
-      </w:r>
-      <w:proofErr w:type="spellEnd"/>
-      <w:r>
-        <w:t>, synthesizer pool, player. Backpressure and ordering guarantees.</w:t>
+        <w:t>Token stream → sentence chunker → TTS queue → audio out. Concurrency model: producer (LLM stream), chunker, synthesizer pool, player. Backpressure and ordering guarantees.</w:t>
       </w:r>
     </w:p>
     <w:p>
@@ -30610,7 +25380,7 @@
       </w:pPr>
       <w:r>
         <w:pict w14:anchorId="7F0699BD">
-          <v:rect id="_x0000_i1083" style="width:0;height:0" o:hralign="center" o:hrstd="t" o:hr="t" fillcolor="#a0a0a0" stroked="f"/>
+          <v:rect id="_x0000_i1041" style="width:0;height:0" o:hralign="center" o:hrstd="t" o:hr="t" fillcolor="#a0a0a0" stroked="f"/>
         </w:pict>
       </w:r>
     </w:p>
@@ -30742,15 +25512,7 @@
         <w:jc w:val="center"/>
       </w:pPr>
       <w:r>
-        <w:t xml:space="preserve">Each subsection ships </w:t>
-      </w:r>
-      <w:proofErr w:type="gramStart"/>
-      <w:r>
-        <w:t>with:</w:t>
-      </w:r>
-      <w:proofErr w:type="gramEnd"/>
-      <w:r>
-        <w:t xml:space="preserve"> an off-switch, an eval row in the existing harness, and audit-log coverage.</w:t>
+        <w:t>Each subsection ships with: an off-switch, an eval row in the existing harness, and audit-log coverage.</w:t>
       </w:r>
     </w:p>
     <w:p>
@@ -30760,7 +25522,7 @@
       </w:pPr>
       <w:r>
         <w:pict w14:anchorId="3B44D235">
-          <v:rect id="_x0000_i1084" style="width:0;height:0" o:hralign="center" o:hrstd="t" o:hr="t" fillcolor="#a0a0a0" stroked="f"/>
+          <v:rect id="_x0000_i1042" style="width:0;height:0" o:hralign="center" o:hrstd="t" o:hr="t" fillcolor="#a0a0a0" stroked="f"/>
         </w:pict>
       </w:r>
     </w:p>
@@ -30879,15 +25641,7 @@
         <w:jc w:val="center"/>
       </w:pPr>
       <w:r>
-        <w:t xml:space="preserve">                            └──► 4D sentence </w:t>
-      </w:r>
-      <w:proofErr w:type="spellStart"/>
-      <w:r>
-        <w:t>chunker</w:t>
-      </w:r>
-      <w:proofErr w:type="spellEnd"/>
-      <w:r>
-        <w:t xml:space="preserve"> → 4C TTS → [Speaker]</w:t>
+        <w:t xml:space="preserve">                            └──► 4D sentence chunker → 4C TTS → [Speaker]</w:t>
       </w:r>
     </w:p>
     <w:p>
@@ -30949,15 +25703,7 @@
         <w:jc w:val="center"/>
       </w:pPr>
       <w:r>
-        <w:t xml:space="preserve">The router, safety classifier, consent gates, and </w:t>
-      </w:r>
-      <w:proofErr w:type="spellStart"/>
-      <w:r>
-        <w:t>personal_context</w:t>
-      </w:r>
-      <w:proofErr w:type="spellEnd"/>
-      <w:r>
-        <w:t xml:space="preserve"> boundary are unchanged and unaware that input came from a mic.</w:t>
+        <w:t>The router, safety classifier, consent gates, and personal_context boundary are unchanged and unaware that input came from a mic.</w:t>
       </w:r>
     </w:p>
     <w:p>
@@ -30983,15 +25729,7 @@
         <w:jc w:val="center"/>
       </w:pPr>
       <w:r>
-        <w:t xml:space="preserve">TTS speaks assistant prose only. Tool output, file contents, code blocks, and </w:t>
-      </w:r>
-      <w:proofErr w:type="spellStart"/>
-      <w:r>
-        <w:t>personal_context</w:t>
-      </w:r>
-      <w:proofErr w:type="spellEnd"/>
-      <w:r>
-        <w:t>-tagged text are not spoken unless a per-content-class toggle is explicitly enabled (default off).</w:t>
+        <w:t>TTS speaks assistant prose only. Tool output, file contents, code blocks, and personal_context-tagged text are not spoken unless a per-content-class toggle is explicitly enabled (default off).</w:t>
       </w:r>
     </w:p>
     <w:p>
@@ -31143,13 +25881,8 @@
               <w:jc w:val="center"/>
             </w:pPr>
             <w:r>
-              <w:t xml:space="preserve">Audio capture </w:t>
-            </w:r>
-            <w:proofErr w:type="gramStart"/>
-            <w:r>
-              <w:t>finalize</w:t>
-            </w:r>
-            <w:proofErr w:type="gramEnd"/>
+              <w:t>Audio capture finalize</w:t>
+            </w:r>
           </w:p>
         </w:tc>
         <w:tc>
@@ -31175,13 +25908,8 @@
               <w:jc w:val="center"/>
             </w:pPr>
             <w:r>
-              <w:t xml:space="preserve">50 </w:t>
-            </w:r>
-            <w:proofErr w:type="spellStart"/>
-            <w:r>
-              <w:t>ms</w:t>
-            </w:r>
-            <w:proofErr w:type="spellEnd"/>
+              <w:t>50 ms</w:t>
+            </w:r>
           </w:p>
         </w:tc>
         <w:tc>
@@ -31267,13 +25995,8 @@
               <w:jc w:val="center"/>
             </w:pPr>
             <w:r>
-              <w:t xml:space="preserve">300–600 </w:t>
-            </w:r>
-            <w:proofErr w:type="spellStart"/>
-            <w:r>
-              <w:t>ms</w:t>
-            </w:r>
-            <w:proofErr w:type="spellEnd"/>
+              <w:t>300–600 ms</w:t>
+            </w:r>
           </w:p>
         </w:tc>
         <w:tc>
@@ -31358,13 +26081,8 @@
               <w:jc w:val="center"/>
             </w:pPr>
             <w:r>
-              <w:t xml:space="preserve">&lt;50 </w:t>
-            </w:r>
-            <w:proofErr w:type="spellStart"/>
-            <w:r>
-              <w:t>ms</w:t>
-            </w:r>
-            <w:proofErr w:type="spellEnd"/>
+              <w:t>&lt;50 ms</w:t>
+            </w:r>
           </w:p>
         </w:tc>
         <w:tc>
@@ -31449,13 +26167,8 @@
               <w:jc w:val="center"/>
             </w:pPr>
             <w:r>
-              <w:t xml:space="preserve">400–900 </w:t>
-            </w:r>
-            <w:proofErr w:type="spellStart"/>
-            <w:r>
-              <w:t>ms</w:t>
-            </w:r>
-            <w:proofErr w:type="spellEnd"/>
+              <w:t>400–900 ms</w:t>
+            </w:r>
           </w:p>
         </w:tc>
         <w:tc>
@@ -31540,13 +26253,8 @@
               <w:jc w:val="center"/>
             </w:pPr>
             <w:r>
-              <w:t xml:space="preserve">+100–250 </w:t>
-            </w:r>
-            <w:proofErr w:type="spellStart"/>
-            <w:r>
-              <w:t>ms</w:t>
-            </w:r>
-            <w:proofErr w:type="spellEnd"/>
+              <w:t>+100–250 ms</w:t>
+            </w:r>
           </w:p>
         </w:tc>
         <w:tc>
@@ -31631,13 +26339,8 @@
               <w:jc w:val="center"/>
             </w:pPr>
             <w:r>
-              <w:t xml:space="preserve">150–400 </w:t>
-            </w:r>
-            <w:proofErr w:type="spellStart"/>
-            <w:r>
-              <w:t>ms</w:t>
-            </w:r>
-            <w:proofErr w:type="spellEnd"/>
+              <w:t>150–400 ms</w:t>
+            </w:r>
           </w:p>
         </w:tc>
         <w:tc>
@@ -31847,15 +26550,7 @@
         <w:jc w:val="center"/>
       </w:pPr>
       <w:r>
-        <w:t xml:space="preserve">Cloud Realtime API (4G) collapses STT+LLM+TTS into one socket and can hit p50 &lt;800 </w:t>
-      </w:r>
-      <w:proofErr w:type="spellStart"/>
-      <w:r>
-        <w:t>ms</w:t>
-      </w:r>
-      <w:proofErr w:type="spellEnd"/>
-      <w:r>
-        <w:t>, traded against privacy and cost.</w:t>
+        <w:t>Cloud Realtime API (4G) collapses STT+LLM+TTS into one socket and can hit p50 &lt;800 ms, traded against privacy and cost.</w:t>
       </w:r>
     </w:p>
     <w:p>
@@ -31877,15 +26572,7 @@
         <w:jc w:val="center"/>
       </w:pPr>
       <w:r>
-        <w:t xml:space="preserve">STT: produce partial transcripts every ~300 </w:t>
-      </w:r>
-      <w:proofErr w:type="spellStart"/>
-      <w:r>
-        <w:t>ms</w:t>
-      </w:r>
-      <w:proofErr w:type="spellEnd"/>
-      <w:r>
-        <w:t xml:space="preserve"> for UI display; commit only on endpoint. Final transcript is the input to the LLM, not partials (avoids speculative dispatch complexity in v1).</w:t>
+        <w:t>STT: produce partial transcripts every ~300 ms for UI display; commit only on endpoint. Final transcript is the input to the LLM, not partials (avoids speculative dispatch complexity in v1).</w:t>
       </w:r>
     </w:p>
     <w:p>
@@ -31898,15 +26585,7 @@
         <w:jc w:val="center"/>
       </w:pPr>
       <w:r>
-        <w:t xml:space="preserve">LLM → TTS: sentence-boundary </w:t>
-      </w:r>
-      <w:proofErr w:type="spellStart"/>
-      <w:r>
-        <w:t>chunker</w:t>
-      </w:r>
-      <w:proofErr w:type="spellEnd"/>
-      <w:r>
-        <w:t xml:space="preserve"> with min-chars threshold (e.g. ≥20 chars OR terminal punctuation) to avoid tiny choppy clips. Queue depth capped; producer blocks if synthesizer falls behind (backpressure, not buffering forever).</w:t>
+        <w:t>LLM → TTS: sentence-boundary chunker with min-chars threshold (e.g. ≥20 chars OR terminal punctuation) to avoid tiny choppy clips. Queue depth capped; producer blocks if synthesizer falls behind (backpressure, not buffering forever).</w:t>
       </w:r>
     </w:p>
     <w:p>
@@ -31977,15 +26656,7 @@
         <w:jc w:val="center"/>
       </w:pPr>
       <w:r>
-        <w:t xml:space="preserve">Cancel LLM stream (reuse existing </w:t>
-      </w:r>
-      <w:proofErr w:type="spellStart"/>
-      <w:r>
-        <w:t>AbortController</w:t>
-      </w:r>
-      <w:proofErr w:type="spellEnd"/>
-      <w:r>
-        <w:t xml:space="preserve"> path).</w:t>
+        <w:t>Cancel LLM stream (reuse existing AbortController path).</w:t>
       </w:r>
     </w:p>
     <w:p>
@@ -32043,7 +26714,7 @@
       </w:pPr>
       <w:r>
         <w:pict w14:anchorId="5A41207B">
-          <v:rect id="_x0000_i1085" style="width:0;height:0" o:hralign="center" o:hrstd="t" o:hr="t" fillcolor="#a0a0a0" stroked="f"/>
+          <v:rect id="_x0000_i1043" style="width:0;height:0" o:hralign="center" o:hrstd="t" o:hr="t" fillcolor="#a0a0a0" stroked="f"/>
         </w:pict>
       </w:r>
     </w:p>
@@ -32071,15 +26742,7 @@
         <w:jc w:val="center"/>
       </w:pPr>
       <w:r>
-        <w:t xml:space="preserve">I1 — Voice is input-equivalent. Voice transcripts pass through the same router, safety classifier, consent gates, and </w:t>
-      </w:r>
-      <w:proofErr w:type="spellStart"/>
-      <w:r>
-        <w:t>personal_context</w:t>
-      </w:r>
-      <w:proofErr w:type="spellEnd"/>
-      <w:r>
-        <w:t xml:space="preserve"> boundary as typed input. No code path injects voice text past these checks.</w:t>
+        <w:t>I1 — Voice is input-equivalent. Voice transcripts pass through the same router, safety classifier, consent gates, and personal_context boundary as typed input. No code path injects voice text past these checks.</w:t>
       </w:r>
     </w:p>
     <w:p>
@@ -32097,23 +26760,7 @@
         <w:jc w:val="center"/>
       </w:pPr>
       <w:r>
-        <w:t xml:space="preserve">I3 — TTS content filter. Assistant prose only. Tool outputs, file reads, </w:t>
-      </w:r>
-      <w:proofErr w:type="spellStart"/>
-      <w:r>
-        <w:t>personal_context</w:t>
-      </w:r>
-      <w:proofErr w:type="spellEnd"/>
-      <w:r>
-        <w:t xml:space="preserve"> content, and consent-tagged text are not synthesized unless user explicitly enables the matching category. Filter is enforced at the </w:t>
-      </w:r>
-      <w:proofErr w:type="spellStart"/>
-      <w:r>
-        <w:t>chunker</w:t>
-      </w:r>
-      <w:proofErr w:type="spellEnd"/>
-      <w:r>
-        <w:t>, not the player.</w:t>
+        <w:t>I3 — TTS content filter. Assistant prose only. Tool outputs, file reads, personal_context content, and consent-tagged text are not synthesized unless user explicitly enables the matching category. Filter is enforced at the chunker, not the player.</w:t>
       </w:r>
     </w:p>
     <w:p>
@@ -32131,17 +26778,7 @@
         <w:jc w:val="center"/>
       </w:pPr>
       <w:r>
-        <w:t>I5 — No autonomy gain. Voice does not enable wake words, scheduled speech, unsolicited output, or any new tool. The runtime's approval gating, read-only constraint, workspace bound, and </w:t>
-      </w:r>
-      <w:proofErr w:type="spellStart"/>
-      <w:proofErr w:type="gramStart"/>
-      <w:r>
-        <w:t>shell:false</w:t>
-      </w:r>
-      <w:proofErr w:type="spellEnd"/>
-      <w:proofErr w:type="gramEnd"/>
-      <w:r>
-        <w:t> are unchanged.</w:t>
+        <w:t>I5 — No autonomy gain. Voice does not enable wake words, scheduled speech, unsolicited output, or any new tool. The runtime's approval gating, read-only constraint, workspace bound, and shell:false are unchanged.</w:t>
       </w:r>
     </w:p>
     <w:p>
@@ -32190,15 +26827,7 @@
         <w:jc w:val="center"/>
       </w:pPr>
       <w:r>
-        <w:t>Transcripts: stored in existing session DB under existing consent rules. Marked with </w:t>
-      </w:r>
-      <w:proofErr w:type="spellStart"/>
-      <w:r>
-        <w:t>source:"voice</w:t>
-      </w:r>
-      <w:proofErr w:type="spellEnd"/>
-      <w:r>
-        <w:t>" for audit.</w:t>
+        <w:t>Transcripts: stored in existing session DB under existing consent rules. Marked with source:"voice" for audit.</w:t>
       </w:r>
     </w:p>
     <w:p>
@@ -32234,7 +26863,7 @@
       </w:pPr>
       <w:r>
         <w:pict w14:anchorId="0F87F7BD">
-          <v:rect id="_x0000_i1086" style="width:0;height:0" o:hralign="center" o:hrstd="t" o:hr="t" fillcolor="#a0a0a0" stroked="f"/>
+          <v:rect id="_x0000_i1044" style="width:0;height:0" o:hralign="center" o:hrstd="t" o:hr="t" fillcolor="#a0a0a0" stroked="f"/>
         </w:pict>
       </w:r>
     </w:p>
@@ -32723,15 +27352,7 @@
               <w:jc w:val="center"/>
             </w:pPr>
             <w:r>
-              <w:t xml:space="preserve">I3 content filter at </w:t>
-            </w:r>
-            <w:proofErr w:type="spellStart"/>
-            <w:r>
-              <w:t>chunker</w:t>
-            </w:r>
-            <w:proofErr w:type="spellEnd"/>
-            <w:r>
-              <w:t>; default-deny categories</w:t>
+              <w:t>I3 content filter at chunker; default-deny categories</w:t>
             </w:r>
           </w:p>
         </w:tc>
@@ -33442,15 +28063,7 @@
               <w:jc w:val="center"/>
             </w:pPr>
             <w:r>
-              <w:t xml:space="preserve">Transcript leaks </w:t>
-            </w:r>
-            <w:proofErr w:type="spellStart"/>
-            <w:r>
-              <w:t>personal_context</w:t>
-            </w:r>
-            <w:proofErr w:type="spellEnd"/>
-            <w:r>
-              <w:t xml:space="preserve"> into LLM prompt without consent</w:t>
+              <w:t>Transcript leaks personal_context into LLM prompt without consent</w:t>
             </w:r>
           </w:p>
         </w:tc>
@@ -33770,7 +28383,7 @@
       </w:pPr>
       <w:r>
         <w:pict w14:anchorId="6E37B419">
-          <v:rect id="_x0000_i1087" style="width:0;height:0" o:hralign="center" o:hrstd="t" o:hr="t" fillcolor="#a0a0a0" stroked="f"/>
+          <v:rect id="_x0000_i1045" style="width:0;height:0" o:hralign="center" o:hrstd="t" o:hr="t" fillcolor="#a0a0a0" stroked="f"/>
         </w:pict>
       </w:r>
     </w:p>
@@ -33832,23 +28445,7 @@
         <w:jc w:val="center"/>
       </w:pPr>
       <w:r>
-        <w:t xml:space="preserve">No TTS </w:t>
-      </w:r>
-      <w:proofErr w:type="gramStart"/>
-      <w:r>
-        <w:t>of:</w:t>
-      </w:r>
-      <w:proofErr w:type="gramEnd"/>
-      <w:r>
-        <w:t xml:space="preserve"> tool output, file content, code blocks, </w:t>
-      </w:r>
-      <w:proofErr w:type="spellStart"/>
-      <w:r>
-        <w:t>personal_context</w:t>
-      </w:r>
-      <w:proofErr w:type="spellEnd"/>
-      <w:r>
-        <w:t>-tagged text, audit log content, error stack traces. (Categories user-toggleable; all default off.)</w:t>
+        <w:t>No TTS of: tool output, file content, code blocks, personal_context-tagged text, audit log content, error stack traces. (Categories user-toggleable; all default off.)</w:t>
       </w:r>
     </w:p>
     <w:p>
@@ -33875,15 +28472,7 @@
         <w:jc w:val="center"/>
       </w:pPr>
       <w:r>
-        <w:t xml:space="preserve">No multi-speaker / </w:t>
-      </w:r>
-      <w:proofErr w:type="spellStart"/>
-      <w:r>
-        <w:t>diarization</w:t>
-      </w:r>
-      <w:proofErr w:type="spellEnd"/>
-      <w:r>
-        <w:t>. Single user assumed.</w:t>
+        <w:t>No multi-speaker / diarization. Single user assumed.</w:t>
       </w:r>
     </w:p>
     <w:p>
@@ -33971,7 +28560,7 @@
       </w:pPr>
       <w:r>
         <w:pict w14:anchorId="6A0503E3">
-          <v:rect id="_x0000_i1088" style="width:0;height:0" o:hralign="center" o:hrstd="t" o:hr="t" fillcolor="#a0a0a0" stroked="f"/>
+          <v:rect id="_x0000_i1046" style="width:0;height:0" o:hralign="center" o:hrstd="t" o:hr="t" fillcolor="#a0a0a0" stroked="f"/>
         </w:pict>
       </w:r>
     </w:p>
@@ -33999,15 +28588,7 @@
         <w:jc w:val="center"/>
       </w:pPr>
       <w:r>
-        <w:t xml:space="preserve">The design treats voice as a peripheral over the existing text pipeline, which is the only honest way to add a </w:t>
-      </w:r>
-      <w:proofErr w:type="spellStart"/>
-      <w:r>
-        <w:t>realtime</w:t>
-      </w:r>
-      <w:proofErr w:type="spellEnd"/>
-      <w:r>
-        <w:t xml:space="preserve"> modality without re-litigating Phase 3's consent and runtime safety work. The five invariants in §5 are the load-bearing pieces; if any of them slip — especially I2 (voice cannot approve) and I3 (TTS content filter) — Phase 4 becomes a backdoor around the boundaries Phase 3 spent four sub-phases establishing.</w:t>
+        <w:t>The design treats voice as a peripheral over the existing text pipeline, which is the only honest way to add a realtime modality without re-litigating Phase 3's consent and runtime safety work. The five invariants in §5 are the load-bearing pieces; if any of them slip — especially I2 (voice cannot approve) and I3 (TTS content filter) — Phase 4 becomes a backdoor around the boundaries Phase 3 spent four sub-phases establishing.</w:t>
       </w:r>
     </w:p>
     <w:p>
@@ -34065,15 +28646,7 @@
       </w:pPr>
       <w:r>
         <w:lastRenderedPageBreak/>
-        <w:t xml:space="preserve">If those three are respected, Phase 4 lands as a thin, well-bounded layer — and JARVIS gets the </w:t>
-      </w:r>
-      <w:proofErr w:type="spellStart"/>
-      <w:r>
-        <w:t>realtime</w:t>
-      </w:r>
-      <w:proofErr w:type="spellEnd"/>
-      <w:r>
-        <w:t xml:space="preserve"> feel without trading away the safety posture built in Phases 1–3.</w:t>
+        <w:t>If those three are respected, Phase 4 lands as a thin, well-bounded layer — and JARVIS gets the realtime feel without trading away the safety posture built in Phases 1–3.</w:t>
       </w:r>
     </w:p>
     <w:p>
@@ -38875,6 +33448,7 @@
   <w:style w:type="character" w:default="1" w:styleId="DefaultParagraphFont">
     <w:name w:val="Default Paragraph Font"/>
     <w:uiPriority w:val="1"/>
+    <w:semiHidden/>
     <w:unhideWhenUsed/>
   </w:style>
   <w:style w:type="table" w:default="1" w:styleId="TableNormal">
